--- a/Chatter-Admin-Guide.docx
+++ b/Chatter-Admin-Guide.docx
@@ -25,7 +25,7 @@
     </w:p>
     <w:p>
       <w:pPr>
-        <w:spacing w:after="120"/>
+        <w:spacing w:after="80"/>
         <w:jc w:val="center"/>
       </w:pPr>
       <w:r>
@@ -50,12 +50,12 @@
           <w:sz w:val="22"/>
           <w:szCs w:val="22"/>
         </w:rPr>
-        <w:t xml:space="preserve">User Management, Channels &amp; Server Administration</w:t>
-      </w:r>
-    </w:p>
-    <w:p>
-      <w:pPr>
-        <w:spacing w:after="0"/>
+        <w:t xml:space="preserve">Complete reference for server owners and admins</w:t>
+      </w:r>
+    </w:p>
+    <w:p>
+      <w:pPr>
+        <w:spacing w:after="80"/>
         <w:jc w:val="center"/>
       </w:pPr>
       <w:r>
@@ -87,15 +87,15 @@
           <w:b/>
           <w:bCs/>
           <w:color w:val="1E1F22"/>
-          <w:sz w:val="28"/>
-          <w:szCs w:val="28"/>
+          <w:sz w:val="30"/>
+          <w:szCs w:val="30"/>
         </w:rPr>
         <w:t xml:space="preserve">1. Administrator Overview</w:t>
       </w:r>
     </w:p>
     <w:p>
       <w:pPr>
-        <w:spacing w:after="120"/>
+        <w:spacing w:after="100"/>
       </w:pPr>
       <w:r>
         <w:rPr>
@@ -104,7 +104,7 @@
           <w:sz w:val="22"/>
           <w:szCs w:val="22"/>
         </w:rPr>
-        <w:t xml:space="preserve">As a Chatter administrator you have elevated privileges that allow you to manage channels, moderate messages, and oversee user accounts. This guide covers everything you need to keep your server running smoothly.</w:t>
+        <w:t xml:space="preserve">Administrators have elevated privileges to manage every aspect of the Chatter server — from renaming channels to moderating voice rooms. This guide covers all admin capabilities introduced as of version 1.0.</w:t>
       </w:r>
     </w:p>
     <w:p>
@@ -115,7 +115,7 @@
     <w:p>
       <w:pPr>
         <w:pStyle w:val="Heading2"/>
-        <w:spacing w:after="120" w:before="280"/>
+        <w:spacing w:after="100" w:before="260"/>
       </w:pPr>
       <w:r>
         <w:rPr>
@@ -126,7 +126,7 @@
           <w:sz w:val="24"/>
           <w:szCs w:val="24"/>
         </w:rPr>
-        <w:t xml:space="preserve">1.1 Admin vs Member Permissions</w:t>
+        <w:t xml:space="preserve">1.1 Permission Comparison</w:t>
       </w:r>
     </w:p>
     <w:p>
@@ -147,9 +147,9 @@
         </w:tblBorders>
       </w:tblPr>
       <w:tblGrid>
-        <w:gridCol w:w="3600"/>
-        <w:gridCol w:w="2880"/>
-        <w:gridCol w:w="2880"/>
+        <w:gridCol w:w="4200"/>
+        <w:gridCol w:w="2580"/>
+        <w:gridCol w:w="2580"/>
       </w:tblGrid>
       <w:tr>
         <w:trPr>
@@ -157,7 +157,7 @@
         </w:trPr>
         <w:tc>
           <w:tcPr>
-            <w:tcW w:type="dxa" w:w="3600"/>
+            <w:tcW w:type="dxa" w:w="4200"/>
             <w:tcBorders>
               <w:top w:val="single" w:color="5865F2" w:sz="1"/>
               <w:left w:val="single" w:color="5865F2" w:sz="1"/>
@@ -174,9 +174,6 @@
             <w:vAlign w:val="center"/>
           </w:tcPr>
           <w:p>
-            <w:pPr>
-              <w:jc w:val="left"/>
-            </w:pPr>
             <w:r>
               <w:rPr>
                 <w:rFonts w:ascii="Arial" w:cs="Arial" w:eastAsia="Arial" w:hAnsi="Arial"/>
@@ -192,7 +189,7 @@
         </w:tc>
         <w:tc>
           <w:tcPr>
-            <w:tcW w:type="dxa" w:w="2880"/>
+            <w:tcW w:type="dxa" w:w="2580"/>
             <w:tcBorders>
               <w:top w:val="single" w:color="5865F2" w:sz="1"/>
               <w:left w:val="single" w:color="5865F2" w:sz="1"/>
@@ -209,9 +206,6 @@
             <w:vAlign w:val="center"/>
           </w:tcPr>
           <w:p>
-            <w:pPr>
-              <w:jc w:val="left"/>
-            </w:pPr>
             <w:r>
               <w:rPr>
                 <w:rFonts w:ascii="Arial" w:cs="Arial" w:eastAsia="Arial" w:hAnsi="Arial"/>
@@ -227,7 +221,7 @@
         </w:tc>
         <w:tc>
           <w:tcPr>
-            <w:tcW w:type="dxa" w:w="2880"/>
+            <w:tcW w:type="dxa" w:w="2580"/>
             <w:tcBorders>
               <w:top w:val="single" w:color="5865F2" w:sz="1"/>
               <w:left w:val="single" w:color="5865F2" w:sz="1"/>
@@ -244,9 +238,6 @@
             <w:vAlign w:val="center"/>
           </w:tcPr>
           <w:p>
-            <w:pPr>
-              <w:jc w:val="left"/>
-            </w:pPr>
             <w:r>
               <w:rPr>
                 <w:rFonts w:ascii="Arial" w:cs="Arial" w:eastAsia="Arial" w:hAnsi="Arial"/>
@@ -264,7 +255,7 @@
       <w:tr>
         <w:tc>
           <w:tcPr>
-            <w:tcW w:type="dxa" w:w="3600"/>
+            <w:tcW w:type="dxa" w:w="4200"/>
             <w:tcBorders>
               <w:top w:val="single" w:color="DDDDDD" w:sz="1"/>
               <w:left w:val="single" w:color="DDDDDD" w:sz="1"/>
@@ -287,13 +278,13 @@
                 <w:sz w:val="20"/>
                 <w:szCs w:val="20"/>
               </w:rPr>
-              <w:t xml:space="preserve">Send messages</w:t>
-            </w:r>
-          </w:p>
-        </w:tc>
-        <w:tc>
-          <w:tcPr>
-            <w:tcW w:type="dxa" w:w="2880"/>
+              <w:t xml:space="preserve">Send &amp; receive messages</w:t>
+            </w:r>
+          </w:p>
+        </w:tc>
+        <w:tc>
+          <w:tcPr>
+            <w:tcW w:type="dxa" w:w="2580"/>
             <w:tcBorders>
               <w:top w:val="single" w:color="DDDDDD" w:sz="1"/>
               <w:left w:val="single" w:color="DDDDDD" w:sz="1"/>
@@ -316,13 +307,13 @@
                 <w:sz w:val="20"/>
                 <w:szCs w:val="20"/>
               </w:rPr>
-              <w:t xml:space="preserve">✓ Yes</w:t>
-            </w:r>
-          </w:p>
-        </w:tc>
-        <w:tc>
-          <w:tcPr>
-            <w:tcW w:type="dxa" w:w="2880"/>
+              <w:t xml:space="preserve">Yes</w:t>
+            </w:r>
+          </w:p>
+        </w:tc>
+        <w:tc>
+          <w:tcPr>
+            <w:tcW w:type="dxa" w:w="2580"/>
             <w:tcBorders>
               <w:top w:val="single" w:color="DDDDDD" w:sz="1"/>
               <w:left w:val="single" w:color="DDDDDD" w:sz="1"/>
@@ -345,7 +336,7 @@
                 <w:sz w:val="20"/>
                 <w:szCs w:val="20"/>
               </w:rPr>
-              <w:t xml:space="preserve">✓ Yes</w:t>
+              <w:t xml:space="preserve">Yes</w:t>
             </w:r>
           </w:p>
         </w:tc>
@@ -353,7 +344,7 @@
       <w:tr>
         <w:tc>
           <w:tcPr>
-            <w:tcW w:type="dxa" w:w="3600"/>
+            <w:tcW w:type="dxa" w:w="4200"/>
             <w:tcBorders>
               <w:top w:val="single" w:color="DDDDDD" w:sz="1"/>
               <w:left w:val="single" w:color="DDDDDD" w:sz="1"/>
@@ -382,7 +373,7 @@
         </w:tc>
         <w:tc>
           <w:tcPr>
-            <w:tcW w:type="dxa" w:w="2880"/>
+            <w:tcW w:type="dxa" w:w="2580"/>
             <w:tcBorders>
               <w:top w:val="single" w:color="DDDDDD" w:sz="1"/>
               <w:left w:val="single" w:color="DDDDDD" w:sz="1"/>
@@ -405,13 +396,13 @@
                 <w:sz w:val="20"/>
                 <w:szCs w:val="20"/>
               </w:rPr>
-              <w:t xml:space="preserve">✓ Yes</w:t>
-            </w:r>
-          </w:p>
-        </w:tc>
-        <w:tc>
-          <w:tcPr>
-            <w:tcW w:type="dxa" w:w="2880"/>
+              <w:t xml:space="preserve">Yes</w:t>
+            </w:r>
+          </w:p>
+        </w:tc>
+        <w:tc>
+          <w:tcPr>
+            <w:tcW w:type="dxa" w:w="2580"/>
             <w:tcBorders>
               <w:top w:val="single" w:color="DDDDDD" w:sz="1"/>
               <w:left w:val="single" w:color="DDDDDD" w:sz="1"/>
@@ -434,7 +425,7 @@
                 <w:sz w:val="20"/>
                 <w:szCs w:val="20"/>
               </w:rPr>
-              <w:t xml:space="preserve">✓ Yes</w:t>
+              <w:t xml:space="preserve">Yes</w:t>
             </w:r>
           </w:p>
         </w:tc>
@@ -442,7 +433,7 @@
       <w:tr>
         <w:tc>
           <w:tcPr>
-            <w:tcW w:type="dxa" w:w="3600"/>
+            <w:tcW w:type="dxa" w:w="4200"/>
             <w:tcBorders>
               <w:top w:val="single" w:color="DDDDDD" w:sz="1"/>
               <w:left w:val="single" w:color="DDDDDD" w:sz="1"/>
@@ -471,7 +462,7 @@
         </w:tc>
         <w:tc>
           <w:tcPr>
-            <w:tcW w:type="dxa" w:w="2880"/>
+            <w:tcW w:type="dxa" w:w="2580"/>
             <w:tcBorders>
               <w:top w:val="single" w:color="DDDDDD" w:sz="1"/>
               <w:left w:val="single" w:color="DDDDDD" w:sz="1"/>
@@ -494,13 +485,13 @@
                 <w:sz w:val="20"/>
                 <w:szCs w:val="20"/>
               </w:rPr>
-              <w:t xml:space="preserve">✗ No</w:t>
-            </w:r>
-          </w:p>
-        </w:tc>
-        <w:tc>
-          <w:tcPr>
-            <w:tcW w:type="dxa" w:w="2880"/>
+              <w:t xml:space="preserve">No</w:t>
+            </w:r>
+          </w:p>
+        </w:tc>
+        <w:tc>
+          <w:tcPr>
+            <w:tcW w:type="dxa" w:w="2580"/>
             <w:tcBorders>
               <w:top w:val="single" w:color="DDDDDD" w:sz="1"/>
               <w:left w:val="single" w:color="DDDDDD" w:sz="1"/>
@@ -523,7 +514,7 @@
                 <w:sz w:val="20"/>
                 <w:szCs w:val="20"/>
               </w:rPr>
-              <w:t xml:space="preserve">✓ Yes</w:t>
+              <w:t xml:space="preserve">Yes</w:t>
             </w:r>
           </w:p>
         </w:tc>
@@ -531,7 +522,7 @@
       <w:tr>
         <w:tc>
           <w:tcPr>
-            <w:tcW w:type="dxa" w:w="3600"/>
+            <w:tcW w:type="dxa" w:w="4200"/>
             <w:tcBorders>
               <w:top w:val="single" w:color="DDDDDD" w:sz="1"/>
               <w:left w:val="single" w:color="DDDDDD" w:sz="1"/>
@@ -560,7 +551,7 @@
         </w:tc>
         <w:tc>
           <w:tcPr>
-            <w:tcW w:type="dxa" w:w="2880"/>
+            <w:tcW w:type="dxa" w:w="2580"/>
             <w:tcBorders>
               <w:top w:val="single" w:color="DDDDDD" w:sz="1"/>
               <w:left w:val="single" w:color="DDDDDD" w:sz="1"/>
@@ -583,13 +574,13 @@
                 <w:sz w:val="20"/>
                 <w:szCs w:val="20"/>
               </w:rPr>
-              <w:t xml:space="preserve">✗ No</w:t>
-            </w:r>
-          </w:p>
-        </w:tc>
-        <w:tc>
-          <w:tcPr>
-            <w:tcW w:type="dxa" w:w="2880"/>
+              <w:t xml:space="preserve">No</w:t>
+            </w:r>
+          </w:p>
+        </w:tc>
+        <w:tc>
+          <w:tcPr>
+            <w:tcW w:type="dxa" w:w="2580"/>
             <w:tcBorders>
               <w:top w:val="single" w:color="DDDDDD" w:sz="1"/>
               <w:left w:val="single" w:color="DDDDDD" w:sz="1"/>
@@ -612,7 +603,7 @@
                 <w:sz w:val="20"/>
                 <w:szCs w:val="20"/>
               </w:rPr>
-              <w:t xml:space="preserve">✓ Yes</w:t>
+              <w:t xml:space="preserve">Yes</w:t>
             </w:r>
           </w:p>
         </w:tc>
@@ -620,7 +611,7 @@
       <w:tr>
         <w:tc>
           <w:tcPr>
-            <w:tcW w:type="dxa" w:w="3600"/>
+            <w:tcW w:type="dxa" w:w="4200"/>
             <w:tcBorders>
               <w:top w:val="single" w:color="DDDDDD" w:sz="1"/>
               <w:left w:val="single" w:color="DDDDDD" w:sz="1"/>
@@ -649,7 +640,7 @@
         </w:tc>
         <w:tc>
           <w:tcPr>
-            <w:tcW w:type="dxa" w:w="2880"/>
+            <w:tcW w:type="dxa" w:w="2580"/>
             <w:tcBorders>
               <w:top w:val="single" w:color="DDDDDD" w:sz="1"/>
               <w:left w:val="single" w:color="DDDDDD" w:sz="1"/>
@@ -672,13 +663,13 @@
                 <w:sz w:val="20"/>
                 <w:szCs w:val="20"/>
               </w:rPr>
-              <w:t xml:space="preserve">✗ No</w:t>
-            </w:r>
-          </w:p>
-        </w:tc>
-        <w:tc>
-          <w:tcPr>
-            <w:tcW w:type="dxa" w:w="2880"/>
+              <w:t xml:space="preserve">No</w:t>
+            </w:r>
+          </w:p>
+        </w:tc>
+        <w:tc>
+          <w:tcPr>
+            <w:tcW w:type="dxa" w:w="2580"/>
             <w:tcBorders>
               <w:top w:val="single" w:color="DDDDDD" w:sz="1"/>
               <w:left w:val="single" w:color="DDDDDD" w:sz="1"/>
@@ -701,7 +692,7 @@
                 <w:sz w:val="20"/>
                 <w:szCs w:val="20"/>
               </w:rPr>
-              <w:t xml:space="preserve">✓ Yes</w:t>
+              <w:t xml:space="preserve">Yes</w:t>
             </w:r>
           </w:p>
         </w:tc>
@@ -709,7 +700,7 @@
       <w:tr>
         <w:tc>
           <w:tcPr>
-            <w:tcW w:type="dxa" w:w="3600"/>
+            <w:tcW w:type="dxa" w:w="4200"/>
             <w:tcBorders>
               <w:top w:val="single" w:color="DDDDDD" w:sz="1"/>
               <w:left w:val="single" w:color="DDDDDD" w:sz="1"/>
@@ -732,13 +723,13 @@
                 <w:sz w:val="20"/>
                 <w:szCs w:val="20"/>
               </w:rPr>
-              <w:t xml:space="preserve">Send direct messages</w:t>
-            </w:r>
-          </w:p>
-        </w:tc>
-        <w:tc>
-          <w:tcPr>
-            <w:tcW w:type="dxa" w:w="2880"/>
+              <w:t xml:space="preserve">Rename channels</w:t>
+            </w:r>
+          </w:p>
+        </w:tc>
+        <w:tc>
+          <w:tcPr>
+            <w:tcW w:type="dxa" w:w="2580"/>
             <w:tcBorders>
               <w:top w:val="single" w:color="DDDDDD" w:sz="1"/>
               <w:left w:val="single" w:color="DDDDDD" w:sz="1"/>
@@ -761,13 +752,13 @@
                 <w:sz w:val="20"/>
                 <w:szCs w:val="20"/>
               </w:rPr>
-              <w:t xml:space="preserve">✓ Yes</w:t>
-            </w:r>
-          </w:p>
-        </w:tc>
-        <w:tc>
-          <w:tcPr>
-            <w:tcW w:type="dxa" w:w="2880"/>
+              <w:t xml:space="preserve">No</w:t>
+            </w:r>
+          </w:p>
+        </w:tc>
+        <w:tc>
+          <w:tcPr>
+            <w:tcW w:type="dxa" w:w="2580"/>
             <w:tcBorders>
               <w:top w:val="single" w:color="DDDDDD" w:sz="1"/>
               <w:left w:val="single" w:color="DDDDDD" w:sz="1"/>
@@ -790,7 +781,7 @@
                 <w:sz w:val="20"/>
                 <w:szCs w:val="20"/>
               </w:rPr>
-              <w:t xml:space="preserve">✓ Yes</w:t>
+              <w:t xml:space="preserve">Yes</w:t>
             </w:r>
           </w:p>
         </w:tc>
@@ -798,7 +789,7 @@
       <w:tr>
         <w:tc>
           <w:tcPr>
-            <w:tcW w:type="dxa" w:w="3600"/>
+            <w:tcW w:type="dxa" w:w="4200"/>
             <w:tcBorders>
               <w:top w:val="single" w:color="DDDDDD" w:sz="1"/>
               <w:left w:val="single" w:color="DDDDDD" w:sz="1"/>
@@ -821,13 +812,13 @@
                 <w:sz w:val="20"/>
                 <w:szCs w:val="20"/>
               </w:rPr>
-              <w:t xml:space="preserve">Join voice channels</w:t>
-            </w:r>
-          </w:p>
-        </w:tc>
-        <w:tc>
-          <w:tcPr>
-            <w:tcW w:type="dxa" w:w="2880"/>
+              <w:t xml:space="preserve">Rename server</w:t>
+            </w:r>
+          </w:p>
+        </w:tc>
+        <w:tc>
+          <w:tcPr>
+            <w:tcW w:type="dxa" w:w="2580"/>
             <w:tcBorders>
               <w:top w:val="single" w:color="DDDDDD" w:sz="1"/>
               <w:left w:val="single" w:color="DDDDDD" w:sz="1"/>
@@ -850,13 +841,13 @@
                 <w:sz w:val="20"/>
                 <w:szCs w:val="20"/>
               </w:rPr>
-              <w:t xml:space="preserve">✓ Yes</w:t>
-            </w:r>
-          </w:p>
-        </w:tc>
-        <w:tc>
-          <w:tcPr>
-            <w:tcW w:type="dxa" w:w="2880"/>
+              <w:t xml:space="preserve">No</w:t>
+            </w:r>
+          </w:p>
+        </w:tc>
+        <w:tc>
+          <w:tcPr>
+            <w:tcW w:type="dxa" w:w="2580"/>
             <w:tcBorders>
               <w:top w:val="single" w:color="DDDDDD" w:sz="1"/>
               <w:left w:val="single" w:color="DDDDDD" w:sz="1"/>
@@ -879,7 +870,7 @@
                 <w:sz w:val="20"/>
                 <w:szCs w:val="20"/>
               </w:rPr>
-              <w:t xml:space="preserve">✓ Yes</w:t>
+              <w:t xml:space="preserve">Yes</w:t>
             </w:r>
           </w:p>
         </w:tc>
@@ -887,7 +878,7 @@
       <w:tr>
         <w:tc>
           <w:tcPr>
-            <w:tcW w:type="dxa" w:w="3600"/>
+            <w:tcW w:type="dxa" w:w="4200"/>
             <w:tcBorders>
               <w:top w:val="single" w:color="DDDDDD" w:sz="1"/>
               <w:left w:val="single" w:color="DDDDDD" w:sz="1"/>
@@ -910,13 +901,13 @@
                 <w:sz w:val="20"/>
                 <w:szCs w:val="20"/>
               </w:rPr>
-              <w:t xml:space="preserve">Grant admin role</w:t>
-            </w:r>
-          </w:p>
-        </w:tc>
-        <w:tc>
-          <w:tcPr>
-            <w:tcW w:type="dxa" w:w="2880"/>
+              <w:t xml:space="preserve">Grant / revoke admin role</w:t>
+            </w:r>
+          </w:p>
+        </w:tc>
+        <w:tc>
+          <w:tcPr>
+            <w:tcW w:type="dxa" w:w="2580"/>
             <w:tcBorders>
               <w:top w:val="single" w:color="DDDDDD" w:sz="1"/>
               <w:left w:val="single" w:color="DDDDDD" w:sz="1"/>
@@ -939,13 +930,13 @@
                 <w:sz w:val="20"/>
                 <w:szCs w:val="20"/>
               </w:rPr>
-              <w:t xml:space="preserve">✗ No</w:t>
-            </w:r>
-          </w:p>
-        </w:tc>
-        <w:tc>
-          <w:tcPr>
-            <w:tcW w:type="dxa" w:w="2880"/>
+              <w:t xml:space="preserve">No</w:t>
+            </w:r>
+          </w:p>
+        </w:tc>
+        <w:tc>
+          <w:tcPr>
+            <w:tcW w:type="dxa" w:w="2580"/>
             <w:tcBorders>
               <w:top w:val="single" w:color="DDDDDD" w:sz="1"/>
               <w:left w:val="single" w:color="DDDDDD" w:sz="1"/>
@@ -968,7 +959,630 @@
                 <w:sz w:val="20"/>
                 <w:szCs w:val="20"/>
               </w:rPr>
-              <w:t xml:space="preserve">✓ Yes (via SQL)</w:t>
+              <w:t xml:space="preserve">Yes (in-app)</w:t>
+            </w:r>
+          </w:p>
+        </w:tc>
+      </w:tr>
+      <w:tr>
+        <w:tc>
+          <w:tcPr>
+            <w:tcW w:type="dxa" w:w="4200"/>
+            <w:tcBorders>
+              <w:top w:val="single" w:color="DDDDDD" w:sz="1"/>
+              <w:left w:val="single" w:color="DDDDDD" w:sz="1"/>
+              <w:bottom w:val="single" w:color="DDDDDD" w:sz="1"/>
+              <w:right w:val="single" w:color="DDDDDD" w:sz="1"/>
+            </w:tcBorders>
+            <w:shd w:fill="FFFFFF" w:val="clear"/>
+            <w:tcMar>
+              <w:top w:type="dxa" w:w="80"/>
+              <w:left w:type="dxa" w:w="150"/>
+              <w:bottom w:type="dxa" w:w="80"/>
+              <w:right w:type="dxa" w:w="150"/>
+            </w:tcMar>
+          </w:tcPr>
+          <w:p>
+            <w:r>
+              <w:rPr>
+                <w:rFonts w:ascii="Arial" w:cs="Arial" w:eastAsia="Arial" w:hAnsi="Arial"/>
+                <w:color w:val="313338"/>
+                <w:sz w:val="20"/>
+                <w:szCs w:val="20"/>
+              </w:rPr>
+              <w:t xml:space="preserve">Remove users</w:t>
+            </w:r>
+          </w:p>
+        </w:tc>
+        <w:tc>
+          <w:tcPr>
+            <w:tcW w:type="dxa" w:w="2580"/>
+            <w:tcBorders>
+              <w:top w:val="single" w:color="DDDDDD" w:sz="1"/>
+              <w:left w:val="single" w:color="DDDDDD" w:sz="1"/>
+              <w:bottom w:val="single" w:color="DDDDDD" w:sz="1"/>
+              <w:right w:val="single" w:color="DDDDDD" w:sz="1"/>
+            </w:tcBorders>
+            <w:shd w:fill="FFFFFF" w:val="clear"/>
+            <w:tcMar>
+              <w:top w:type="dxa" w:w="80"/>
+              <w:left w:type="dxa" w:w="150"/>
+              <w:bottom w:type="dxa" w:w="80"/>
+              <w:right w:type="dxa" w:w="150"/>
+            </w:tcMar>
+          </w:tcPr>
+          <w:p>
+            <w:r>
+              <w:rPr>
+                <w:rFonts w:ascii="Arial" w:cs="Arial" w:eastAsia="Arial" w:hAnsi="Arial"/>
+                <w:color w:val="313338"/>
+                <w:sz w:val="20"/>
+                <w:szCs w:val="20"/>
+              </w:rPr>
+              <w:t xml:space="preserve">No</w:t>
+            </w:r>
+          </w:p>
+        </w:tc>
+        <w:tc>
+          <w:tcPr>
+            <w:tcW w:type="dxa" w:w="2580"/>
+            <w:tcBorders>
+              <w:top w:val="single" w:color="DDDDDD" w:sz="1"/>
+              <w:left w:val="single" w:color="DDDDDD" w:sz="1"/>
+              <w:bottom w:val="single" w:color="DDDDDD" w:sz="1"/>
+              <w:right w:val="single" w:color="DDDDDD" w:sz="1"/>
+            </w:tcBorders>
+            <w:shd w:fill="FFFFFF" w:val="clear"/>
+            <w:tcMar>
+              <w:top w:type="dxa" w:w="80"/>
+              <w:left w:type="dxa" w:w="150"/>
+              <w:bottom w:type="dxa" w:w="80"/>
+              <w:right w:type="dxa" w:w="150"/>
+            </w:tcMar>
+          </w:tcPr>
+          <w:p>
+            <w:r>
+              <w:rPr>
+                <w:rFonts w:ascii="Arial" w:cs="Arial" w:eastAsia="Arial" w:hAnsi="Arial"/>
+                <w:color w:val="313338"/>
+                <w:sz w:val="20"/>
+                <w:szCs w:val="20"/>
+              </w:rPr>
+              <w:t xml:space="preserve">Yes (in-app)</w:t>
+            </w:r>
+          </w:p>
+        </w:tc>
+      </w:tr>
+      <w:tr>
+        <w:tc>
+          <w:tcPr>
+            <w:tcW w:type="dxa" w:w="4200"/>
+            <w:tcBorders>
+              <w:top w:val="single" w:color="DDDDDD" w:sz="1"/>
+              <w:left w:val="single" w:color="DDDDDD" w:sz="1"/>
+              <w:bottom w:val="single" w:color="DDDDDD" w:sz="1"/>
+              <w:right w:val="single" w:color="DDDDDD" w:sz="1"/>
+            </w:tcBorders>
+            <w:shd w:fill="F8F9FF" w:val="clear"/>
+            <w:tcMar>
+              <w:top w:type="dxa" w:w="80"/>
+              <w:left w:type="dxa" w:w="150"/>
+              <w:bottom w:type="dxa" w:w="80"/>
+              <w:right w:type="dxa" w:w="150"/>
+            </w:tcMar>
+          </w:tcPr>
+          <w:p>
+            <w:r>
+              <w:rPr>
+                <w:rFonts w:ascii="Arial" w:cs="Arial" w:eastAsia="Arial" w:hAnsi="Arial"/>
+                <w:color w:val="313338"/>
+                <w:sz w:val="20"/>
+                <w:szCs w:val="20"/>
+              </w:rPr>
+              <w:t xml:space="preserve">Mute / unmute in voice</w:t>
+            </w:r>
+          </w:p>
+        </w:tc>
+        <w:tc>
+          <w:tcPr>
+            <w:tcW w:type="dxa" w:w="2580"/>
+            <w:tcBorders>
+              <w:top w:val="single" w:color="DDDDDD" w:sz="1"/>
+              <w:left w:val="single" w:color="DDDDDD" w:sz="1"/>
+              <w:bottom w:val="single" w:color="DDDDDD" w:sz="1"/>
+              <w:right w:val="single" w:color="DDDDDD" w:sz="1"/>
+            </w:tcBorders>
+            <w:shd w:fill="F8F9FF" w:val="clear"/>
+            <w:tcMar>
+              <w:top w:type="dxa" w:w="80"/>
+              <w:left w:type="dxa" w:w="150"/>
+              <w:bottom w:type="dxa" w:w="80"/>
+              <w:right w:type="dxa" w:w="150"/>
+            </w:tcMar>
+          </w:tcPr>
+          <w:p>
+            <w:r>
+              <w:rPr>
+                <w:rFonts w:ascii="Arial" w:cs="Arial" w:eastAsia="Arial" w:hAnsi="Arial"/>
+                <w:color w:val="313338"/>
+                <w:sz w:val="20"/>
+                <w:szCs w:val="20"/>
+              </w:rPr>
+              <w:t xml:space="preserve">No</w:t>
+            </w:r>
+          </w:p>
+        </w:tc>
+        <w:tc>
+          <w:tcPr>
+            <w:tcW w:type="dxa" w:w="2580"/>
+            <w:tcBorders>
+              <w:top w:val="single" w:color="DDDDDD" w:sz="1"/>
+              <w:left w:val="single" w:color="DDDDDD" w:sz="1"/>
+              <w:bottom w:val="single" w:color="DDDDDD" w:sz="1"/>
+              <w:right w:val="single" w:color="DDDDDD" w:sz="1"/>
+            </w:tcBorders>
+            <w:shd w:fill="F8F9FF" w:val="clear"/>
+            <w:tcMar>
+              <w:top w:type="dxa" w:w="80"/>
+              <w:left w:type="dxa" w:w="150"/>
+              <w:bottom w:type="dxa" w:w="80"/>
+              <w:right w:type="dxa" w:w="150"/>
+            </w:tcMar>
+          </w:tcPr>
+          <w:p>
+            <w:r>
+              <w:rPr>
+                <w:rFonts w:ascii="Arial" w:cs="Arial" w:eastAsia="Arial" w:hAnsi="Arial"/>
+                <w:color w:val="313338"/>
+                <w:sz w:val="20"/>
+                <w:szCs w:val="20"/>
+              </w:rPr>
+              <w:t xml:space="preserve">Yes (server-side)</w:t>
+            </w:r>
+          </w:p>
+        </w:tc>
+      </w:tr>
+      <w:tr>
+        <w:tc>
+          <w:tcPr>
+            <w:tcW w:type="dxa" w:w="4200"/>
+            <w:tcBorders>
+              <w:top w:val="single" w:color="DDDDDD" w:sz="1"/>
+              <w:left w:val="single" w:color="DDDDDD" w:sz="1"/>
+              <w:bottom w:val="single" w:color="DDDDDD" w:sz="1"/>
+              <w:right w:val="single" w:color="DDDDDD" w:sz="1"/>
+            </w:tcBorders>
+            <w:shd w:fill="FFFFFF" w:val="clear"/>
+            <w:tcMar>
+              <w:top w:type="dxa" w:w="80"/>
+              <w:left w:type="dxa" w:w="150"/>
+              <w:bottom w:type="dxa" w:w="80"/>
+              <w:right w:type="dxa" w:w="150"/>
+            </w:tcMar>
+          </w:tcPr>
+          <w:p>
+            <w:r>
+              <w:rPr>
+                <w:rFonts w:ascii="Arial" w:cs="Arial" w:eastAsia="Arial" w:hAnsi="Arial"/>
+                <w:color w:val="313338"/>
+                <w:sz w:val="20"/>
+                <w:szCs w:val="20"/>
+              </w:rPr>
+              <w:t xml:space="preserve">Kick from voice channel</w:t>
+            </w:r>
+          </w:p>
+        </w:tc>
+        <w:tc>
+          <w:tcPr>
+            <w:tcW w:type="dxa" w:w="2580"/>
+            <w:tcBorders>
+              <w:top w:val="single" w:color="DDDDDD" w:sz="1"/>
+              <w:left w:val="single" w:color="DDDDDD" w:sz="1"/>
+              <w:bottom w:val="single" w:color="DDDDDD" w:sz="1"/>
+              <w:right w:val="single" w:color="DDDDDD" w:sz="1"/>
+            </w:tcBorders>
+            <w:shd w:fill="FFFFFF" w:val="clear"/>
+            <w:tcMar>
+              <w:top w:type="dxa" w:w="80"/>
+              <w:left w:type="dxa" w:w="150"/>
+              <w:bottom w:type="dxa" w:w="80"/>
+              <w:right w:type="dxa" w:w="150"/>
+            </w:tcMar>
+          </w:tcPr>
+          <w:p>
+            <w:r>
+              <w:rPr>
+                <w:rFonts w:ascii="Arial" w:cs="Arial" w:eastAsia="Arial" w:hAnsi="Arial"/>
+                <w:color w:val="313338"/>
+                <w:sz w:val="20"/>
+                <w:szCs w:val="20"/>
+              </w:rPr>
+              <w:t xml:space="preserve">No</w:t>
+            </w:r>
+          </w:p>
+        </w:tc>
+        <w:tc>
+          <w:tcPr>
+            <w:tcW w:type="dxa" w:w="2580"/>
+            <w:tcBorders>
+              <w:top w:val="single" w:color="DDDDDD" w:sz="1"/>
+              <w:left w:val="single" w:color="DDDDDD" w:sz="1"/>
+              <w:bottom w:val="single" w:color="DDDDDD" w:sz="1"/>
+              <w:right w:val="single" w:color="DDDDDD" w:sz="1"/>
+            </w:tcBorders>
+            <w:shd w:fill="FFFFFF" w:val="clear"/>
+            <w:tcMar>
+              <w:top w:type="dxa" w:w="80"/>
+              <w:left w:type="dxa" w:w="150"/>
+              <w:bottom w:type="dxa" w:w="80"/>
+              <w:right w:type="dxa" w:w="150"/>
+            </w:tcMar>
+          </w:tcPr>
+          <w:p>
+            <w:r>
+              <w:rPr>
+                <w:rFonts w:ascii="Arial" w:cs="Arial" w:eastAsia="Arial" w:hAnsi="Arial"/>
+                <w:color w:val="313338"/>
+                <w:sz w:val="20"/>
+                <w:szCs w:val="20"/>
+              </w:rPr>
+              <w:t xml:space="preserve">Yes</w:t>
+            </w:r>
+          </w:p>
+        </w:tc>
+      </w:tr>
+      <w:tr>
+        <w:tc>
+          <w:tcPr>
+            <w:tcW w:type="dxa" w:w="4200"/>
+            <w:tcBorders>
+              <w:top w:val="single" w:color="DDDDDD" w:sz="1"/>
+              <w:left w:val="single" w:color="DDDDDD" w:sz="1"/>
+              <w:bottom w:val="single" w:color="DDDDDD" w:sz="1"/>
+              <w:right w:val="single" w:color="DDDDDD" w:sz="1"/>
+            </w:tcBorders>
+            <w:shd w:fill="F8F9FF" w:val="clear"/>
+            <w:tcMar>
+              <w:top w:type="dxa" w:w="80"/>
+              <w:left w:type="dxa" w:w="150"/>
+              <w:bottom w:type="dxa" w:w="80"/>
+              <w:right w:type="dxa" w:w="150"/>
+            </w:tcMar>
+          </w:tcPr>
+          <w:p>
+            <w:r>
+              <w:rPr>
+                <w:rFonts w:ascii="Arial" w:cs="Arial" w:eastAsia="Arial" w:hAnsi="Arial"/>
+                <w:color w:val="313338"/>
+                <w:sz w:val="20"/>
+                <w:szCs w:val="20"/>
+              </w:rPr>
+              <w:t xml:space="preserve">Join voice channels</w:t>
+            </w:r>
+          </w:p>
+        </w:tc>
+        <w:tc>
+          <w:tcPr>
+            <w:tcW w:type="dxa" w:w="2580"/>
+            <w:tcBorders>
+              <w:top w:val="single" w:color="DDDDDD" w:sz="1"/>
+              <w:left w:val="single" w:color="DDDDDD" w:sz="1"/>
+              <w:bottom w:val="single" w:color="DDDDDD" w:sz="1"/>
+              <w:right w:val="single" w:color="DDDDDD" w:sz="1"/>
+            </w:tcBorders>
+            <w:shd w:fill="F8F9FF" w:val="clear"/>
+            <w:tcMar>
+              <w:top w:type="dxa" w:w="80"/>
+              <w:left w:type="dxa" w:w="150"/>
+              <w:bottom w:type="dxa" w:w="80"/>
+              <w:right w:type="dxa" w:w="150"/>
+            </w:tcMar>
+          </w:tcPr>
+          <w:p>
+            <w:r>
+              <w:rPr>
+                <w:rFonts w:ascii="Arial" w:cs="Arial" w:eastAsia="Arial" w:hAnsi="Arial"/>
+                <w:color w:val="313338"/>
+                <w:sz w:val="20"/>
+                <w:szCs w:val="20"/>
+              </w:rPr>
+              <w:t xml:space="preserve">Yes</w:t>
+            </w:r>
+          </w:p>
+        </w:tc>
+        <w:tc>
+          <w:tcPr>
+            <w:tcW w:type="dxa" w:w="2580"/>
+            <w:tcBorders>
+              <w:top w:val="single" w:color="DDDDDD" w:sz="1"/>
+              <w:left w:val="single" w:color="DDDDDD" w:sz="1"/>
+              <w:bottom w:val="single" w:color="DDDDDD" w:sz="1"/>
+              <w:right w:val="single" w:color="DDDDDD" w:sz="1"/>
+            </w:tcBorders>
+            <w:shd w:fill="F8F9FF" w:val="clear"/>
+            <w:tcMar>
+              <w:top w:type="dxa" w:w="80"/>
+              <w:left w:type="dxa" w:w="150"/>
+              <w:bottom w:type="dxa" w:w="80"/>
+              <w:right w:type="dxa" w:w="150"/>
+            </w:tcMar>
+          </w:tcPr>
+          <w:p>
+            <w:r>
+              <w:rPr>
+                <w:rFonts w:ascii="Arial" w:cs="Arial" w:eastAsia="Arial" w:hAnsi="Arial"/>
+                <w:color w:val="313338"/>
+                <w:sz w:val="20"/>
+                <w:szCs w:val="20"/>
+              </w:rPr>
+              <w:t xml:space="preserve">Yes</w:t>
+            </w:r>
+          </w:p>
+        </w:tc>
+      </w:tr>
+      <w:tr>
+        <w:tc>
+          <w:tcPr>
+            <w:tcW w:type="dxa" w:w="4200"/>
+            <w:tcBorders>
+              <w:top w:val="single" w:color="DDDDDD" w:sz="1"/>
+              <w:left w:val="single" w:color="DDDDDD" w:sz="1"/>
+              <w:bottom w:val="single" w:color="DDDDDD" w:sz="1"/>
+              <w:right w:val="single" w:color="DDDDDD" w:sz="1"/>
+            </w:tcBorders>
+            <w:shd w:fill="FFFFFF" w:val="clear"/>
+            <w:tcMar>
+              <w:top w:type="dxa" w:w="80"/>
+              <w:left w:type="dxa" w:w="150"/>
+              <w:bottom w:type="dxa" w:w="80"/>
+              <w:right w:type="dxa" w:w="150"/>
+            </w:tcMar>
+          </w:tcPr>
+          <w:p>
+            <w:r>
+              <w:rPr>
+                <w:rFonts w:ascii="Arial" w:cs="Arial" w:eastAsia="Arial" w:hAnsi="Arial"/>
+                <w:color w:val="313338"/>
+                <w:sz w:val="20"/>
+                <w:szCs w:val="20"/>
+              </w:rPr>
+              <w:t xml:space="preserve">Send direct messages</w:t>
+            </w:r>
+          </w:p>
+        </w:tc>
+        <w:tc>
+          <w:tcPr>
+            <w:tcW w:type="dxa" w:w="2580"/>
+            <w:tcBorders>
+              <w:top w:val="single" w:color="DDDDDD" w:sz="1"/>
+              <w:left w:val="single" w:color="DDDDDD" w:sz="1"/>
+              <w:bottom w:val="single" w:color="DDDDDD" w:sz="1"/>
+              <w:right w:val="single" w:color="DDDDDD" w:sz="1"/>
+            </w:tcBorders>
+            <w:shd w:fill="FFFFFF" w:val="clear"/>
+            <w:tcMar>
+              <w:top w:type="dxa" w:w="80"/>
+              <w:left w:type="dxa" w:w="150"/>
+              <w:bottom w:type="dxa" w:w="80"/>
+              <w:right w:type="dxa" w:w="150"/>
+            </w:tcMar>
+          </w:tcPr>
+          <w:p>
+            <w:r>
+              <w:rPr>
+                <w:rFonts w:ascii="Arial" w:cs="Arial" w:eastAsia="Arial" w:hAnsi="Arial"/>
+                <w:color w:val="313338"/>
+                <w:sz w:val="20"/>
+                <w:szCs w:val="20"/>
+              </w:rPr>
+              <w:t xml:space="preserve">Yes</w:t>
+            </w:r>
+          </w:p>
+        </w:tc>
+        <w:tc>
+          <w:tcPr>
+            <w:tcW w:type="dxa" w:w="2580"/>
+            <w:tcBorders>
+              <w:top w:val="single" w:color="DDDDDD" w:sz="1"/>
+              <w:left w:val="single" w:color="DDDDDD" w:sz="1"/>
+              <w:bottom w:val="single" w:color="DDDDDD" w:sz="1"/>
+              <w:right w:val="single" w:color="DDDDDD" w:sz="1"/>
+            </w:tcBorders>
+            <w:shd w:fill="FFFFFF" w:val="clear"/>
+            <w:tcMar>
+              <w:top w:type="dxa" w:w="80"/>
+              <w:left w:type="dxa" w:w="150"/>
+              <w:bottom w:type="dxa" w:w="80"/>
+              <w:right w:type="dxa" w:w="150"/>
+            </w:tcMar>
+          </w:tcPr>
+          <w:p>
+            <w:r>
+              <w:rPr>
+                <w:rFonts w:ascii="Arial" w:cs="Arial" w:eastAsia="Arial" w:hAnsi="Arial"/>
+                <w:color w:val="313338"/>
+                <w:sz w:val="20"/>
+                <w:szCs w:val="20"/>
+              </w:rPr>
+              <w:t xml:space="preserve">Yes</w:t>
+            </w:r>
+          </w:p>
+        </w:tc>
+      </w:tr>
+      <w:tr>
+        <w:tc>
+          <w:tcPr>
+            <w:tcW w:type="dxa" w:w="4200"/>
+            <w:tcBorders>
+              <w:top w:val="single" w:color="DDDDDD" w:sz="1"/>
+              <w:left w:val="single" w:color="DDDDDD" w:sz="1"/>
+              <w:bottom w:val="single" w:color="DDDDDD" w:sz="1"/>
+              <w:right w:val="single" w:color="DDDDDD" w:sz="1"/>
+            </w:tcBorders>
+            <w:shd w:fill="F8F9FF" w:val="clear"/>
+            <w:tcMar>
+              <w:top w:type="dxa" w:w="80"/>
+              <w:left w:type="dxa" w:w="150"/>
+              <w:bottom w:type="dxa" w:w="80"/>
+              <w:right w:type="dxa" w:w="150"/>
+            </w:tcMar>
+          </w:tcPr>
+          <w:p>
+            <w:r>
+              <w:rPr>
+                <w:rFonts w:ascii="Arial" w:cs="Arial" w:eastAsia="Arial" w:hAnsi="Arial"/>
+                <w:color w:val="313338"/>
+                <w:sz w:val="20"/>
+                <w:szCs w:val="20"/>
+              </w:rPr>
+              <w:t xml:space="preserve">Adjust per-user volume</w:t>
+            </w:r>
+          </w:p>
+        </w:tc>
+        <w:tc>
+          <w:tcPr>
+            <w:tcW w:type="dxa" w:w="2580"/>
+            <w:tcBorders>
+              <w:top w:val="single" w:color="DDDDDD" w:sz="1"/>
+              <w:left w:val="single" w:color="DDDDDD" w:sz="1"/>
+              <w:bottom w:val="single" w:color="DDDDDD" w:sz="1"/>
+              <w:right w:val="single" w:color="DDDDDD" w:sz="1"/>
+            </w:tcBorders>
+            <w:shd w:fill="F8F9FF" w:val="clear"/>
+            <w:tcMar>
+              <w:top w:type="dxa" w:w="80"/>
+              <w:left w:type="dxa" w:w="150"/>
+              <w:bottom w:type="dxa" w:w="80"/>
+              <w:right w:type="dxa" w:w="150"/>
+            </w:tcMar>
+          </w:tcPr>
+          <w:p>
+            <w:r>
+              <w:rPr>
+                <w:rFonts w:ascii="Arial" w:cs="Arial" w:eastAsia="Arial" w:hAnsi="Arial"/>
+                <w:color w:val="313338"/>
+                <w:sz w:val="20"/>
+                <w:szCs w:val="20"/>
+              </w:rPr>
+              <w:t xml:space="preserve">Yes</w:t>
+            </w:r>
+          </w:p>
+        </w:tc>
+        <w:tc>
+          <w:tcPr>
+            <w:tcW w:type="dxa" w:w="2580"/>
+            <w:tcBorders>
+              <w:top w:val="single" w:color="DDDDDD" w:sz="1"/>
+              <w:left w:val="single" w:color="DDDDDD" w:sz="1"/>
+              <w:bottom w:val="single" w:color="DDDDDD" w:sz="1"/>
+              <w:right w:val="single" w:color="DDDDDD" w:sz="1"/>
+            </w:tcBorders>
+            <w:shd w:fill="F8F9FF" w:val="clear"/>
+            <w:tcMar>
+              <w:top w:type="dxa" w:w="80"/>
+              <w:left w:type="dxa" w:w="150"/>
+              <w:bottom w:type="dxa" w:w="80"/>
+              <w:right w:type="dxa" w:w="150"/>
+            </w:tcMar>
+          </w:tcPr>
+          <w:p>
+            <w:r>
+              <w:rPr>
+                <w:rFonts w:ascii="Arial" w:cs="Arial" w:eastAsia="Arial" w:hAnsi="Arial"/>
+                <w:color w:val="313338"/>
+                <w:sz w:val="20"/>
+                <w:szCs w:val="20"/>
+              </w:rPr>
+              <w:t xml:space="preserve">Yes</w:t>
+            </w:r>
+          </w:p>
+        </w:tc>
+      </w:tr>
+      <w:tr>
+        <w:tc>
+          <w:tcPr>
+            <w:tcW w:type="dxa" w:w="4200"/>
+            <w:tcBorders>
+              <w:top w:val="single" w:color="DDDDDD" w:sz="1"/>
+              <w:left w:val="single" w:color="DDDDDD" w:sz="1"/>
+              <w:bottom w:val="single" w:color="DDDDDD" w:sz="1"/>
+              <w:right w:val="single" w:color="DDDDDD" w:sz="1"/>
+            </w:tcBorders>
+            <w:shd w:fill="FFFFFF" w:val="clear"/>
+            <w:tcMar>
+              <w:top w:type="dxa" w:w="80"/>
+              <w:left w:type="dxa" w:w="150"/>
+              <w:bottom w:type="dxa" w:w="80"/>
+              <w:right w:type="dxa" w:w="150"/>
+            </w:tcMar>
+          </w:tcPr>
+          <w:p>
+            <w:r>
+              <w:rPr>
+                <w:rFonts w:ascii="Arial" w:cs="Arial" w:eastAsia="Arial" w:hAnsi="Arial"/>
+                <w:color w:val="313338"/>
+                <w:sz w:val="20"/>
+                <w:szCs w:val="20"/>
+              </w:rPr>
+              <w:t xml:space="preserve">Switch audio devices</w:t>
+            </w:r>
+          </w:p>
+        </w:tc>
+        <w:tc>
+          <w:tcPr>
+            <w:tcW w:type="dxa" w:w="2580"/>
+            <w:tcBorders>
+              <w:top w:val="single" w:color="DDDDDD" w:sz="1"/>
+              <w:left w:val="single" w:color="DDDDDD" w:sz="1"/>
+              <w:bottom w:val="single" w:color="DDDDDD" w:sz="1"/>
+              <w:right w:val="single" w:color="DDDDDD" w:sz="1"/>
+            </w:tcBorders>
+            <w:shd w:fill="FFFFFF" w:val="clear"/>
+            <w:tcMar>
+              <w:top w:type="dxa" w:w="80"/>
+              <w:left w:type="dxa" w:w="150"/>
+              <w:bottom w:type="dxa" w:w="80"/>
+              <w:right w:type="dxa" w:w="150"/>
+            </w:tcMar>
+          </w:tcPr>
+          <w:p>
+            <w:r>
+              <w:rPr>
+                <w:rFonts w:ascii="Arial" w:cs="Arial" w:eastAsia="Arial" w:hAnsi="Arial"/>
+                <w:color w:val="313338"/>
+                <w:sz w:val="20"/>
+                <w:szCs w:val="20"/>
+              </w:rPr>
+              <w:t xml:space="preserve">Yes</w:t>
+            </w:r>
+          </w:p>
+        </w:tc>
+        <w:tc>
+          <w:tcPr>
+            <w:tcW w:type="dxa" w:w="2580"/>
+            <w:tcBorders>
+              <w:top w:val="single" w:color="DDDDDD" w:sz="1"/>
+              <w:left w:val="single" w:color="DDDDDD" w:sz="1"/>
+              <w:bottom w:val="single" w:color="DDDDDD" w:sz="1"/>
+              <w:right w:val="single" w:color="DDDDDD" w:sz="1"/>
+            </w:tcBorders>
+            <w:shd w:fill="FFFFFF" w:val="clear"/>
+            <w:tcMar>
+              <w:top w:type="dxa" w:w="80"/>
+              <w:left w:type="dxa" w:w="150"/>
+              <w:bottom w:type="dxa" w:w="80"/>
+              <w:right w:type="dxa" w:w="150"/>
+            </w:tcMar>
+          </w:tcPr>
+          <w:p>
+            <w:r>
+              <w:rPr>
+                <w:rFonts w:ascii="Arial" w:cs="Arial" w:eastAsia="Arial" w:hAnsi="Arial"/>
+                <w:color w:val="313338"/>
+                <w:sz w:val="20"/>
+                <w:szCs w:val="20"/>
+              </w:rPr>
+              <w:t xml:space="preserve">Yes</w:t>
             </w:r>
           </w:p>
         </w:tc>
@@ -981,47 +1595,8 @@
     </w:p>
     <w:p>
       <w:pPr>
-        <w:pStyle w:val="Heading1"/>
-        <w:pBdr>
-          <w:bottom w:val="single" w:color="5865F2" w:sz="4" w:space="6"/>
-        </w:pBdr>
-        <w:spacing w:after="160" w:before="360"/>
-      </w:pPr>
-      <w:r>
-        <w:rPr>
-          <w:rFonts w:ascii="Arial" w:cs="Arial" w:eastAsia="Arial" w:hAnsi="Arial"/>
-          <w:b/>
-          <w:bCs/>
-          <w:color w:val="1E1F22"/>
-          <w:sz w:val="28"/>
-          <w:szCs w:val="28"/>
-        </w:rPr>
-        <w:t xml:space="preserve">2. Inviting Users to the Server</w:t>
-      </w:r>
-    </w:p>
-    <w:p>
-      <w:pPr>
-        <w:spacing w:after="120"/>
-      </w:pPr>
-      <w:r>
-        <w:rPr>
-          <w:rFonts w:ascii="Arial" w:cs="Arial" w:eastAsia="Arial" w:hAnsi="Arial"/>
-          <w:color w:val="313338"/>
-          <w:sz w:val="22"/>
-          <w:szCs w:val="22"/>
-        </w:rPr>
-        <w:t xml:space="preserve">Chatter uses open registration — anyone with your server URL can create an account. There is no invite code system by default. Sharing the URL is all that is needed.</w:t>
-      </w:r>
-    </w:p>
-    <w:p>
-      <w:pPr>
-        <w:spacing w:after="80"/>
-      </w:pPr>
-    </w:p>
-    <w:p>
-      <w:pPr>
         <w:pStyle w:val="Heading2"/>
-        <w:spacing w:after="120" w:before="280"/>
+        <w:spacing w:after="100" w:before="260"/>
       </w:pPr>
       <w:r>
         <w:rPr>
@@ -1032,12 +1607,12 @@
           <w:sz w:val="24"/>
           <w:szCs w:val="24"/>
         </w:rPr>
-        <w:t xml:space="preserve">2.1 Sharing the Server URL</w:t>
-      </w:r>
-    </w:p>
-    <w:p>
-      <w:pPr>
-        <w:spacing w:after="120"/>
+        <w:t xml:space="preserve">1.2 Accessing Admin Settings</w:t>
+      </w:r>
+    </w:p>
+    <w:p>
+      <w:pPr>
+        <w:spacing w:after="100"/>
       </w:pPr>
       <w:r>
         <w:rPr>
@@ -1046,12 +1621,69 @@
           <w:sz w:val="22"/>
           <w:szCs w:val="22"/>
         </w:rPr>
-        <w:t xml:space="preserve">Your Chatter server is accessible at the following URL. Share this with anyone you want to invite:</w:t>
-      </w:r>
-    </w:p>
-    <w:p>
-      <w:pPr>
-        <w:spacing w:after="40"/>
+        <w:t xml:space="preserve">The Admin Settings panel is only visible to users with the admin role. To open it:</w:t>
+      </w:r>
+    </w:p>
+    <w:p>
+      <w:pPr>
+        <w:pStyle w:val="ListParagraph"/>
+        <w:numPr>
+          <w:ilvl w:val="0"/>
+          <w:numId w:val="2"/>
+        </w:numPr>
+        <w:spacing w:after="80"/>
+      </w:pPr>
+      <w:r>
+        <w:rPr>
+          <w:rFonts w:ascii="Arial" w:cs="Arial" w:eastAsia="Arial" w:hAnsi="Arial"/>
+          <w:color w:val="313338"/>
+          <w:sz w:val="22"/>
+          <w:szCs w:val="22"/>
+        </w:rPr>
+        <w:t xml:space="preserve">Log in with your admin account</w:t>
+      </w:r>
+    </w:p>
+    <w:p>
+      <w:pPr>
+        <w:pStyle w:val="ListParagraph"/>
+        <w:numPr>
+          <w:ilvl w:val="0"/>
+          <w:numId w:val="2"/>
+        </w:numPr>
+        <w:spacing w:after="80"/>
+      </w:pPr>
+      <w:r>
+        <w:rPr>
+          <w:rFonts w:ascii="Arial" w:cs="Arial" w:eastAsia="Arial" w:hAnsi="Arial"/>
+          <w:color w:val="313338"/>
+          <w:sz w:val="22"/>
+          <w:szCs w:val="22"/>
+        </w:rPr>
+        <w:t xml:space="preserve">Click the gear icon (Settings) in the bottom-left sidebar</w:t>
+      </w:r>
+    </w:p>
+    <w:p>
+      <w:pPr>
+        <w:pStyle w:val="ListParagraph"/>
+        <w:numPr>
+          <w:ilvl w:val="0"/>
+          <w:numId w:val="2"/>
+        </w:numPr>
+        <w:spacing w:after="80"/>
+      </w:pPr>
+      <w:r>
+        <w:rPr>
+          <w:rFonts w:ascii="Arial" w:cs="Arial" w:eastAsia="Arial" w:hAnsi="Arial"/>
+          <w:color w:val="313338"/>
+          <w:sz w:val="22"/>
+          <w:szCs w:val="22"/>
+        </w:rPr>
+        <w:t xml:space="preserve">The panel opens with three tabs: Server, Channels, and Users</w:t>
+      </w:r>
+    </w:p>
+    <w:p>
+      <w:pPr>
+        <w:spacing w:after="80"/>
       </w:pPr>
     </w:p>
     <w:tbl>
@@ -1074,33 +1706,42 @@
           <w:tcPr>
             <w:tcW w:type="dxa" w:w="9360"/>
             <w:tcBorders>
-              <w:top w:val="single" w:color="5865F2" w:sz="1"/>
-              <w:left w:val="single" w:color="5865F2" w:sz="1"/>
-              <w:bottom w:val="single" w:color="5865F2" w:sz="1"/>
-              <w:right w:val="single" w:color="5865F2" w:sz="1"/>
-            </w:tcBorders>
-            <w:shd w:fill="EEF0FF" w:val="clear"/>
-            <w:tcMar>
-              <w:top w:type="dxa" w:w="140"/>
+              <w:top w:val="none" w:color="FFFFFF" w:sz="0"/>
+              <w:left w:val="none" w:color="FFFFFF" w:sz="0"/>
+              <w:bottom w:val="none" w:color="FFFFFF" w:sz="0"/>
+              <w:right w:val="none" w:color="FFFFFF" w:sz="0"/>
+            </w:tcBorders>
+            <w:shd w:fill="FFF8E1" w:val="clear"/>
+            <w:tcMar>
+              <w:top w:type="dxa" w:w="120"/>
               <w:left w:type="dxa" w:w="200"/>
-              <w:bottom w:type="dxa" w:w="140"/>
+              <w:bottom w:type="dxa" w:w="120"/>
               <w:right w:type="dxa" w:w="200"/>
             </w:tcMar>
           </w:tcPr>
           <w:p>
             <w:pPr>
-              <w:jc w:val="center"/>
+              <w:spacing w:after="0"/>
             </w:pPr>
             <w:r>
               <w:rPr>
-                <w:rFonts w:ascii="Courier New" w:cs="Courier New" w:eastAsia="Courier New" w:hAnsi="Courier New"/>
+                <w:rFonts w:ascii="Arial" w:cs="Arial" w:eastAsia="Arial" w:hAnsi="Arial"/>
                 <w:b/>
                 <w:bCs/>
-                <w:color w:val="5865F2"/>
+                <w:color w:val="F57C00"/>
                 <w:sz w:val="22"/>
                 <w:szCs w:val="22"/>
               </w:rPr>
-              <w:t xml:space="preserve">https://enthusiastic-peace-production-7a96.up.railway.app</w:t>
+              <w:t xml:space="preserve">TIP: </w:t>
+            </w:r>
+            <w:r>
+              <w:rPr>
+                <w:rFonts w:ascii="Arial" w:cs="Arial" w:eastAsia="Arial" w:hAnsi="Arial"/>
+                <w:color w:val="313338"/>
+                <w:sz w:val="22"/>
+                <w:szCs w:val="22"/>
+              </w:rPr>
+              <w:t xml:space="preserve">If the gear icon is not visible, your account may still have the "member" role. See Section 6.1 to grant yourself admin via the Railway database console.</w:t>
             </w:r>
           </w:p>
         </w:tc>
@@ -1108,12 +1749,37 @@
     </w:tbl>
     <w:p>
       <w:pPr>
-        <w:spacing w:after="160"/>
-      </w:pPr>
-    </w:p>
-    <w:p>
-      <w:pPr>
-        <w:spacing w:after="120"/>
+        <w:spacing w:after="200"/>
+      </w:pPr>
+    </w:p>
+    <w:p>
+      <w:r>
+        <w:br w:type="page"/>
+      </w:r>
+    </w:p>
+    <w:p>
+      <w:pPr>
+        <w:pStyle w:val="Heading1"/>
+        <w:pBdr>
+          <w:bottom w:val="single" w:color="5865F2" w:sz="4" w:space="6"/>
+        </w:pBdr>
+        <w:spacing w:after="160" w:before="360"/>
+      </w:pPr>
+      <w:r>
+        <w:rPr>
+          <w:rFonts w:ascii="Arial" w:cs="Arial" w:eastAsia="Arial" w:hAnsi="Arial"/>
+          <w:b/>
+          <w:bCs/>
+          <w:color w:val="1E1F22"/>
+          <w:sz w:val="30"/>
+          <w:szCs w:val="30"/>
+        </w:rPr>
+        <w:t xml:space="preserve">2. Inviting Users</w:t>
+      </w:r>
+    </w:p>
+    <w:p>
+      <w:pPr>
+        <w:spacing w:after="100"/>
       </w:pPr>
       <w:r>
         <w:rPr>
@@ -1122,96 +1788,48 @@
           <w:sz w:val="22"/>
           <w:szCs w:val="22"/>
         </w:rPr>
-        <w:t xml:space="preserve">Ways to share the link:</w:t>
-      </w:r>
-    </w:p>
-    <w:p>
-      <w:pPr>
-        <w:pStyle w:val="ListParagraph"/>
-        <w:numPr>
-          <w:ilvl w:val="0"/>
-          <w:numId w:val="2"/>
-        </w:numPr>
+        <w:t xml:space="preserve">Chatter uses open registration. Anyone with your server URL can create an account and join immediately — no invite codes required.</w:t>
+      </w:r>
+    </w:p>
+    <w:p>
+      <w:pPr>
         <w:spacing w:after="80"/>
       </w:pPr>
-      <w:r>
-        <w:rPr>
-          <w:rFonts w:ascii="Arial" w:cs="Arial" w:eastAsia="Arial" w:hAnsi="Arial"/>
-          <w:b w:val="false"/>
-          <w:bCs w:val="false"/>
+    </w:p>
+    <w:p>
+      <w:pPr>
+        <w:pStyle w:val="Heading2"/>
+        <w:spacing w:after="100" w:before="260"/>
+      </w:pPr>
+      <w:r>
+        <w:rPr>
+          <w:rFonts w:ascii="Arial" w:cs="Arial" w:eastAsia="Arial" w:hAnsi="Arial"/>
+          <w:b/>
+          <w:bCs/>
+          <w:color w:val="5865F2"/>
+          <w:sz w:val="24"/>
+          <w:szCs w:val="24"/>
+        </w:rPr>
+        <w:t xml:space="preserve">2.1 Server URL</w:t>
+      </w:r>
+    </w:p>
+    <w:p>
+      <w:pPr>
+        <w:spacing w:after="100"/>
+      </w:pPr>
+      <w:r>
+        <w:rPr>
+          <w:rFonts w:ascii="Arial" w:cs="Arial" w:eastAsia="Arial" w:hAnsi="Arial"/>
           <w:color w:val="313338"/>
           <w:sz w:val="22"/>
           <w:szCs w:val="22"/>
         </w:rPr>
-        <w:t xml:space="preserve">Email it directly to your users</w:t>
-      </w:r>
-    </w:p>
-    <w:p>
-      <w:pPr>
-        <w:pStyle w:val="ListParagraph"/>
-        <w:numPr>
-          <w:ilvl w:val="0"/>
-          <w:numId w:val="2"/>
-        </w:numPr>
-        <w:spacing w:after="80"/>
-      </w:pPr>
-      <w:r>
-        <w:rPr>
-          <w:rFonts w:ascii="Arial" w:cs="Arial" w:eastAsia="Arial" w:hAnsi="Arial"/>
-          <w:b w:val="false"/>
-          <w:bCs w:val="false"/>
-          <w:color w:val="313338"/>
-          <w:sz w:val="22"/>
-          <w:szCs w:val="22"/>
-        </w:rPr>
-        <w:t xml:space="preserve">Share it in a group chat (Discord, WhatsApp, Slack, etc.)</w:t>
-      </w:r>
-    </w:p>
-    <w:p>
-      <w:pPr>
-        <w:pStyle w:val="ListParagraph"/>
-        <w:numPr>
-          <w:ilvl w:val="0"/>
-          <w:numId w:val="2"/>
-        </w:numPr>
-        <w:spacing w:after="80"/>
-      </w:pPr>
-      <w:r>
-        <w:rPr>
-          <w:rFonts w:ascii="Arial" w:cs="Arial" w:eastAsia="Arial" w:hAnsi="Arial"/>
-          <w:b w:val="false"/>
-          <w:bCs w:val="false"/>
-          <w:color w:val="313338"/>
-          <w:sz w:val="22"/>
-          <w:szCs w:val="22"/>
-        </w:rPr>
-        <w:t xml:space="preserve">Post it in a shared document or wiki</w:t>
-      </w:r>
-    </w:p>
-    <w:p>
-      <w:pPr>
-        <w:pStyle w:val="ListParagraph"/>
-        <w:numPr>
-          <w:ilvl w:val="0"/>
-          <w:numId w:val="2"/>
-        </w:numPr>
-        <w:spacing w:after="80"/>
-      </w:pPr>
-      <w:r>
-        <w:rPr>
-          <w:rFonts w:ascii="Arial" w:cs="Arial" w:eastAsia="Arial" w:hAnsi="Arial"/>
-          <w:b w:val="false"/>
-          <w:bCs w:val="false"/>
-          <w:color w:val="313338"/>
-          <w:sz w:val="22"/>
-          <w:szCs w:val="22"/>
-        </w:rPr>
-        <w:t xml:space="preserve">Have users install the desktop app using the Chatter Setup installer</w:t>
-      </w:r>
-    </w:p>
-    <w:p>
-      <w:pPr>
-        <w:spacing w:after="80"/>
+        <w:t xml:space="preserve">Share this link with anyone you want to invite:</w:t>
+      </w:r>
+    </w:p>
+    <w:p>
+      <w:pPr>
+        <w:spacing w:after="40"/>
       </w:pPr>
     </w:p>
     <w:tbl>
@@ -1234,42 +1852,33 @@
           <w:tcPr>
             <w:tcW w:type="dxa" w:w="9360"/>
             <w:tcBorders>
-              <w:top w:val="none" w:color="FFFFFF" w:sz="0"/>
-              <w:left w:val="none" w:color="FFFFFF" w:sz="0"/>
-              <w:bottom w:val="none" w:color="FFFFFF" w:sz="0"/>
-              <w:right w:val="none" w:color="FFFFFF" w:sz="0"/>
+              <w:top w:val="single" w:color="5865F2" w:sz="1"/>
+              <w:left w:val="single" w:color="5865F2" w:sz="1"/>
+              <w:bottom w:val="single" w:color="5865F2" w:sz="1"/>
+              <w:right w:val="single" w:color="5865F2" w:sz="1"/>
             </w:tcBorders>
             <w:shd w:fill="EEF0FF" w:val="clear"/>
             <w:tcMar>
-              <w:top w:type="dxa" w:w="120"/>
+              <w:top w:type="dxa" w:w="140"/>
               <w:left w:type="dxa" w:w="200"/>
-              <w:bottom w:type="dxa" w:w="120"/>
+              <w:bottom w:type="dxa" w:w="140"/>
               <w:right w:type="dxa" w:w="200"/>
             </w:tcMar>
           </w:tcPr>
           <w:p>
             <w:pPr>
-              <w:spacing w:after="0"/>
+              <w:jc w:val="center"/>
             </w:pPr>
             <w:r>
               <w:rPr>
-                <w:rFonts w:ascii="Arial" w:cs="Arial" w:eastAsia="Arial" w:hAnsi="Arial"/>
+                <w:rFonts w:ascii="Courier New" w:cs="Courier New" w:eastAsia="Courier New" w:hAnsi="Courier New"/>
                 <w:b/>
                 <w:bCs/>
                 <w:color w:val="5865F2"/>
                 <w:sz w:val="22"/>
                 <w:szCs w:val="22"/>
               </w:rPr>
-              <w:t xml:space="preserve">NOTE: </w:t>
-            </w:r>
-            <w:r>
-              <w:rPr>
-                <w:rFonts w:ascii="Arial" w:cs="Arial" w:eastAsia="Arial" w:hAnsi="Arial"/>
-                <w:color w:val="313338"/>
-                <w:sz w:val="22"/>
-                <w:szCs w:val="22"/>
-              </w:rPr>
-              <w:t xml:space="preserve">New users who sign up will automatically join the General server and can start chatting in any text channel immediately. They are assigned the Member role by default.</w:t>
+              <w:t xml:space="preserve">https://enthusiastic-peace-production-7a96.up.railway.app</w:t>
             </w:r>
           </w:p>
         </w:tc>
@@ -1283,7 +1892,7 @@
     <w:p>
       <w:pPr>
         <w:pStyle w:val="Heading2"/>
-        <w:spacing w:after="120" w:before="280"/>
+        <w:spacing w:after="100" w:before="260"/>
       </w:pPr>
       <w:r>
         <w:rPr>
@@ -1294,21 +1903,7 @@
           <w:sz w:val="24"/>
           <w:szCs w:val="24"/>
         </w:rPr>
-        <w:t xml:space="preserve">2.2 What New Users Need to Do</w:t>
-      </w:r>
-    </w:p>
-    <w:p>
-      <w:pPr>
-        <w:spacing w:after="120"/>
-      </w:pPr>
-      <w:r>
-        <w:rPr>
-          <w:rFonts w:ascii="Arial" w:cs="Arial" w:eastAsia="Arial" w:hAnsi="Arial"/>
-          <w:color w:val="313338"/>
-          <w:sz w:val="22"/>
-          <w:szCs w:val="22"/>
-        </w:rPr>
-        <w:t xml:space="preserve">When a new user visits the URL for the first time:</w:t>
+        <w:t xml:space="preserve">2.2 How New Users Sign Up</w:t>
       </w:r>
     </w:p>
     <w:p>
@@ -1323,10 +1918,11 @@
       <w:r>
         <w:rPr>
           <w:rFonts w:ascii="Arial" w:cs="Arial" w:eastAsia="Arial" w:hAnsi="Arial"/>
+          <w:color w:val="313338"/>
           <w:sz w:val="22"/>
           <w:szCs w:val="22"/>
         </w:rPr>
-        <w:t xml:space="preserve">Click “Create Account” on the login screen</w:t>
+        <w:t xml:space="preserve">Visit the server URL in any browser</w:t>
       </w:r>
     </w:p>
     <w:p>
@@ -1341,10 +1937,11 @@
       <w:r>
         <w:rPr>
           <w:rFonts w:ascii="Arial" w:cs="Arial" w:eastAsia="Arial" w:hAnsi="Arial"/>
+          <w:color w:val="313338"/>
           <w:sz w:val="22"/>
           <w:szCs w:val="22"/>
         </w:rPr>
-        <w:t xml:space="preserve">Enter a username (2–32 characters), email address, and password (8+ characters)</w:t>
+        <w:t xml:space="preserve">Click Create Account</w:t>
       </w:r>
     </w:p>
     <w:p>
@@ -1359,10 +1956,11 @@
       <w:r>
         <w:rPr>
           <w:rFonts w:ascii="Arial" w:cs="Arial" w:eastAsia="Arial" w:hAnsi="Arial"/>
+          <w:color w:val="313338"/>
           <w:sz w:val="22"/>
           <w:szCs w:val="22"/>
         </w:rPr>
-        <w:t xml:space="preserve">Click “Create Account” — they are automatically logged in and added to the server</w:t>
+        <w:t xml:space="preserve">Enter a username (2-32 characters), email, and password (8+ characters)</w:t>
       </w:r>
     </w:p>
     <w:p>
@@ -1377,130 +1975,11 @@
       <w:r>
         <w:rPr>
           <w:rFonts w:ascii="Arial" w:cs="Arial" w:eastAsia="Arial" w:hAnsi="Arial"/>
-          <w:sz w:val="22"/>
-          <w:szCs w:val="22"/>
-        </w:rPr>
-        <w:t xml:space="preserve">They can immediately start messaging in any channel or send direct messages</w:t>
-      </w:r>
-    </w:p>
-    <w:p>
-      <w:pPr>
-        <w:spacing w:after="160"/>
-      </w:pPr>
-    </w:p>
-    <w:p>
-      <w:pPr>
-        <w:pStyle w:val="Heading2"/>
-        <w:spacing w:after="120" w:before="280"/>
-      </w:pPr>
-      <w:r>
-        <w:rPr>
-          <w:rFonts w:ascii="Arial" w:cs="Arial" w:eastAsia="Arial" w:hAnsi="Arial"/>
-          <w:b/>
-          <w:bCs/>
-          <w:color w:val="5865F2"/>
-          <w:sz w:val="24"/>
-          <w:szCs w:val="24"/>
-        </w:rPr>
-        <w:t xml:space="preserve">2.3 Desktop App Installers</w:t>
-      </w:r>
-    </w:p>
-    <w:p>
-      <w:pPr>
-        <w:spacing w:after="120"/>
-      </w:pPr>
-      <w:r>
-        <w:rPr>
-          <w:rFonts w:ascii="Arial" w:cs="Arial" w:eastAsia="Arial" w:hAnsi="Arial"/>
           <w:color w:val="313338"/>
           <w:sz w:val="22"/>
           <w:szCs w:val="22"/>
         </w:rPr>
-        <w:t xml:space="preserve">If you built a Windows desktop installer, users can install the app on their PC instead of using a browser:</w:t>
-      </w:r>
-    </w:p>
-    <w:p>
-      <w:pPr>
-        <w:pStyle w:val="ListParagraph"/>
-        <w:numPr>
-          <w:ilvl w:val="0"/>
-          <w:numId w:val="2"/>
-        </w:numPr>
-        <w:spacing w:after="80"/>
-      </w:pPr>
-      <w:r>
-        <w:rPr>
-          <w:rFonts w:ascii="Arial" w:cs="Arial" w:eastAsia="Arial" w:hAnsi="Arial"/>
-          <w:b w:val="false"/>
-          <w:bCs w:val="false"/>
-          <w:color w:val="313338"/>
-          <w:sz w:val="22"/>
-          <w:szCs w:val="22"/>
-        </w:rPr>
-        <w:t xml:space="preserve">Send them the file: Chatter Setup 1.0.0.exe</w:t>
-      </w:r>
-    </w:p>
-    <w:p>
-      <w:pPr>
-        <w:pStyle w:val="ListParagraph"/>
-        <w:numPr>
-          <w:ilvl w:val="0"/>
-          <w:numId w:val="2"/>
-        </w:numPr>
-        <w:spacing w:after="80"/>
-      </w:pPr>
-      <w:r>
-        <w:rPr>
-          <w:rFonts w:ascii="Arial" w:cs="Arial" w:eastAsia="Arial" w:hAnsi="Arial"/>
-          <w:b w:val="false"/>
-          <w:bCs w:val="false"/>
-          <w:color w:val="313338"/>
-          <w:sz w:val="22"/>
-          <w:szCs w:val="22"/>
-        </w:rPr>
-        <w:t xml:space="preserve">They double-click it, click through the installer</w:t>
-      </w:r>
-    </w:p>
-    <w:p>
-      <w:pPr>
-        <w:pStyle w:val="ListParagraph"/>
-        <w:numPr>
-          <w:ilvl w:val="0"/>
-          <w:numId w:val="2"/>
-        </w:numPr>
-        <w:spacing w:after="80"/>
-      </w:pPr>
-      <w:r>
-        <w:rPr>
-          <w:rFonts w:ascii="Arial" w:cs="Arial" w:eastAsia="Arial" w:hAnsi="Arial"/>
-          <w:b w:val="false"/>
-          <w:bCs w:val="false"/>
-          <w:color w:val="313338"/>
-          <w:sz w:val="22"/>
-          <w:szCs w:val="22"/>
-        </w:rPr>
-        <w:t xml:space="preserve">Chatter appears in their Start menu and creates a desktop shortcut</w:t>
-      </w:r>
-    </w:p>
-    <w:p>
-      <w:pPr>
-        <w:pStyle w:val="ListParagraph"/>
-        <w:numPr>
-          <w:ilvl w:val="0"/>
-          <w:numId w:val="2"/>
-        </w:numPr>
-        <w:spacing w:after="80"/>
-      </w:pPr>
-      <w:r>
-        <w:rPr>
-          <w:rFonts w:ascii="Arial" w:cs="Arial" w:eastAsia="Arial" w:hAnsi="Arial"/>
-          <w:b w:val="false"/>
-          <w:bCs w:val="false"/>
-          <w:color w:val="313338"/>
-          <w:sz w:val="22"/>
-          <w:szCs w:val="22"/>
-        </w:rPr>
-        <w:t xml:space="preserve">The app opens directly to your server — no URL needed</w:t>
+        <w:t xml:space="preserve">Click Create Account — they are logged in and added to the server instantly</w:t>
       </w:r>
     </w:p>
     <w:p>
@@ -1563,7 +2042,7 @@
                 <w:sz w:val="22"/>
                 <w:szCs w:val="22"/>
               </w:rPr>
-              <w:t xml:space="preserve">The desktop app and browser version share the same account — users can use either interchangeably.</w:t>
+              <w:t xml:space="preserve">New users are assigned the Member role automatically and can start chatting right away.</w:t>
             </w:r>
           </w:p>
         </w:tc>
@@ -1571,8 +2050,49 @@
     </w:tbl>
     <w:p>
       <w:pPr>
+        <w:spacing w:after="160"/>
+      </w:pPr>
+    </w:p>
+    <w:p>
+      <w:pPr>
+        <w:pStyle w:val="Heading2"/>
+        <w:spacing w:after="100" w:before="260"/>
+      </w:pPr>
+      <w:r>
+        <w:rPr>
+          <w:rFonts w:ascii="Arial" w:cs="Arial" w:eastAsia="Arial" w:hAnsi="Arial"/>
+          <w:b/>
+          <w:bCs/>
+          <w:color w:val="5865F2"/>
+          <w:sz w:val="24"/>
+          <w:szCs w:val="24"/>
+        </w:rPr>
+        <w:t xml:space="preserve">2.3 Desktop App</w:t>
+      </w:r>
+    </w:p>
+    <w:p>
+      <w:pPr>
+        <w:spacing w:after="100"/>
+      </w:pPr>
+      <w:r>
+        <w:rPr>
+          <w:rFonts w:ascii="Arial" w:cs="Arial" w:eastAsia="Arial" w:hAnsi="Arial"/>
+          <w:color w:val="313338"/>
+          <w:sz w:val="22"/>
+          <w:szCs w:val="22"/>
+        </w:rPr>
+        <w:t xml:space="preserve">Share the Chatter Setup installer (.exe) with Windows users. They install it like any Windows application and get a dedicated desktop app with a shortcut in the Start menu.</w:t>
+      </w:r>
+    </w:p>
+    <w:p>
+      <w:pPr>
         <w:spacing w:after="200"/>
       </w:pPr>
+    </w:p>
+    <w:p>
+      <w:r>
+        <w:br w:type="page"/>
+      </w:r>
     </w:p>
     <w:p>
       <w:pPr>
@@ -1588,35 +2108,16 @@
           <w:b/>
           <w:bCs/>
           <w:color w:val="1E1F22"/>
-          <w:sz w:val="28"/>
-          <w:szCs w:val="28"/>
-        </w:rPr>
-        <w:t xml:space="preserve">3. Managing User Roles</w:t>
-      </w:r>
-    </w:p>
-    <w:p>
-      <w:pPr>
-        <w:spacing w:after="120"/>
-      </w:pPr>
-      <w:r>
-        <w:rPr>
-          <w:rFonts w:ascii="Arial" w:cs="Arial" w:eastAsia="Arial" w:hAnsi="Arial"/>
-          <w:color w:val="313338"/>
-          <w:sz w:val="22"/>
-          <w:szCs w:val="22"/>
-        </w:rPr>
-        <w:t xml:space="preserve">Roles are managed directly in the PostgreSQL database via Railway’s built-in query tool. There are two roles: member (default) and admin.</w:t>
-      </w:r>
-    </w:p>
-    <w:p>
-      <w:pPr>
-        <w:spacing w:after="80"/>
-      </w:pPr>
+          <w:sz w:val="30"/>
+          <w:szCs w:val="30"/>
+        </w:rPr>
+        <w:t xml:space="preserve">3. Server Settings</w:t>
+      </w:r>
     </w:p>
     <w:p>
       <w:pPr>
         <w:pStyle w:val="Heading2"/>
-        <w:spacing w:after="120" w:before="280"/>
+        <w:spacing w:after="100" w:before="260"/>
       </w:pPr>
       <w:r>
         <w:rPr>
@@ -1627,21 +2128,7 @@
           <w:sz w:val="24"/>
           <w:szCs w:val="24"/>
         </w:rPr>
-        <w:t xml:space="preserve">3.1 Accessing the Database</w:t>
-      </w:r>
-    </w:p>
-    <w:p>
-      <w:pPr>
-        <w:spacing w:after="120"/>
-      </w:pPr>
-      <w:r>
-        <w:rPr>
-          <w:rFonts w:ascii="Arial" w:cs="Arial" w:eastAsia="Arial" w:hAnsi="Arial"/>
-          <w:color w:val="313338"/>
-          <w:sz w:val="22"/>
-          <w:szCs w:val="22"/>
-        </w:rPr>
-        <w:t xml:space="preserve">To run any SQL commands:</w:t>
+        <w:t xml:space="preserve">3.1 Renaming the Server</w:t>
       </w:r>
     </w:p>
     <w:p>
@@ -1656,10 +2143,11 @@
       <w:r>
         <w:rPr>
           <w:rFonts w:ascii="Arial" w:cs="Arial" w:eastAsia="Arial" w:hAnsi="Arial"/>
+          <w:color w:val="313338"/>
           <w:sz w:val="22"/>
           <w:szCs w:val="22"/>
         </w:rPr>
-        <w:t xml:space="preserve">Go to railway.app and open your project</w:t>
+        <w:t xml:space="preserve">Click the gear icon in the sidebar to open Admin Settings</w:t>
       </w:r>
     </w:p>
     <w:p>
@@ -1674,10 +2162,11 @@
       <w:r>
         <w:rPr>
           <w:rFonts w:ascii="Arial" w:cs="Arial" w:eastAsia="Arial" w:hAnsi="Arial"/>
+          <w:color w:val="313338"/>
           <w:sz w:val="22"/>
           <w:szCs w:val="22"/>
         </w:rPr>
-        <w:t xml:space="preserve">Click the PostgreSQL service</w:t>
+        <w:t xml:space="preserve">The Server tab opens by default</w:t>
       </w:r>
     </w:p>
     <w:p>
@@ -1692,10 +2181,11 @@
       <w:r>
         <w:rPr>
           <w:rFonts w:ascii="Arial" w:cs="Arial" w:eastAsia="Arial" w:hAnsi="Arial"/>
+          <w:color w:val="313338"/>
           <w:sz w:val="22"/>
           <w:szCs w:val="22"/>
         </w:rPr>
-        <w:t xml:space="preserve">Click the Data tab</w:t>
+        <w:t xml:space="preserve">Edit the SERVER NAME field</w:t>
       </w:r>
     </w:p>
     <w:p>
@@ -1710,10 +2200,30 @@
       <w:r>
         <w:rPr>
           <w:rFonts w:ascii="Arial" w:cs="Arial" w:eastAsia="Arial" w:hAnsi="Arial"/>
+          <w:color w:val="313338"/>
           <w:sz w:val="22"/>
           <w:szCs w:val="22"/>
         </w:rPr>
-        <w:t xml:space="preserve">Type your SQL in the query editor and click Run</w:t>
+        <w:t xml:space="preserve">Optionally add a DESCRIPTION</w:t>
+      </w:r>
+    </w:p>
+    <w:p>
+      <w:pPr>
+        <w:pStyle w:val="ListParagraph"/>
+        <w:numPr>
+          <w:ilvl w:val="0"/>
+          <w:numId w:val="3"/>
+        </w:numPr>
+        <w:spacing w:after="80"/>
+      </w:pPr>
+      <w:r>
+        <w:rPr>
+          <w:rFonts w:ascii="Arial" w:cs="Arial" w:eastAsia="Arial" w:hAnsi="Arial"/>
+          <w:color w:val="313338"/>
+          <w:sz w:val="22"/>
+          <w:szCs w:val="22"/>
+        </w:rPr>
+        <w:t xml:space="preserve">Click Save Changes — the new name appears immediately in the sidebar for all users</w:t>
       </w:r>
     </w:p>
     <w:p>
@@ -1723,8 +2233,28 @@
     </w:p>
     <w:p>
       <w:pPr>
+        <w:pStyle w:val="Heading1"/>
+        <w:pBdr>
+          <w:bottom w:val="single" w:color="5865F2" w:sz="4" w:space="6"/>
+        </w:pBdr>
+        <w:spacing w:after="160" w:before="360"/>
+      </w:pPr>
+      <w:r>
+        <w:rPr>
+          <w:rFonts w:ascii="Arial" w:cs="Arial" w:eastAsia="Arial" w:hAnsi="Arial"/>
+          <w:b/>
+          <w:bCs/>
+          <w:color w:val="1E1F22"/>
+          <w:sz w:val="30"/>
+          <w:szCs w:val="30"/>
+        </w:rPr>
+        <w:t xml:space="preserve">4. Channel Management</w:t>
+      </w:r>
+    </w:p>
+    <w:p>
+      <w:pPr>
         <w:pStyle w:val="Heading2"/>
-        <w:spacing w:after="120" w:before="280"/>
+        <w:spacing w:after="100" w:before="260"/>
       </w:pPr>
       <w:r>
         <w:rPr>
@@ -1735,12 +2265,17 @@
           <w:sz w:val="24"/>
           <w:szCs w:val="24"/>
         </w:rPr>
-        <w:t xml:space="preserve">3.2 Grant Admin Role</w:t>
-      </w:r>
-    </w:p>
-    <w:p>
-      <w:pPr>
-        <w:spacing w:after="120"/>
+        <w:t xml:space="preserve">4.1 Creating a Channel</w:t>
+      </w:r>
+    </w:p>
+    <w:p>
+      <w:pPr>
+        <w:pStyle w:val="ListParagraph"/>
+        <w:numPr>
+          <w:ilvl w:val="0"/>
+          <w:numId w:val="3"/>
+        </w:numPr>
+        <w:spacing w:after="80"/>
       </w:pPr>
       <w:r>
         <w:rPr>
@@ -1749,12 +2284,50 @@
           <w:sz w:val="22"/>
           <w:szCs w:val="22"/>
         </w:rPr>
-        <w:t xml:space="preserve">To make a user an administrator, run this SQL (replace the email with their actual address):</w:t>
-      </w:r>
-    </w:p>
-    <w:p>
-      <w:pPr>
-        <w:spacing w:after="60"/>
+        <w:t xml:space="preserve">In the main sidebar, click the + button next to TEXT CHANNELS or VOICE CHANNELS</w:t>
+      </w:r>
+    </w:p>
+    <w:p>
+      <w:pPr>
+        <w:pStyle w:val="ListParagraph"/>
+        <w:numPr>
+          <w:ilvl w:val="0"/>
+          <w:numId w:val="3"/>
+        </w:numPr>
+        <w:spacing w:after="80"/>
+      </w:pPr>
+      <w:r>
+        <w:rPr>
+          <w:rFonts w:ascii="Arial" w:cs="Arial" w:eastAsia="Arial" w:hAnsi="Arial"/>
+          <w:color w:val="313338"/>
+          <w:sz w:val="22"/>
+          <w:szCs w:val="22"/>
+        </w:rPr>
+        <w:t xml:space="preserve">Type the channel name in the dialog</w:t>
+      </w:r>
+    </w:p>
+    <w:p>
+      <w:pPr>
+        <w:pStyle w:val="ListParagraph"/>
+        <w:numPr>
+          <w:ilvl w:val="0"/>
+          <w:numId w:val="3"/>
+        </w:numPr>
+        <w:spacing w:after="80"/>
+      </w:pPr>
+      <w:r>
+        <w:rPr>
+          <w:rFonts w:ascii="Arial" w:cs="Arial" w:eastAsia="Arial" w:hAnsi="Arial"/>
+          <w:color w:val="313338"/>
+          <w:sz w:val="22"/>
+          <w:szCs w:val="22"/>
+        </w:rPr>
+        <w:t xml:space="preserve">Click Create</w:t>
+      </w:r>
+    </w:p>
+    <w:p>
+      <w:pPr>
+        <w:spacing w:after="80"/>
       </w:pPr>
     </w:p>
     <w:tbl>
@@ -1777,12 +2350,12 @@
           <w:tcPr>
             <w:tcW w:type="dxa" w:w="9360"/>
             <w:tcBorders>
-              <w:top w:val="single" w:color="444444" w:sz="1"/>
-              <w:left w:val="single" w:color="444444" w:sz="1"/>
-              <w:bottom w:val="single" w:color="444444" w:sz="1"/>
-              <w:right w:val="single" w:color="444444" w:sz="1"/>
-            </w:tcBorders>
-            <w:shd w:fill="2B2D31" w:val="clear"/>
+              <w:top w:val="none" w:color="FFFFFF" w:sz="0"/>
+              <w:left w:val="none" w:color="FFFFFF" w:sz="0"/>
+              <w:bottom w:val="none" w:color="FFFFFF" w:sz="0"/>
+              <w:right w:val="none" w:color="FFFFFF" w:sz="0"/>
+            </w:tcBorders>
+            <w:shd w:fill="EEF0FF" w:val="clear"/>
             <w:tcMar>
               <w:top w:type="dxa" w:w="120"/>
               <w:left w:type="dxa" w:w="200"/>
@@ -1796,12 +2369,23 @@
             </w:pPr>
             <w:r>
               <w:rPr>
-                <w:rFonts w:ascii="Courier New" w:cs="Courier New" w:eastAsia="Courier New" w:hAnsi="Courier New"/>
-                <w:color w:val="A8D8A8"/>
-                <w:sz w:val="20"/>
-                <w:szCs w:val="20"/>
-              </w:rPr>
-              <w:t xml:space="preserve">UPDATE users SET role = 'admin' WHERE email = 'user@example.com';</w:t>
+                <w:rFonts w:ascii="Arial" w:cs="Arial" w:eastAsia="Arial" w:hAnsi="Arial"/>
+                <w:b/>
+                <w:bCs/>
+                <w:color w:val="5865F2"/>
+                <w:sz w:val="22"/>
+                <w:szCs w:val="22"/>
+              </w:rPr>
+              <w:t xml:space="preserve">NOTE: </w:t>
+            </w:r>
+            <w:r>
+              <w:rPr>
+                <w:rFonts w:ascii="Arial" w:cs="Arial" w:eastAsia="Arial" w:hAnsi="Arial"/>
+                <w:color w:val="313338"/>
+                <w:sz w:val="22"/>
+                <w:szCs w:val="22"/>
+              </w:rPr>
+              <w:t xml:space="preserve">Text channel names are automatically lowercased with spaces replaced by hyphens (e.g. "Game Night" becomes #game-night). Voice channel names keep their original casing.</w:t>
             </w:r>
           </w:p>
         </w:tc>
@@ -1809,7 +2393,105 @@
     </w:tbl>
     <w:p>
       <w:pPr>
-        <w:spacing w:after="100"/>
+        <w:spacing w:after="160"/>
+      </w:pPr>
+    </w:p>
+    <w:p>
+      <w:pPr>
+        <w:pStyle w:val="Heading2"/>
+        <w:spacing w:after="100" w:before="260"/>
+      </w:pPr>
+      <w:r>
+        <w:rPr>
+          <w:rFonts w:ascii="Arial" w:cs="Arial" w:eastAsia="Arial" w:hAnsi="Arial"/>
+          <w:b/>
+          <w:bCs/>
+          <w:color w:val="5865F2"/>
+          <w:sz w:val="24"/>
+          <w:szCs w:val="24"/>
+        </w:rPr>
+        <w:t xml:space="preserve">4.2 Renaming a Channel</w:t>
+      </w:r>
+    </w:p>
+    <w:p>
+      <w:pPr>
+        <w:pStyle w:val="ListParagraph"/>
+        <w:numPr>
+          <w:ilvl w:val="0"/>
+          <w:numId w:val="3"/>
+        </w:numPr>
+        <w:spacing w:after="80"/>
+      </w:pPr>
+      <w:r>
+        <w:rPr>
+          <w:rFonts w:ascii="Arial" w:cs="Arial" w:eastAsia="Arial" w:hAnsi="Arial"/>
+          <w:color w:val="313338"/>
+          <w:sz w:val="22"/>
+          <w:szCs w:val="22"/>
+        </w:rPr>
+        <w:t xml:space="preserve">Open Admin Settings (gear icon)</w:t>
+      </w:r>
+    </w:p>
+    <w:p>
+      <w:pPr>
+        <w:pStyle w:val="ListParagraph"/>
+        <w:numPr>
+          <w:ilvl w:val="0"/>
+          <w:numId w:val="3"/>
+        </w:numPr>
+        <w:spacing w:after="80"/>
+      </w:pPr>
+      <w:r>
+        <w:rPr>
+          <w:rFonts w:ascii="Arial" w:cs="Arial" w:eastAsia="Arial" w:hAnsi="Arial"/>
+          <w:color w:val="313338"/>
+          <w:sz w:val="22"/>
+          <w:szCs w:val="22"/>
+        </w:rPr>
+        <w:t xml:space="preserve">Click the Channels tab</w:t>
+      </w:r>
+    </w:p>
+    <w:p>
+      <w:pPr>
+        <w:pStyle w:val="ListParagraph"/>
+        <w:numPr>
+          <w:ilvl w:val="0"/>
+          <w:numId w:val="3"/>
+        </w:numPr>
+        <w:spacing w:after="80"/>
+      </w:pPr>
+      <w:r>
+        <w:rPr>
+          <w:rFonts w:ascii="Arial" w:cs="Arial" w:eastAsia="Arial" w:hAnsi="Arial"/>
+          <w:color w:val="313338"/>
+          <w:sz w:val="22"/>
+          <w:szCs w:val="22"/>
+        </w:rPr>
+        <w:t xml:space="preserve">Hover over a channel and click the pencil (edit) icon</w:t>
+      </w:r>
+    </w:p>
+    <w:p>
+      <w:pPr>
+        <w:pStyle w:val="ListParagraph"/>
+        <w:numPr>
+          <w:ilvl w:val="0"/>
+          <w:numId w:val="3"/>
+        </w:numPr>
+        <w:spacing w:after="80"/>
+      </w:pPr>
+      <w:r>
+        <w:rPr>
+          <w:rFonts w:ascii="Arial" w:cs="Arial" w:eastAsia="Arial" w:hAnsi="Arial"/>
+          <w:color w:val="313338"/>
+          <w:sz w:val="22"/>
+          <w:szCs w:val="22"/>
+        </w:rPr>
+        <w:t xml:space="preserve">Type the new name and press Enter or click Save</w:t>
+      </w:r>
+    </w:p>
+    <w:p>
+      <w:pPr>
+        <w:spacing w:after="80"/>
       </w:pPr>
     </w:p>
     <w:tbl>
@@ -1837,7 +2519,7 @@
               <w:bottom w:val="none" w:color="FFFFFF" w:sz="0"/>
               <w:right w:val="none" w:color="FFFFFF" w:sz="0"/>
             </w:tcBorders>
-            <w:shd w:fill="FFF8E1" w:val="clear"/>
+            <w:shd w:fill="EEF0FF" w:val="clear"/>
             <w:tcMar>
               <w:top w:type="dxa" w:w="120"/>
               <w:left w:type="dxa" w:w="200"/>
@@ -1854,11 +2536,11 @@
                 <w:rFonts w:ascii="Arial" w:cs="Arial" w:eastAsia="Arial" w:hAnsi="Arial"/>
                 <w:b/>
                 <w:bCs/>
-                <w:color w:val="F57C00"/>
+                <w:color w:val="5865F2"/>
                 <w:sz w:val="22"/>
                 <w:szCs w:val="22"/>
               </w:rPr>
-              <w:t xml:space="preserve">TIP: </w:t>
+              <w:t xml:space="preserve">NOTE: </w:t>
             </w:r>
             <w:r>
               <w:rPr>
@@ -1867,7 +2549,7 @@
                 <w:sz w:val="22"/>
                 <w:szCs w:val="22"/>
               </w:rPr>
-              <w:t xml:space="preserve">The user must log out and back in for the admin role to take effect in the app.</w:t>
+              <w:t xml:space="preserve">Renaming a channel updates it in real time for all connected users without requiring a page refresh.</w:t>
             </w:r>
           </w:p>
         </w:tc>
@@ -1881,7 +2563,7 @@
     <w:p>
       <w:pPr>
         <w:pStyle w:val="Heading2"/>
-        <w:spacing w:after="120" w:before="280"/>
+        <w:spacing w:after="100" w:before="260"/>
       </w:pPr>
       <w:r>
         <w:rPr>
@@ -1892,12 +2574,17 @@
           <w:sz w:val="24"/>
           <w:szCs w:val="24"/>
         </w:rPr>
-        <w:t xml:space="preserve">3.3 Revoke Admin Role</w:t>
-      </w:r>
-    </w:p>
-    <w:p>
-      <w:pPr>
-        <w:spacing w:after="120"/>
+        <w:t xml:space="preserve">4.3 Deleting a Channel</w:t>
+      </w:r>
+    </w:p>
+    <w:p>
+      <w:pPr>
+        <w:pStyle w:val="ListParagraph"/>
+        <w:numPr>
+          <w:ilvl w:val="0"/>
+          <w:numId w:val="3"/>
+        </w:numPr>
+        <w:spacing w:after="80"/>
       </w:pPr>
       <w:r>
         <w:rPr>
@@ -1906,12 +2593,50 @@
           <w:sz w:val="22"/>
           <w:szCs w:val="22"/>
         </w:rPr>
-        <w:t xml:space="preserve">To demote an admin back to a regular member:</w:t>
-      </w:r>
-    </w:p>
-    <w:p>
-      <w:pPr>
-        <w:spacing w:after="60"/>
+        <w:t xml:space="preserve">Hover over the channel name in the sidebar</w:t>
+      </w:r>
+    </w:p>
+    <w:p>
+      <w:pPr>
+        <w:pStyle w:val="ListParagraph"/>
+        <w:numPr>
+          <w:ilvl w:val="0"/>
+          <w:numId w:val="3"/>
+        </w:numPr>
+        <w:spacing w:after="80"/>
+      </w:pPr>
+      <w:r>
+        <w:rPr>
+          <w:rFonts w:ascii="Arial" w:cs="Arial" w:eastAsia="Arial" w:hAnsi="Arial"/>
+          <w:color w:val="313338"/>
+          <w:sz w:val="22"/>
+          <w:szCs w:val="22"/>
+        </w:rPr>
+        <w:t xml:space="preserve">Click the trash icon that appears on the right</w:t>
+      </w:r>
+    </w:p>
+    <w:p>
+      <w:pPr>
+        <w:pStyle w:val="ListParagraph"/>
+        <w:numPr>
+          <w:ilvl w:val="0"/>
+          <w:numId w:val="3"/>
+        </w:numPr>
+        <w:spacing w:after="80"/>
+      </w:pPr>
+      <w:r>
+        <w:rPr>
+          <w:rFonts w:ascii="Arial" w:cs="Arial" w:eastAsia="Arial" w:hAnsi="Arial"/>
+          <w:color w:val="313338"/>
+          <w:sz w:val="22"/>
+          <w:szCs w:val="22"/>
+        </w:rPr>
+        <w:t xml:space="preserve">Confirm deletion in the prompt</w:t>
+      </w:r>
+    </w:p>
+    <w:p>
+      <w:pPr>
+        <w:spacing w:after="80"/>
       </w:pPr>
     </w:p>
     <w:tbl>
@@ -1934,12 +2659,12 @@
           <w:tcPr>
             <w:tcW w:type="dxa" w:w="9360"/>
             <w:tcBorders>
-              <w:top w:val="single" w:color="444444" w:sz="1"/>
-              <w:left w:val="single" w:color="444444" w:sz="1"/>
-              <w:bottom w:val="single" w:color="444444" w:sz="1"/>
-              <w:right w:val="single" w:color="444444" w:sz="1"/>
-            </w:tcBorders>
-            <w:shd w:fill="2B2D31" w:val="clear"/>
+              <w:top w:val="none" w:color="FFFFFF" w:sz="0"/>
+              <w:left w:val="none" w:color="FFFFFF" w:sz="0"/>
+              <w:bottom w:val="none" w:color="FFFFFF" w:sz="0"/>
+              <w:right w:val="none" w:color="FFFFFF" w:sz="0"/>
+            </w:tcBorders>
+            <w:shd w:fill="FDECEA" w:val="clear"/>
             <w:tcMar>
               <w:top w:type="dxa" w:w="120"/>
               <w:left w:type="dxa" w:w="200"/>
@@ -1953,12 +2678,23 @@
             </w:pPr>
             <w:r>
               <w:rPr>
-                <w:rFonts w:ascii="Courier New" w:cs="Courier New" w:eastAsia="Courier New" w:hAnsi="Courier New"/>
-                <w:color w:val="A8D8A8"/>
-                <w:sz w:val="20"/>
-                <w:szCs w:val="20"/>
-              </w:rPr>
-              <w:t xml:space="preserve">UPDATE users SET role = 'member' WHERE email = 'user@example.com';</w:t>
+                <w:rFonts w:ascii="Arial" w:cs="Arial" w:eastAsia="Arial" w:hAnsi="Arial"/>
+                <w:b/>
+                <w:bCs/>
+                <w:color w:val="ED4245"/>
+                <w:sz w:val="22"/>
+                <w:szCs w:val="22"/>
+              </w:rPr>
+              <w:t xml:space="preserve">IMPORTANT: </w:t>
+            </w:r>
+            <w:r>
+              <w:rPr>
+                <w:rFonts w:ascii="Arial" w:cs="Arial" w:eastAsia="Arial" w:hAnsi="Arial"/>
+                <w:color w:val="313338"/>
+                <w:sz w:val="22"/>
+                <w:szCs w:val="22"/>
+              </w:rPr>
+              <w:t xml:space="preserve">Deleting a channel permanently removes all messages in it. This cannot be undone.</w:t>
             </w:r>
           </w:p>
         </w:tc>
@@ -1972,7 +2708,7 @@
     <w:p>
       <w:pPr>
         <w:pStyle w:val="Heading2"/>
-        <w:spacing w:after="120" w:before="280"/>
+        <w:spacing w:after="100" w:before="260"/>
       </w:pPr>
       <w:r>
         <w:rPr>
@@ -1983,12 +2719,12 @@
           <w:sz w:val="24"/>
           <w:szCs w:val="24"/>
         </w:rPr>
-        <w:t xml:space="preserve">3.4 View All Users and Roles</w:t>
-      </w:r>
-    </w:p>
-    <w:p>
-      <w:pPr>
-        <w:spacing w:after="120"/>
+        <w:t xml:space="preserve">4.4 Default Channels</w:t>
+      </w:r>
+    </w:p>
+    <w:p>
+      <w:pPr>
+        <w:spacing w:after="100"/>
       </w:pPr>
       <w:r>
         <w:rPr>
@@ -1997,12 +2733,543 @@
           <w:sz w:val="22"/>
           <w:szCs w:val="22"/>
         </w:rPr>
-        <w:t xml:space="preserve">To see a list of all registered users and their roles:</w:t>
-      </w:r>
-    </w:p>
-    <w:p>
-      <w:pPr>
-        <w:spacing w:after="60"/>
+        <w:t xml:space="preserve">These channels are created when the server first starts:</w:t>
+      </w:r>
+    </w:p>
+    <w:p>
+      <w:pPr>
+        <w:spacing w:after="40"/>
+      </w:pPr>
+    </w:p>
+    <w:tbl>
+      <w:tblPr>
+        <w:tblW w:type="dxa" w:w="9360"/>
+        <w:tblBorders>
+          <w:top w:val="single" w:color="auto" w:sz="4"/>
+          <w:left w:val="single" w:color="auto" w:sz="4"/>
+          <w:bottom w:val="single" w:color="auto" w:sz="4"/>
+          <w:right w:val="single" w:color="auto" w:sz="4"/>
+          <w:insideH w:val="single" w:color="auto" w:sz="4"/>
+          <w:insideV w:val="single" w:color="auto" w:sz="4"/>
+        </w:tblBorders>
+      </w:tblPr>
+      <w:tblGrid>
+        <w:gridCol w:w="2800"/>
+        <w:gridCol w:w="1800"/>
+        <w:gridCol w:w="4760"/>
+      </w:tblGrid>
+      <w:tr>
+        <w:trPr>
+          <w:tblHeader/>
+        </w:trPr>
+        <w:tc>
+          <w:tcPr>
+            <w:tcW w:type="dxa" w:w="2800"/>
+            <w:tcBorders>
+              <w:top w:val="single" w:color="5865F2" w:sz="1"/>
+              <w:left w:val="single" w:color="5865F2" w:sz="1"/>
+              <w:bottom w:val="single" w:color="5865F2" w:sz="1"/>
+              <w:right w:val="single" w:color="5865F2" w:sz="1"/>
+            </w:tcBorders>
+            <w:shd w:fill="5865F2" w:val="clear"/>
+            <w:tcMar>
+              <w:top w:type="dxa" w:w="100"/>
+              <w:left w:type="dxa" w:w="150"/>
+              <w:bottom w:type="dxa" w:w="100"/>
+              <w:right w:type="dxa" w:w="150"/>
+            </w:tcMar>
+            <w:vAlign w:val="center"/>
+          </w:tcPr>
+          <w:p>
+            <w:r>
+              <w:rPr>
+                <w:rFonts w:ascii="Arial" w:cs="Arial" w:eastAsia="Arial" w:hAnsi="Arial"/>
+                <w:b/>
+                <w:bCs/>
+                <w:color w:val="FFFFFF"/>
+                <w:sz w:val="20"/>
+                <w:szCs w:val="20"/>
+              </w:rPr>
+              <w:t xml:space="preserve">Channel</w:t>
+            </w:r>
+          </w:p>
+        </w:tc>
+        <w:tc>
+          <w:tcPr>
+            <w:tcW w:type="dxa" w:w="1800"/>
+            <w:tcBorders>
+              <w:top w:val="single" w:color="5865F2" w:sz="1"/>
+              <w:left w:val="single" w:color="5865F2" w:sz="1"/>
+              <w:bottom w:val="single" w:color="5865F2" w:sz="1"/>
+              <w:right w:val="single" w:color="5865F2" w:sz="1"/>
+            </w:tcBorders>
+            <w:shd w:fill="5865F2" w:val="clear"/>
+            <w:tcMar>
+              <w:top w:type="dxa" w:w="100"/>
+              <w:left w:type="dxa" w:w="150"/>
+              <w:bottom w:type="dxa" w:w="100"/>
+              <w:right w:type="dxa" w:w="150"/>
+            </w:tcMar>
+            <w:vAlign w:val="center"/>
+          </w:tcPr>
+          <w:p>
+            <w:r>
+              <w:rPr>
+                <w:rFonts w:ascii="Arial" w:cs="Arial" w:eastAsia="Arial" w:hAnsi="Arial"/>
+                <w:b/>
+                <w:bCs/>
+                <w:color w:val="FFFFFF"/>
+                <w:sz w:val="20"/>
+                <w:szCs w:val="20"/>
+              </w:rPr>
+              <w:t xml:space="preserve">Type</w:t>
+            </w:r>
+          </w:p>
+        </w:tc>
+        <w:tc>
+          <w:tcPr>
+            <w:tcW w:type="dxa" w:w="4760"/>
+            <w:tcBorders>
+              <w:top w:val="single" w:color="5865F2" w:sz="1"/>
+              <w:left w:val="single" w:color="5865F2" w:sz="1"/>
+              <w:bottom w:val="single" w:color="5865F2" w:sz="1"/>
+              <w:right w:val="single" w:color="5865F2" w:sz="1"/>
+            </w:tcBorders>
+            <w:shd w:fill="5865F2" w:val="clear"/>
+            <w:tcMar>
+              <w:top w:type="dxa" w:w="100"/>
+              <w:left w:type="dxa" w:w="150"/>
+              <w:bottom w:type="dxa" w:w="100"/>
+              <w:right w:type="dxa" w:w="150"/>
+            </w:tcMar>
+            <w:vAlign w:val="center"/>
+          </w:tcPr>
+          <w:p>
+            <w:r>
+              <w:rPr>
+                <w:rFonts w:ascii="Arial" w:cs="Arial" w:eastAsia="Arial" w:hAnsi="Arial"/>
+                <w:b/>
+                <w:bCs/>
+                <w:color w:val="FFFFFF"/>
+                <w:sz w:val="20"/>
+                <w:szCs w:val="20"/>
+              </w:rPr>
+              <w:t xml:space="preserve">Purpose</w:t>
+            </w:r>
+          </w:p>
+        </w:tc>
+      </w:tr>
+      <w:tr>
+        <w:tc>
+          <w:tcPr>
+            <w:tcW w:type="dxa" w:w="2800"/>
+            <w:tcBorders>
+              <w:top w:val="single" w:color="DDDDDD" w:sz="1"/>
+              <w:left w:val="single" w:color="DDDDDD" w:sz="1"/>
+              <w:bottom w:val="single" w:color="DDDDDD" w:sz="1"/>
+              <w:right w:val="single" w:color="DDDDDD" w:sz="1"/>
+            </w:tcBorders>
+            <w:shd w:fill="FFFFFF" w:val="clear"/>
+            <w:tcMar>
+              <w:top w:type="dxa" w:w="80"/>
+              <w:left w:type="dxa" w:w="150"/>
+              <w:bottom w:type="dxa" w:w="80"/>
+              <w:right w:type="dxa" w:w="150"/>
+            </w:tcMar>
+          </w:tcPr>
+          <w:p>
+            <w:r>
+              <w:rPr>
+                <w:rFonts w:ascii="Arial" w:cs="Arial" w:eastAsia="Arial" w:hAnsi="Arial"/>
+                <w:color w:val="313338"/>
+                <w:sz w:val="20"/>
+                <w:szCs w:val="20"/>
+              </w:rPr>
+              <w:t xml:space="preserve">#general</w:t>
+            </w:r>
+          </w:p>
+        </w:tc>
+        <w:tc>
+          <w:tcPr>
+            <w:tcW w:type="dxa" w:w="1800"/>
+            <w:tcBorders>
+              <w:top w:val="single" w:color="DDDDDD" w:sz="1"/>
+              <w:left w:val="single" w:color="DDDDDD" w:sz="1"/>
+              <w:bottom w:val="single" w:color="DDDDDD" w:sz="1"/>
+              <w:right w:val="single" w:color="DDDDDD" w:sz="1"/>
+            </w:tcBorders>
+            <w:shd w:fill="FFFFFF" w:val="clear"/>
+            <w:tcMar>
+              <w:top w:type="dxa" w:w="80"/>
+              <w:left w:type="dxa" w:w="150"/>
+              <w:bottom w:type="dxa" w:w="80"/>
+              <w:right w:type="dxa" w:w="150"/>
+            </w:tcMar>
+          </w:tcPr>
+          <w:p>
+            <w:r>
+              <w:rPr>
+                <w:rFonts w:ascii="Arial" w:cs="Arial" w:eastAsia="Arial" w:hAnsi="Arial"/>
+                <w:color w:val="313338"/>
+                <w:sz w:val="20"/>
+                <w:szCs w:val="20"/>
+              </w:rPr>
+              <w:t xml:space="preserve">Text</w:t>
+            </w:r>
+          </w:p>
+        </w:tc>
+        <w:tc>
+          <w:tcPr>
+            <w:tcW w:type="dxa" w:w="4760"/>
+            <w:tcBorders>
+              <w:top w:val="single" w:color="DDDDDD" w:sz="1"/>
+              <w:left w:val="single" w:color="DDDDDD" w:sz="1"/>
+              <w:bottom w:val="single" w:color="DDDDDD" w:sz="1"/>
+              <w:right w:val="single" w:color="DDDDDD" w:sz="1"/>
+            </w:tcBorders>
+            <w:shd w:fill="FFFFFF" w:val="clear"/>
+            <w:tcMar>
+              <w:top w:type="dxa" w:w="80"/>
+              <w:left w:type="dxa" w:w="150"/>
+              <w:bottom w:type="dxa" w:w="80"/>
+              <w:right w:type="dxa" w:w="150"/>
+            </w:tcMar>
+          </w:tcPr>
+          <w:p>
+            <w:r>
+              <w:rPr>
+                <w:rFonts w:ascii="Arial" w:cs="Arial" w:eastAsia="Arial" w:hAnsi="Arial"/>
+                <w:color w:val="313338"/>
+                <w:sz w:val="20"/>
+                <w:szCs w:val="20"/>
+              </w:rPr>
+              <w:t xml:space="preserve">Main conversation channel</w:t>
+            </w:r>
+          </w:p>
+        </w:tc>
+      </w:tr>
+      <w:tr>
+        <w:tc>
+          <w:tcPr>
+            <w:tcW w:type="dxa" w:w="2800"/>
+            <w:tcBorders>
+              <w:top w:val="single" w:color="DDDDDD" w:sz="1"/>
+              <w:left w:val="single" w:color="DDDDDD" w:sz="1"/>
+              <w:bottom w:val="single" w:color="DDDDDD" w:sz="1"/>
+              <w:right w:val="single" w:color="DDDDDD" w:sz="1"/>
+            </w:tcBorders>
+            <w:shd w:fill="F8F9FF" w:val="clear"/>
+            <w:tcMar>
+              <w:top w:type="dxa" w:w="80"/>
+              <w:left w:type="dxa" w:w="150"/>
+              <w:bottom w:type="dxa" w:w="80"/>
+              <w:right w:type="dxa" w:w="150"/>
+            </w:tcMar>
+          </w:tcPr>
+          <w:p>
+            <w:r>
+              <w:rPr>
+                <w:rFonts w:ascii="Arial" w:cs="Arial" w:eastAsia="Arial" w:hAnsi="Arial"/>
+                <w:color w:val="313338"/>
+                <w:sz w:val="20"/>
+                <w:szCs w:val="20"/>
+              </w:rPr>
+              <w:t xml:space="preserve">#announcements</w:t>
+            </w:r>
+          </w:p>
+        </w:tc>
+        <w:tc>
+          <w:tcPr>
+            <w:tcW w:type="dxa" w:w="1800"/>
+            <w:tcBorders>
+              <w:top w:val="single" w:color="DDDDDD" w:sz="1"/>
+              <w:left w:val="single" w:color="DDDDDD" w:sz="1"/>
+              <w:bottom w:val="single" w:color="DDDDDD" w:sz="1"/>
+              <w:right w:val="single" w:color="DDDDDD" w:sz="1"/>
+            </w:tcBorders>
+            <w:shd w:fill="F8F9FF" w:val="clear"/>
+            <w:tcMar>
+              <w:top w:type="dxa" w:w="80"/>
+              <w:left w:type="dxa" w:w="150"/>
+              <w:bottom w:type="dxa" w:w="80"/>
+              <w:right w:type="dxa" w:w="150"/>
+            </w:tcMar>
+          </w:tcPr>
+          <w:p>
+            <w:r>
+              <w:rPr>
+                <w:rFonts w:ascii="Arial" w:cs="Arial" w:eastAsia="Arial" w:hAnsi="Arial"/>
+                <w:color w:val="313338"/>
+                <w:sz w:val="20"/>
+                <w:szCs w:val="20"/>
+              </w:rPr>
+              <w:t xml:space="preserve">Text</w:t>
+            </w:r>
+          </w:p>
+        </w:tc>
+        <w:tc>
+          <w:tcPr>
+            <w:tcW w:type="dxa" w:w="4760"/>
+            <w:tcBorders>
+              <w:top w:val="single" w:color="DDDDDD" w:sz="1"/>
+              <w:left w:val="single" w:color="DDDDDD" w:sz="1"/>
+              <w:bottom w:val="single" w:color="DDDDDD" w:sz="1"/>
+              <w:right w:val="single" w:color="DDDDDD" w:sz="1"/>
+            </w:tcBorders>
+            <w:shd w:fill="F8F9FF" w:val="clear"/>
+            <w:tcMar>
+              <w:top w:type="dxa" w:w="80"/>
+              <w:left w:type="dxa" w:w="150"/>
+              <w:bottom w:type="dxa" w:w="80"/>
+              <w:right w:type="dxa" w:w="150"/>
+            </w:tcMar>
+          </w:tcPr>
+          <w:p>
+            <w:r>
+              <w:rPr>
+                <w:rFonts w:ascii="Arial" w:cs="Arial" w:eastAsia="Arial" w:hAnsi="Arial"/>
+                <w:color w:val="313338"/>
+                <w:sz w:val="20"/>
+                <w:szCs w:val="20"/>
+              </w:rPr>
+              <w:t xml:space="preserve">Server-wide announcements</w:t>
+            </w:r>
+          </w:p>
+        </w:tc>
+      </w:tr>
+      <w:tr>
+        <w:tc>
+          <w:tcPr>
+            <w:tcW w:type="dxa" w:w="2800"/>
+            <w:tcBorders>
+              <w:top w:val="single" w:color="DDDDDD" w:sz="1"/>
+              <w:left w:val="single" w:color="DDDDDD" w:sz="1"/>
+              <w:bottom w:val="single" w:color="DDDDDD" w:sz="1"/>
+              <w:right w:val="single" w:color="DDDDDD" w:sz="1"/>
+            </w:tcBorders>
+            <w:shd w:fill="FFFFFF" w:val="clear"/>
+            <w:tcMar>
+              <w:top w:type="dxa" w:w="80"/>
+              <w:left w:type="dxa" w:w="150"/>
+              <w:bottom w:type="dxa" w:w="80"/>
+              <w:right w:type="dxa" w:w="150"/>
+            </w:tcMar>
+          </w:tcPr>
+          <w:p>
+            <w:r>
+              <w:rPr>
+                <w:rFonts w:ascii="Arial" w:cs="Arial" w:eastAsia="Arial" w:hAnsi="Arial"/>
+                <w:color w:val="313338"/>
+                <w:sz w:val="20"/>
+                <w:szCs w:val="20"/>
+              </w:rPr>
+              <w:t xml:space="preserve">General Voice</w:t>
+            </w:r>
+          </w:p>
+        </w:tc>
+        <w:tc>
+          <w:tcPr>
+            <w:tcW w:type="dxa" w:w="1800"/>
+            <w:tcBorders>
+              <w:top w:val="single" w:color="DDDDDD" w:sz="1"/>
+              <w:left w:val="single" w:color="DDDDDD" w:sz="1"/>
+              <w:bottom w:val="single" w:color="DDDDDD" w:sz="1"/>
+              <w:right w:val="single" w:color="DDDDDD" w:sz="1"/>
+            </w:tcBorders>
+            <w:shd w:fill="FFFFFF" w:val="clear"/>
+            <w:tcMar>
+              <w:top w:type="dxa" w:w="80"/>
+              <w:left w:type="dxa" w:w="150"/>
+              <w:bottom w:type="dxa" w:w="80"/>
+              <w:right w:type="dxa" w:w="150"/>
+            </w:tcMar>
+          </w:tcPr>
+          <w:p>
+            <w:r>
+              <w:rPr>
+                <w:rFonts w:ascii="Arial" w:cs="Arial" w:eastAsia="Arial" w:hAnsi="Arial"/>
+                <w:color w:val="313338"/>
+                <w:sz w:val="20"/>
+                <w:szCs w:val="20"/>
+              </w:rPr>
+              <w:t xml:space="preserve">Voice</w:t>
+            </w:r>
+          </w:p>
+        </w:tc>
+        <w:tc>
+          <w:tcPr>
+            <w:tcW w:type="dxa" w:w="4760"/>
+            <w:tcBorders>
+              <w:top w:val="single" w:color="DDDDDD" w:sz="1"/>
+              <w:left w:val="single" w:color="DDDDDD" w:sz="1"/>
+              <w:bottom w:val="single" w:color="DDDDDD" w:sz="1"/>
+              <w:right w:val="single" w:color="DDDDDD" w:sz="1"/>
+            </w:tcBorders>
+            <w:shd w:fill="FFFFFF" w:val="clear"/>
+            <w:tcMar>
+              <w:top w:type="dxa" w:w="80"/>
+              <w:left w:type="dxa" w:w="150"/>
+              <w:bottom w:type="dxa" w:w="80"/>
+              <w:right w:type="dxa" w:w="150"/>
+            </w:tcMar>
+          </w:tcPr>
+          <w:p>
+            <w:r>
+              <w:rPr>
+                <w:rFonts w:ascii="Arial" w:cs="Arial" w:eastAsia="Arial" w:hAnsi="Arial"/>
+                <w:color w:val="313338"/>
+                <w:sz w:val="20"/>
+                <w:szCs w:val="20"/>
+              </w:rPr>
+              <w:t xml:space="preserve">Default voice / video room</w:t>
+            </w:r>
+          </w:p>
+        </w:tc>
+      </w:tr>
+    </w:tbl>
+    <w:p>
+      <w:pPr>
+        <w:spacing w:after="200"/>
+      </w:pPr>
+    </w:p>
+    <w:p>
+      <w:r>
+        <w:br w:type="page"/>
+      </w:r>
+    </w:p>
+    <w:p>
+      <w:pPr>
+        <w:pStyle w:val="Heading1"/>
+        <w:pBdr>
+          <w:bottom w:val="single" w:color="5865F2" w:sz="4" w:space="6"/>
+        </w:pBdr>
+        <w:spacing w:after="160" w:before="360"/>
+      </w:pPr>
+      <w:r>
+        <w:rPr>
+          <w:rFonts w:ascii="Arial" w:cs="Arial" w:eastAsia="Arial" w:hAnsi="Arial"/>
+          <w:b/>
+          <w:bCs/>
+          <w:color w:val="1E1F22"/>
+          <w:sz w:val="30"/>
+          <w:szCs w:val="30"/>
+        </w:rPr>
+        <w:t xml:space="preserve">5. Message Moderation</w:t>
+      </w:r>
+    </w:p>
+    <w:p>
+      <w:pPr>
+        <w:pStyle w:val="Heading2"/>
+        <w:spacing w:after="100" w:before="260"/>
+      </w:pPr>
+      <w:r>
+        <w:rPr>
+          <w:rFonts w:ascii="Arial" w:cs="Arial" w:eastAsia="Arial" w:hAnsi="Arial"/>
+          <w:b/>
+          <w:bCs/>
+          <w:color w:val="5865F2"/>
+          <w:sz w:val="24"/>
+          <w:szCs w:val="24"/>
+        </w:rPr>
+        <w:t xml:space="preserve">5.1 Deleting Messages in the App</w:t>
+      </w:r>
+    </w:p>
+    <w:p>
+      <w:pPr>
+        <w:pStyle w:val="ListParagraph"/>
+        <w:numPr>
+          <w:ilvl w:val="0"/>
+          <w:numId w:val="2"/>
+        </w:numPr>
+        <w:spacing w:after="80"/>
+      </w:pPr>
+      <w:r>
+        <w:rPr>
+          <w:rFonts w:ascii="Arial" w:cs="Arial" w:eastAsia="Arial" w:hAnsi="Arial"/>
+          <w:color w:val="313338"/>
+          <w:sz w:val="22"/>
+          <w:szCs w:val="22"/>
+        </w:rPr>
+        <w:t xml:space="preserve">Hover over any message in a text channel</w:t>
+      </w:r>
+    </w:p>
+    <w:p>
+      <w:pPr>
+        <w:pStyle w:val="ListParagraph"/>
+        <w:numPr>
+          <w:ilvl w:val="0"/>
+          <w:numId w:val="2"/>
+        </w:numPr>
+        <w:spacing w:after="80"/>
+      </w:pPr>
+      <w:r>
+        <w:rPr>
+          <w:rFonts w:ascii="Arial" w:cs="Arial" w:eastAsia="Arial" w:hAnsi="Arial"/>
+          <w:color w:val="313338"/>
+          <w:sz w:val="22"/>
+          <w:szCs w:val="22"/>
+        </w:rPr>
+        <w:t xml:space="preserve">Click the trash icon that appears on the right</w:t>
+      </w:r>
+    </w:p>
+    <w:p>
+      <w:pPr>
+        <w:pStyle w:val="ListParagraph"/>
+        <w:numPr>
+          <w:ilvl w:val="0"/>
+          <w:numId w:val="2"/>
+        </w:numPr>
+        <w:spacing w:after="80"/>
+      </w:pPr>
+      <w:r>
+        <w:rPr>
+          <w:rFonts w:ascii="Arial" w:cs="Arial" w:eastAsia="Arial" w:hAnsi="Arial"/>
+          <w:color w:val="313338"/>
+          <w:sz w:val="22"/>
+          <w:szCs w:val="22"/>
+        </w:rPr>
+        <w:t xml:space="preserve">The message is deleted immediately and disappears for all users in real time</w:t>
+      </w:r>
+    </w:p>
+    <w:p>
+      <w:pPr>
+        <w:spacing w:after="160"/>
+      </w:pPr>
+    </w:p>
+    <w:p>
+      <w:pPr>
+        <w:pStyle w:val="Heading2"/>
+        <w:spacing w:after="100" w:before="260"/>
+      </w:pPr>
+      <w:r>
+        <w:rPr>
+          <w:rFonts w:ascii="Arial" w:cs="Arial" w:eastAsia="Arial" w:hAnsi="Arial"/>
+          <w:b/>
+          <w:bCs/>
+          <w:color w:val="5865F2"/>
+          <w:sz w:val="24"/>
+          <w:szCs w:val="24"/>
+        </w:rPr>
+        <w:t xml:space="preserve">5.2 Bulk Delete via Database</w:t>
+      </w:r>
+    </w:p>
+    <w:p>
+      <w:pPr>
+        <w:spacing w:after="100"/>
+      </w:pPr>
+      <w:r>
+        <w:rPr>
+          <w:rFonts w:ascii="Arial" w:cs="Arial" w:eastAsia="Arial" w:hAnsi="Arial"/>
+          <w:color w:val="313338"/>
+          <w:sz w:val="22"/>
+          <w:szCs w:val="22"/>
+        </w:rPr>
+        <w:t xml:space="preserve">Delete all messages from a specific user:</w:t>
+      </w:r>
+    </w:p>
+    <w:p>
+      <w:pPr>
+        <w:spacing w:after="40"/>
       </w:pPr>
     </w:p>
     <w:tbl>
@@ -2049,7 +3316,8 @@
                 <w:sz w:val="20"/>
                 <w:szCs w:val="20"/>
               </w:rPr>
-              <w:t xml:space="preserve">SELECT username, email, role, created_at FROM users ORDER BY created_at DESC;</w:t>
+              <w:t xml:space="preserve">DELETE FROM messages
+WHERE user_id = (SELECT id FROM users WHERE email = 'user@example.com');</w:t>
             </w:r>
           </w:p>
         </w:tc>
@@ -2057,29 +3325,12 @@
     </w:tbl>
     <w:p>
       <w:pPr>
-        <w:spacing w:after="160"/>
-      </w:pPr>
-    </w:p>
-    <w:p>
-      <w:pPr>
-        <w:pStyle w:val="Heading2"/>
-        <w:spacing w:after="120" w:before="280"/>
-      </w:pPr>
-      <w:r>
-        <w:rPr>
-          <w:rFonts w:ascii="Arial" w:cs="Arial" w:eastAsia="Arial" w:hAnsi="Arial"/>
-          <w:b/>
-          <w:bCs/>
-          <w:color w:val="5865F2"/>
-          <w:sz w:val="24"/>
-          <w:szCs w:val="24"/>
-        </w:rPr>
-        <w:t xml:space="preserve">3.5 Delete a User Account</w:t>
-      </w:r>
-    </w:p>
-    <w:p>
-      <w:pPr>
         <w:spacing w:after="120"/>
+      </w:pPr>
+    </w:p>
+    <w:p>
+      <w:pPr>
+        <w:spacing w:after="100"/>
       </w:pPr>
       <w:r>
         <w:rPr>
@@ -2088,12 +3339,12 @@
           <w:sz w:val="22"/>
           <w:szCs w:val="22"/>
         </w:rPr>
-        <w:t xml:space="preserve">To permanently remove a user from the server:</w:t>
-      </w:r>
-    </w:p>
-    <w:p>
-      <w:pPr>
-        <w:spacing w:after="60"/>
+        <w:t xml:space="preserve">Delete all messages in a specific channel:</w:t>
+      </w:r>
+    </w:p>
+    <w:p>
+      <w:pPr>
+        <w:spacing w:after="40"/>
       </w:pPr>
     </w:p>
     <w:tbl>
@@ -2140,7 +3391,8 @@
                 <w:sz w:val="20"/>
                 <w:szCs w:val="20"/>
               </w:rPr>
-              <w:t xml:space="preserve">DELETE FROM users WHERE email = 'user@example.com';</w:t>
+              <w:t xml:space="preserve">DELETE FROM messages
+WHERE channel_id = (SELECT id FROM channels WHERE name = 'channel-name');</w:t>
             </w:r>
           </w:p>
         </w:tc>
@@ -2148,7 +3400,207 @@
     </w:tbl>
     <w:p>
       <w:pPr>
+        <w:spacing w:after="200"/>
+      </w:pPr>
+    </w:p>
+    <w:p>
+      <w:r>
+        <w:br w:type="page"/>
+      </w:r>
+    </w:p>
+    <w:p>
+      <w:pPr>
+        <w:pStyle w:val="Heading1"/>
+        <w:pBdr>
+          <w:bottom w:val="single" w:color="5865F2" w:sz="4" w:space="6"/>
+        </w:pBdr>
+        <w:spacing w:after="160" w:before="360"/>
+      </w:pPr>
+      <w:r>
+        <w:rPr>
+          <w:rFonts w:ascii="Arial" w:cs="Arial" w:eastAsia="Arial" w:hAnsi="Arial"/>
+          <w:b/>
+          <w:bCs/>
+          <w:color w:val="1E1F22"/>
+          <w:sz w:val="30"/>
+          <w:szCs w:val="30"/>
+        </w:rPr>
+        <w:t xml:space="preserve">6. User Management</w:t>
+      </w:r>
+    </w:p>
+    <w:p>
+      <w:pPr>
+        <w:pStyle w:val="Heading2"/>
+        <w:spacing w:after="100" w:before="260"/>
+      </w:pPr>
+      <w:r>
+        <w:rPr>
+          <w:rFonts w:ascii="Arial" w:cs="Arial" w:eastAsia="Arial" w:hAnsi="Arial"/>
+          <w:b/>
+          <w:bCs/>
+          <w:color w:val="5865F2"/>
+          <w:sz w:val="24"/>
+          <w:szCs w:val="24"/>
+        </w:rPr>
+        <w:t xml:space="preserve">6.1 Accessing the User List</w:t>
+      </w:r>
+    </w:p>
+    <w:p>
+      <w:pPr>
+        <w:pStyle w:val="ListParagraph"/>
+        <w:numPr>
+          <w:ilvl w:val="0"/>
+          <w:numId w:val="3"/>
+        </w:numPr>
+        <w:spacing w:after="80"/>
+      </w:pPr>
+      <w:r>
+        <w:rPr>
+          <w:rFonts w:ascii="Arial" w:cs="Arial" w:eastAsia="Arial" w:hAnsi="Arial"/>
+          <w:color w:val="313338"/>
+          <w:sz w:val="22"/>
+          <w:szCs w:val="22"/>
+        </w:rPr>
+        <w:t xml:space="preserve">Open Admin Settings (gear icon)</w:t>
+      </w:r>
+    </w:p>
+    <w:p>
+      <w:pPr>
+        <w:pStyle w:val="ListParagraph"/>
+        <w:numPr>
+          <w:ilvl w:val="0"/>
+          <w:numId w:val="3"/>
+        </w:numPr>
+        <w:spacing w:after="80"/>
+      </w:pPr>
+      <w:r>
+        <w:rPr>
+          <w:rFonts w:ascii="Arial" w:cs="Arial" w:eastAsia="Arial" w:hAnsi="Arial"/>
+          <w:color w:val="313338"/>
+          <w:sz w:val="22"/>
+          <w:szCs w:val="22"/>
+        </w:rPr>
+        <w:t xml:space="preserve">Click the Users tab</w:t>
+      </w:r>
+    </w:p>
+    <w:p>
+      <w:pPr>
+        <w:pStyle w:val="ListParagraph"/>
+        <w:numPr>
+          <w:ilvl w:val="0"/>
+          <w:numId w:val="3"/>
+        </w:numPr>
+        <w:spacing w:after="80"/>
+      </w:pPr>
+      <w:r>
+        <w:rPr>
+          <w:rFonts w:ascii="Arial" w:cs="Arial" w:eastAsia="Arial" w:hAnsi="Arial"/>
+          <w:color w:val="313338"/>
+          <w:sz w:val="22"/>
+          <w:szCs w:val="22"/>
+        </w:rPr>
+        <w:t xml:space="preserve">All registered users are listed with their username, email, and current role</w:t>
+      </w:r>
+    </w:p>
+    <w:p>
+      <w:pPr>
+        <w:spacing w:after="160"/>
+      </w:pPr>
+    </w:p>
+    <w:p>
+      <w:pPr>
+        <w:pStyle w:val="Heading2"/>
+        <w:spacing w:after="100" w:before="260"/>
+      </w:pPr>
+      <w:r>
+        <w:rPr>
+          <w:rFonts w:ascii="Arial" w:cs="Arial" w:eastAsia="Arial" w:hAnsi="Arial"/>
+          <w:b/>
+          <w:bCs/>
+          <w:color w:val="5865F2"/>
+          <w:sz w:val="24"/>
+          <w:szCs w:val="24"/>
+        </w:rPr>
+        <w:t xml:space="preserve">6.2 Grant or Revoke Admin Role</w:t>
+      </w:r>
+    </w:p>
+    <w:p>
+      <w:pPr>
         <w:spacing w:after="100"/>
+      </w:pPr>
+      <w:r>
+        <w:rPr>
+          <w:rFonts w:ascii="Arial" w:cs="Arial" w:eastAsia="Arial" w:hAnsi="Arial"/>
+          <w:color w:val="313338"/>
+          <w:sz w:val="22"/>
+          <w:szCs w:val="22"/>
+        </w:rPr>
+        <w:t xml:space="preserve">In the Users tab, find the user and click the role button next to their name:</w:t>
+      </w:r>
+    </w:p>
+    <w:p>
+      <w:pPr>
+        <w:pStyle w:val="ListParagraph"/>
+        <w:numPr>
+          <w:ilvl w:val="0"/>
+          <w:numId w:val="2"/>
+        </w:numPr>
+        <w:spacing w:after="80"/>
+      </w:pPr>
+      <w:r>
+        <w:rPr>
+          <w:rFonts w:ascii="Arial" w:cs="Arial" w:eastAsia="Arial" w:hAnsi="Arial"/>
+          <w:b/>
+          <w:bCs/>
+          <w:color w:val="313338"/>
+          <w:sz w:val="22"/>
+          <w:szCs w:val="22"/>
+        </w:rPr>
+        <w:t xml:space="preserve">Up Admin </w:t>
+      </w:r>
+      <w:r>
+        <w:rPr>
+          <w:rFonts w:ascii="Arial" w:cs="Arial" w:eastAsia="Arial" w:hAnsi="Arial"/>
+          <w:color w:val="313338"/>
+          <w:sz w:val="22"/>
+          <w:szCs w:val="22"/>
+        </w:rPr>
+        <w:t xml:space="preserve">— promotes a Member to Admin</w:t>
+      </w:r>
+    </w:p>
+    <w:p>
+      <w:pPr>
+        <w:pStyle w:val="ListParagraph"/>
+        <w:numPr>
+          <w:ilvl w:val="0"/>
+          <w:numId w:val="2"/>
+        </w:numPr>
+        <w:spacing w:after="80"/>
+      </w:pPr>
+      <w:r>
+        <w:rPr>
+          <w:rFonts w:ascii="Arial" w:cs="Arial" w:eastAsia="Arial" w:hAnsi="Arial"/>
+          <w:b/>
+          <w:bCs/>
+          <w:color w:val="313338"/>
+          <w:sz w:val="22"/>
+          <w:szCs w:val="22"/>
+        </w:rPr>
+        <w:t xml:space="preserve">Down Member </w:t>
+      </w:r>
+      <w:r>
+        <w:rPr>
+          <w:rFonts w:ascii="Arial" w:cs="Arial" w:eastAsia="Arial" w:hAnsi="Arial"/>
+          <w:color w:val="313338"/>
+          <w:sz w:val="22"/>
+          <w:szCs w:val="22"/>
+        </w:rPr>
+        <w:t xml:space="preserve">— demotes an Admin back to Member</w:t>
+      </w:r>
+    </w:p>
+    <w:p>
+      <w:pPr>
+        <w:spacing w:after="80"/>
       </w:pPr>
     </w:p>
     <w:tbl>
@@ -2176,7 +3628,7 @@
               <w:bottom w:val="none" w:color="FFFFFF" w:sz="0"/>
               <w:right w:val="none" w:color="FFFFFF" w:sz="0"/>
             </w:tcBorders>
-            <w:shd w:fill="FDECEA" w:val="clear"/>
+            <w:shd w:fill="FFF8E1" w:val="clear"/>
             <w:tcMar>
               <w:top w:type="dxa" w:w="120"/>
               <w:left w:type="dxa" w:w="200"/>
@@ -2193,11 +3645,11 @@
                 <w:rFonts w:ascii="Arial" w:cs="Arial" w:eastAsia="Arial" w:hAnsi="Arial"/>
                 <w:b/>
                 <w:bCs/>
-                <w:color w:val="ED4245"/>
+                <w:color w:val="F57C00"/>
                 <w:sz w:val="22"/>
                 <w:szCs w:val="22"/>
               </w:rPr>
-              <w:t xml:space="preserve">IMPORTANT: </w:t>
+              <w:t xml:space="preserve">TIP: </w:t>
             </w:r>
             <w:r>
               <w:rPr>
@@ -2206,7 +3658,7 @@
                 <w:sz w:val="22"/>
                 <w:szCs w:val="22"/>
               </w:rPr>
-              <w:t xml:space="preserve">Deleting a user removes their account but their past messages remain visible (shown with a blank username). To also delete their messages, see Section 5.</w:t>
+              <w:t xml:space="preserve">You cannot change your own role in the app. Changes take effect the next time that user logs in.</w:t>
             </w:r>
           </w:p>
         </w:tc>
@@ -2214,32 +3666,12 @@
     </w:tbl>
     <w:p>
       <w:pPr>
-        <w:spacing w:after="200"/>
-      </w:pPr>
-    </w:p>
-    <w:p>
-      <w:pPr>
-        <w:pStyle w:val="Heading1"/>
-        <w:pBdr>
-          <w:bottom w:val="single" w:color="5865F2" w:sz="4" w:space="6"/>
-        </w:pBdr>
-        <w:spacing w:after="160" w:before="360"/>
-      </w:pPr>
-      <w:r>
-        <w:rPr>
-          <w:rFonts w:ascii="Arial" w:cs="Arial" w:eastAsia="Arial" w:hAnsi="Arial"/>
-          <w:b/>
-          <w:bCs/>
-          <w:color w:val="1E1F22"/>
-          <w:sz w:val="28"/>
-          <w:szCs w:val="28"/>
-        </w:rPr>
-        <w:t xml:space="preserve">4. Managing Channels</w:t>
-      </w:r>
-    </w:p>
-    <w:p>
-      <w:pPr>
         <w:spacing w:after="120"/>
+      </w:pPr>
+    </w:p>
+    <w:p>
+      <w:pPr>
+        <w:spacing w:after="100"/>
       </w:pPr>
       <w:r>
         <w:rPr>
@@ -2248,106 +3680,12 @@
           <w:sz w:val="22"/>
           <w:szCs w:val="22"/>
         </w:rPr>
-        <w:t xml:space="preserve">Admins can create and delete both text and voice channels directly from within the Chatter app — no database access required.</w:t>
-      </w:r>
-    </w:p>
-    <w:p>
-      <w:pPr>
-        <w:spacing w:after="80"/>
-      </w:pPr>
-    </w:p>
-    <w:p>
-      <w:pPr>
-        <w:pStyle w:val="Heading2"/>
-        <w:spacing w:after="120" w:before="280"/>
-      </w:pPr>
-      <w:r>
-        <w:rPr>
-          <w:rFonts w:ascii="Arial" w:cs="Arial" w:eastAsia="Arial" w:hAnsi="Arial"/>
-          <w:b/>
-          <w:bCs/>
-          <w:color w:val="5865F2"/>
-          <w:sz w:val="24"/>
-          <w:szCs w:val="24"/>
-        </w:rPr>
-        <w:t xml:space="preserve">4.1 Creating a Channel</w:t>
-      </w:r>
-    </w:p>
-    <w:p>
-      <w:pPr>
-        <w:pStyle w:val="ListParagraph"/>
-        <w:numPr>
-          <w:ilvl w:val="0"/>
-          <w:numId w:val="3"/>
-        </w:numPr>
-        <w:spacing w:after="80"/>
-      </w:pPr>
-      <w:r>
-        <w:rPr>
-          <w:rFonts w:ascii="Arial" w:cs="Arial" w:eastAsia="Arial" w:hAnsi="Arial"/>
-          <w:sz w:val="22"/>
-          <w:szCs w:val="22"/>
-        </w:rPr>
-        <w:t xml:space="preserve">Log in to Chatter with your admin account</w:t>
-      </w:r>
-    </w:p>
-    <w:p>
-      <w:pPr>
-        <w:pStyle w:val="ListParagraph"/>
-        <w:numPr>
-          <w:ilvl w:val="0"/>
-          <w:numId w:val="3"/>
-        </w:numPr>
-        <w:spacing w:after="80"/>
-      </w:pPr>
-      <w:r>
-        <w:rPr>
-          <w:rFonts w:ascii="Arial" w:cs="Arial" w:eastAsia="Arial" w:hAnsi="Arial"/>
-          <w:sz w:val="22"/>
-          <w:szCs w:val="22"/>
-        </w:rPr>
-        <w:t xml:space="preserve">In the left sidebar, click the + button next to TEXT CHANNELS or VOICE CHANNELS</w:t>
-      </w:r>
-    </w:p>
-    <w:p>
-      <w:pPr>
-        <w:pStyle w:val="ListParagraph"/>
-        <w:numPr>
-          <w:ilvl w:val="0"/>
-          <w:numId w:val="3"/>
-        </w:numPr>
-        <w:spacing w:after="80"/>
-      </w:pPr>
-      <w:r>
-        <w:rPr>
-          <w:rFonts w:ascii="Arial" w:cs="Arial" w:eastAsia="Arial" w:hAnsi="Arial"/>
-          <w:sz w:val="22"/>
-          <w:szCs w:val="22"/>
-        </w:rPr>
-        <w:t xml:space="preserve">Type a channel name in the dialog that appears</w:t>
-      </w:r>
-    </w:p>
-    <w:p>
-      <w:pPr>
-        <w:pStyle w:val="ListParagraph"/>
-        <w:numPr>
-          <w:ilvl w:val="0"/>
-          <w:numId w:val="3"/>
-        </w:numPr>
-        <w:spacing w:after="80"/>
-      </w:pPr>
-      <w:r>
-        <w:rPr>
-          <w:rFonts w:ascii="Arial" w:cs="Arial" w:eastAsia="Arial" w:hAnsi="Arial"/>
-          <w:sz w:val="22"/>
-          <w:szCs w:val="22"/>
-        </w:rPr>
-        <w:t xml:space="preserve">Click Create — the channel appears immediately for all users</w:t>
-      </w:r>
-    </w:p>
-    <w:p>
-      <w:pPr>
-        <w:spacing w:after="80"/>
+        <w:t xml:space="preserve">Alternatively, run this SQL in Railway (Postgres &gt; Database &gt; Console):</w:t>
+      </w:r>
+    </w:p>
+    <w:p>
+      <w:pPr>
+        <w:spacing w:after="40"/>
       </w:pPr>
     </w:p>
     <w:tbl>
@@ -2370,12 +3708,12 @@
           <w:tcPr>
             <w:tcW w:type="dxa" w:w="9360"/>
             <w:tcBorders>
-              <w:top w:val="none" w:color="FFFFFF" w:sz="0"/>
-              <w:left w:val="none" w:color="FFFFFF" w:sz="0"/>
-              <w:bottom w:val="none" w:color="FFFFFF" w:sz="0"/>
-              <w:right w:val="none" w:color="FFFFFF" w:sz="0"/>
-            </w:tcBorders>
-            <w:shd w:fill="EEF0FF" w:val="clear"/>
+              <w:top w:val="single" w:color="444444" w:sz="1"/>
+              <w:left w:val="single" w:color="444444" w:sz="1"/>
+              <w:bottom w:val="single" w:color="444444" w:sz="1"/>
+              <w:right w:val="single" w:color="444444" w:sz="1"/>
+            </w:tcBorders>
+            <w:shd w:fill="2B2D31" w:val="clear"/>
             <w:tcMar>
               <w:top w:type="dxa" w:w="120"/>
               <w:left w:type="dxa" w:w="200"/>
@@ -2389,23 +3727,14 @@
             </w:pPr>
             <w:r>
               <w:rPr>
-                <w:rFonts w:ascii="Arial" w:cs="Arial" w:eastAsia="Arial" w:hAnsi="Arial"/>
-                <w:b/>
-                <w:bCs/>
-                <w:color w:val="5865F2"/>
-                <w:sz w:val="22"/>
-                <w:szCs w:val="22"/>
-              </w:rPr>
-              <w:t xml:space="preserve">NOTE: </w:t>
-            </w:r>
-            <w:r>
-              <w:rPr>
-                <w:rFonts w:ascii="Arial" w:cs="Arial" w:eastAsia="Arial" w:hAnsi="Arial"/>
-                <w:color w:val="313338"/>
-                <w:sz w:val="22"/>
-                <w:szCs w:val="22"/>
-              </w:rPr>
-              <w:t xml:space="preserve">Text channel names are automatically lowercased and spaces are replaced with hyphens (e.g. “Game Night” becomes #game-night).</w:t>
+                <w:rFonts w:ascii="Courier New" w:cs="Courier New" w:eastAsia="Courier New" w:hAnsi="Courier New"/>
+                <w:color w:val="A8D8A8"/>
+                <w:sz w:val="20"/>
+                <w:szCs w:val="20"/>
+              </w:rPr>
+              <w:t xml:space="preserve">UPDATE users SET role = 'admin' WHERE email = 'user@example.com';
+-- To revoke:
+UPDATE users SET role = 'member' WHERE email = 'user@example.com';</w:t>
             </w:r>
           </w:p>
         </w:tc>
@@ -2419,7 +3748,7 @@
     <w:p>
       <w:pPr>
         <w:pStyle w:val="Heading2"/>
-        <w:spacing w:after="120" w:before="280"/>
+        <w:spacing w:after="100" w:before="260"/>
       </w:pPr>
       <w:r>
         <w:rPr>
@@ -2430,61 +3759,21 @@
           <w:sz w:val="24"/>
           <w:szCs w:val="24"/>
         </w:rPr>
-        <w:t xml:space="preserve">4.2 Deleting a Channel</w:t>
-      </w:r>
-    </w:p>
-    <w:p>
-      <w:pPr>
-        <w:pStyle w:val="ListParagraph"/>
-        <w:numPr>
-          <w:ilvl w:val="0"/>
-          <w:numId w:val="3"/>
-        </w:numPr>
-        <w:spacing w:after="80"/>
-      </w:pPr>
-      <w:r>
-        <w:rPr>
-          <w:rFonts w:ascii="Arial" w:cs="Arial" w:eastAsia="Arial" w:hAnsi="Arial"/>
+        <w:t xml:space="preserve">6.3 Remove a User</w:t>
+      </w:r>
+    </w:p>
+    <w:p>
+      <w:pPr>
+        <w:spacing w:after="100"/>
+      </w:pPr>
+      <w:r>
+        <w:rPr>
+          <w:rFonts w:ascii="Arial" w:cs="Arial" w:eastAsia="Arial" w:hAnsi="Arial"/>
+          <w:color w:val="313338"/>
           <w:sz w:val="22"/>
           <w:szCs w:val="22"/>
         </w:rPr>
-        <w:t xml:space="preserve">Hover your mouse over the channel name in the sidebar</w:t>
-      </w:r>
-    </w:p>
-    <w:p>
-      <w:pPr>
-        <w:pStyle w:val="ListParagraph"/>
-        <w:numPr>
-          <w:ilvl w:val="0"/>
-          <w:numId w:val="3"/>
-        </w:numPr>
-        <w:spacing w:after="80"/>
-      </w:pPr>
-      <w:r>
-        <w:rPr>
-          <w:rFonts w:ascii="Arial" w:cs="Arial" w:eastAsia="Arial" w:hAnsi="Arial"/>
-          <w:sz w:val="22"/>
-          <w:szCs w:val="22"/>
-        </w:rPr>
-        <w:t xml:space="preserve">Click the trash icon that appears on the right</w:t>
-      </w:r>
-    </w:p>
-    <w:p>
-      <w:pPr>
-        <w:pStyle w:val="ListParagraph"/>
-        <w:numPr>
-          <w:ilvl w:val="0"/>
-          <w:numId w:val="3"/>
-        </w:numPr>
-        <w:spacing w:after="80"/>
-      </w:pPr>
-      <w:r>
-        <w:rPr>
-          <w:rFonts w:ascii="Arial" w:cs="Arial" w:eastAsia="Arial" w:hAnsi="Arial"/>
-          <w:sz w:val="22"/>
-          <w:szCs w:val="22"/>
-        </w:rPr>
-        <w:t xml:space="preserve">Confirm the deletion in the prompt</w:t>
+        <w:t xml:space="preserve">In the Users tab, click the trash icon next to a user and confirm. This removes their account. Their past messages remain visible.</w:t>
       </w:r>
     </w:p>
     <w:p>
@@ -2517,7 +3806,7 @@
               <w:bottom w:val="none" w:color="FFFFFF" w:sz="0"/>
               <w:right w:val="none" w:color="FFFFFF" w:sz="0"/>
             </w:tcBorders>
-            <w:shd w:fill="FDECEA" w:val="clear"/>
+            <w:shd w:fill="FFF8E1" w:val="clear"/>
             <w:tcMar>
               <w:top w:type="dxa" w:w="120"/>
               <w:left w:type="dxa" w:w="200"/>
@@ -2534,11 +3823,11 @@
                 <w:rFonts w:ascii="Arial" w:cs="Arial" w:eastAsia="Arial" w:hAnsi="Arial"/>
                 <w:b/>
                 <w:bCs/>
-                <w:color w:val="ED4245"/>
+                <w:color w:val="F57C00"/>
                 <w:sz w:val="22"/>
                 <w:szCs w:val="22"/>
               </w:rPr>
-              <w:t xml:space="preserve">IMPORTANT: </w:t>
+              <w:t xml:space="preserve">TIP: </w:t>
             </w:r>
             <w:r>
               <w:rPr>
@@ -2547,7 +3836,7 @@
                 <w:sz w:val="22"/>
                 <w:szCs w:val="22"/>
               </w:rPr>
-              <w:t xml:space="preserve">Deleting a channel permanently removes all messages in that channel. This cannot be undone.</w:t>
+              <w:t xml:space="preserve">You cannot remove your own account from the admin panel.</w:t>
             </w:r>
           </w:p>
         </w:tc>
@@ -2561,7 +3850,7 @@
     <w:p>
       <w:pPr>
         <w:pStyle w:val="Heading2"/>
-        <w:spacing w:after="120" w:before="280"/>
+        <w:spacing w:after="100" w:before="260"/>
       </w:pPr>
       <w:r>
         <w:rPr>
@@ -2572,587 +3861,8 @@
           <w:sz w:val="24"/>
           <w:szCs w:val="24"/>
         </w:rPr>
-        <w:t xml:space="preserve">4.3 Default Channels</w:t>
-      </w:r>
-    </w:p>
-    <w:p>
-      <w:pPr>
-        <w:spacing w:after="120"/>
-      </w:pPr>
-      <w:r>
-        <w:rPr>
-          <w:rFonts w:ascii="Arial" w:cs="Arial" w:eastAsia="Arial" w:hAnsi="Arial"/>
-          <w:color w:val="313338"/>
-          <w:sz w:val="22"/>
-          <w:szCs w:val="22"/>
-        </w:rPr>
-        <w:t xml:space="preserve">The following channels are created automatically when the server starts and cannot be deleted via the UI (they are seeded in the database):</w:t>
-      </w:r>
-    </w:p>
-    <w:p>
-      <w:pPr>
-        <w:spacing w:after="40"/>
-      </w:pPr>
-    </w:p>
-    <w:tbl>
-      <w:tblPr>
-        <w:tblW w:type="dxa" w:w="9360"/>
-        <w:tblBorders>
-          <w:top w:val="single" w:color="auto" w:sz="4"/>
-          <w:left w:val="single" w:color="auto" w:sz="4"/>
-          <w:bottom w:val="single" w:color="auto" w:sz="4"/>
-          <w:right w:val="single" w:color="auto" w:sz="4"/>
-          <w:insideH w:val="single" w:color="auto" w:sz="4"/>
-          <w:insideV w:val="single" w:color="auto" w:sz="4"/>
-        </w:tblBorders>
-      </w:tblPr>
-      <w:tblGrid>
-        <w:gridCol w:w="3000"/>
-        <w:gridCol w:w="2000"/>
-        <w:gridCol w:w="4360"/>
-      </w:tblGrid>
-      <w:tr>
-        <w:trPr>
-          <w:tblHeader/>
-        </w:trPr>
-        <w:tc>
-          <w:tcPr>
-            <w:tcW w:type="dxa" w:w="3000"/>
-            <w:tcBorders>
-              <w:top w:val="single" w:color="5865F2" w:sz="1"/>
-              <w:left w:val="single" w:color="5865F2" w:sz="1"/>
-              <w:bottom w:val="single" w:color="5865F2" w:sz="1"/>
-              <w:right w:val="single" w:color="5865F2" w:sz="1"/>
-            </w:tcBorders>
-            <w:shd w:fill="5865F2" w:val="clear"/>
-            <w:tcMar>
-              <w:top w:type="dxa" w:w="100"/>
-              <w:left w:type="dxa" w:w="150"/>
-              <w:bottom w:type="dxa" w:w="100"/>
-              <w:right w:type="dxa" w:w="150"/>
-            </w:tcMar>
-            <w:vAlign w:val="center"/>
-          </w:tcPr>
-          <w:p>
-            <w:pPr>
-              <w:jc w:val="left"/>
-            </w:pPr>
-            <w:r>
-              <w:rPr>
-                <w:rFonts w:ascii="Arial" w:cs="Arial" w:eastAsia="Arial" w:hAnsi="Arial"/>
-                <w:b/>
-                <w:bCs/>
-                <w:color w:val="FFFFFF"/>
-                <w:sz w:val="20"/>
-                <w:szCs w:val="20"/>
-              </w:rPr>
-              <w:t xml:space="preserve">Channel</w:t>
-            </w:r>
-          </w:p>
-        </w:tc>
-        <w:tc>
-          <w:tcPr>
-            <w:tcW w:type="dxa" w:w="2000"/>
-            <w:tcBorders>
-              <w:top w:val="single" w:color="5865F2" w:sz="1"/>
-              <w:left w:val="single" w:color="5865F2" w:sz="1"/>
-              <w:bottom w:val="single" w:color="5865F2" w:sz="1"/>
-              <w:right w:val="single" w:color="5865F2" w:sz="1"/>
-            </w:tcBorders>
-            <w:shd w:fill="5865F2" w:val="clear"/>
-            <w:tcMar>
-              <w:top w:type="dxa" w:w="100"/>
-              <w:left w:type="dxa" w:w="150"/>
-              <w:bottom w:type="dxa" w:w="100"/>
-              <w:right w:type="dxa" w:w="150"/>
-            </w:tcMar>
-            <w:vAlign w:val="center"/>
-          </w:tcPr>
-          <w:p>
-            <w:pPr>
-              <w:jc w:val="left"/>
-            </w:pPr>
-            <w:r>
-              <w:rPr>
-                <w:rFonts w:ascii="Arial" w:cs="Arial" w:eastAsia="Arial" w:hAnsi="Arial"/>
-                <w:b/>
-                <w:bCs/>
-                <w:color w:val="FFFFFF"/>
-                <w:sz w:val="20"/>
-                <w:szCs w:val="20"/>
-              </w:rPr>
-              <w:t xml:space="preserve">Type</w:t>
-            </w:r>
-          </w:p>
-        </w:tc>
-        <w:tc>
-          <w:tcPr>
-            <w:tcW w:type="dxa" w:w="4360"/>
-            <w:tcBorders>
-              <w:top w:val="single" w:color="5865F2" w:sz="1"/>
-              <w:left w:val="single" w:color="5865F2" w:sz="1"/>
-              <w:bottom w:val="single" w:color="5865F2" w:sz="1"/>
-              <w:right w:val="single" w:color="5865F2" w:sz="1"/>
-            </w:tcBorders>
-            <w:shd w:fill="5865F2" w:val="clear"/>
-            <w:tcMar>
-              <w:top w:type="dxa" w:w="100"/>
-              <w:left w:type="dxa" w:w="150"/>
-              <w:bottom w:type="dxa" w:w="100"/>
-              <w:right w:type="dxa" w:w="150"/>
-            </w:tcMar>
-            <w:vAlign w:val="center"/>
-          </w:tcPr>
-          <w:p>
-            <w:pPr>
-              <w:jc w:val="left"/>
-            </w:pPr>
-            <w:r>
-              <w:rPr>
-                <w:rFonts w:ascii="Arial" w:cs="Arial" w:eastAsia="Arial" w:hAnsi="Arial"/>
-                <w:b/>
-                <w:bCs/>
-                <w:color w:val="FFFFFF"/>
-                <w:sz w:val="20"/>
-                <w:szCs w:val="20"/>
-              </w:rPr>
-              <w:t xml:space="preserve">Purpose</w:t>
-            </w:r>
-          </w:p>
-        </w:tc>
-      </w:tr>
-      <w:tr>
-        <w:tc>
-          <w:tcPr>
-            <w:tcW w:type="dxa" w:w="3000"/>
-            <w:tcBorders>
-              <w:top w:val="single" w:color="DDDDDD" w:sz="1"/>
-              <w:left w:val="single" w:color="DDDDDD" w:sz="1"/>
-              <w:bottom w:val="single" w:color="DDDDDD" w:sz="1"/>
-              <w:right w:val="single" w:color="DDDDDD" w:sz="1"/>
-            </w:tcBorders>
-            <w:shd w:fill="FFFFFF" w:val="clear"/>
-            <w:tcMar>
-              <w:top w:type="dxa" w:w="80"/>
-              <w:left w:type="dxa" w:w="150"/>
-              <w:bottom w:type="dxa" w:w="80"/>
-              <w:right w:type="dxa" w:w="150"/>
-            </w:tcMar>
-          </w:tcPr>
-          <w:p>
-            <w:r>
-              <w:rPr>
-                <w:rFonts w:ascii="Arial" w:cs="Arial" w:eastAsia="Arial" w:hAnsi="Arial"/>
-                <w:color w:val="313338"/>
-                <w:sz w:val="20"/>
-                <w:szCs w:val="20"/>
-              </w:rPr>
-              <w:t xml:space="preserve">#general</w:t>
-            </w:r>
-          </w:p>
-        </w:tc>
-        <w:tc>
-          <w:tcPr>
-            <w:tcW w:type="dxa" w:w="2000"/>
-            <w:tcBorders>
-              <w:top w:val="single" w:color="DDDDDD" w:sz="1"/>
-              <w:left w:val="single" w:color="DDDDDD" w:sz="1"/>
-              <w:bottom w:val="single" w:color="DDDDDD" w:sz="1"/>
-              <w:right w:val="single" w:color="DDDDDD" w:sz="1"/>
-            </w:tcBorders>
-            <w:shd w:fill="FFFFFF" w:val="clear"/>
-            <w:tcMar>
-              <w:top w:type="dxa" w:w="80"/>
-              <w:left w:type="dxa" w:w="150"/>
-              <w:bottom w:type="dxa" w:w="80"/>
-              <w:right w:type="dxa" w:w="150"/>
-            </w:tcMar>
-          </w:tcPr>
-          <w:p>
-            <w:r>
-              <w:rPr>
-                <w:rFonts w:ascii="Arial" w:cs="Arial" w:eastAsia="Arial" w:hAnsi="Arial"/>
-                <w:color w:val="313338"/>
-                <w:sz w:val="20"/>
-                <w:szCs w:val="20"/>
-              </w:rPr>
-              <w:t xml:space="preserve">Text</w:t>
-            </w:r>
-          </w:p>
-        </w:tc>
-        <w:tc>
-          <w:tcPr>
-            <w:tcW w:type="dxa" w:w="4360"/>
-            <w:tcBorders>
-              <w:top w:val="single" w:color="DDDDDD" w:sz="1"/>
-              <w:left w:val="single" w:color="DDDDDD" w:sz="1"/>
-              <w:bottom w:val="single" w:color="DDDDDD" w:sz="1"/>
-              <w:right w:val="single" w:color="DDDDDD" w:sz="1"/>
-            </w:tcBorders>
-            <w:shd w:fill="FFFFFF" w:val="clear"/>
-            <w:tcMar>
-              <w:top w:type="dxa" w:w="80"/>
-              <w:left w:type="dxa" w:w="150"/>
-              <w:bottom w:type="dxa" w:w="80"/>
-              <w:right w:type="dxa" w:w="150"/>
-            </w:tcMar>
-          </w:tcPr>
-          <w:p>
-            <w:r>
-              <w:rPr>
-                <w:rFonts w:ascii="Arial" w:cs="Arial" w:eastAsia="Arial" w:hAnsi="Arial"/>
-                <w:color w:val="313338"/>
-                <w:sz w:val="20"/>
-                <w:szCs w:val="20"/>
-              </w:rPr>
-              <w:t xml:space="preserve">Default channel for all users</w:t>
-            </w:r>
-          </w:p>
-        </w:tc>
-      </w:tr>
-      <w:tr>
-        <w:tc>
-          <w:tcPr>
-            <w:tcW w:type="dxa" w:w="3000"/>
-            <w:tcBorders>
-              <w:top w:val="single" w:color="DDDDDD" w:sz="1"/>
-              <w:left w:val="single" w:color="DDDDDD" w:sz="1"/>
-              <w:bottom w:val="single" w:color="DDDDDD" w:sz="1"/>
-              <w:right w:val="single" w:color="DDDDDD" w:sz="1"/>
-            </w:tcBorders>
-            <w:shd w:fill="F8F9FF" w:val="clear"/>
-            <w:tcMar>
-              <w:top w:type="dxa" w:w="80"/>
-              <w:left w:type="dxa" w:w="150"/>
-              <w:bottom w:type="dxa" w:w="80"/>
-              <w:right w:type="dxa" w:w="150"/>
-            </w:tcMar>
-          </w:tcPr>
-          <w:p>
-            <w:r>
-              <w:rPr>
-                <w:rFonts w:ascii="Arial" w:cs="Arial" w:eastAsia="Arial" w:hAnsi="Arial"/>
-                <w:color w:val="313338"/>
-                <w:sz w:val="20"/>
-                <w:szCs w:val="20"/>
-              </w:rPr>
-              <w:t xml:space="preserve">#announcements</w:t>
-            </w:r>
-          </w:p>
-        </w:tc>
-        <w:tc>
-          <w:tcPr>
-            <w:tcW w:type="dxa" w:w="2000"/>
-            <w:tcBorders>
-              <w:top w:val="single" w:color="DDDDDD" w:sz="1"/>
-              <w:left w:val="single" w:color="DDDDDD" w:sz="1"/>
-              <w:bottom w:val="single" w:color="DDDDDD" w:sz="1"/>
-              <w:right w:val="single" w:color="DDDDDD" w:sz="1"/>
-            </w:tcBorders>
-            <w:shd w:fill="F8F9FF" w:val="clear"/>
-            <w:tcMar>
-              <w:top w:type="dxa" w:w="80"/>
-              <w:left w:type="dxa" w:w="150"/>
-              <w:bottom w:type="dxa" w:w="80"/>
-              <w:right w:type="dxa" w:w="150"/>
-            </w:tcMar>
-          </w:tcPr>
-          <w:p>
-            <w:r>
-              <w:rPr>
-                <w:rFonts w:ascii="Arial" w:cs="Arial" w:eastAsia="Arial" w:hAnsi="Arial"/>
-                <w:color w:val="313338"/>
-                <w:sz w:val="20"/>
-                <w:szCs w:val="20"/>
-              </w:rPr>
-              <w:t xml:space="preserve">Text</w:t>
-            </w:r>
-          </w:p>
-        </w:tc>
-        <w:tc>
-          <w:tcPr>
-            <w:tcW w:type="dxa" w:w="4360"/>
-            <w:tcBorders>
-              <w:top w:val="single" w:color="DDDDDD" w:sz="1"/>
-              <w:left w:val="single" w:color="DDDDDD" w:sz="1"/>
-              <w:bottom w:val="single" w:color="DDDDDD" w:sz="1"/>
-              <w:right w:val="single" w:color="DDDDDD" w:sz="1"/>
-            </w:tcBorders>
-            <w:shd w:fill="F8F9FF" w:val="clear"/>
-            <w:tcMar>
-              <w:top w:type="dxa" w:w="80"/>
-              <w:left w:type="dxa" w:w="150"/>
-              <w:bottom w:type="dxa" w:w="80"/>
-              <w:right w:type="dxa" w:w="150"/>
-            </w:tcMar>
-          </w:tcPr>
-          <w:p>
-            <w:r>
-              <w:rPr>
-                <w:rFonts w:ascii="Arial" w:cs="Arial" w:eastAsia="Arial" w:hAnsi="Arial"/>
-                <w:color w:val="313338"/>
-                <w:sz w:val="20"/>
-                <w:szCs w:val="20"/>
-              </w:rPr>
-              <w:t xml:space="preserve">Server-wide announcements</w:t>
-            </w:r>
-          </w:p>
-        </w:tc>
-      </w:tr>
-      <w:tr>
-        <w:tc>
-          <w:tcPr>
-            <w:tcW w:type="dxa" w:w="3000"/>
-            <w:tcBorders>
-              <w:top w:val="single" w:color="DDDDDD" w:sz="1"/>
-              <w:left w:val="single" w:color="DDDDDD" w:sz="1"/>
-              <w:bottom w:val="single" w:color="DDDDDD" w:sz="1"/>
-              <w:right w:val="single" w:color="DDDDDD" w:sz="1"/>
-            </w:tcBorders>
-            <w:shd w:fill="FFFFFF" w:val="clear"/>
-            <w:tcMar>
-              <w:top w:type="dxa" w:w="80"/>
-              <w:left w:type="dxa" w:w="150"/>
-              <w:bottom w:type="dxa" w:w="80"/>
-              <w:right w:type="dxa" w:w="150"/>
-            </w:tcMar>
-          </w:tcPr>
-          <w:p>
-            <w:r>
-              <w:rPr>
-                <w:rFonts w:ascii="Arial" w:cs="Arial" w:eastAsia="Arial" w:hAnsi="Arial"/>
-                <w:color w:val="313338"/>
-                <w:sz w:val="20"/>
-                <w:szCs w:val="20"/>
-              </w:rPr>
-              <w:t xml:space="preserve">General Voice</w:t>
-            </w:r>
-          </w:p>
-        </w:tc>
-        <w:tc>
-          <w:tcPr>
-            <w:tcW w:type="dxa" w:w="2000"/>
-            <w:tcBorders>
-              <w:top w:val="single" w:color="DDDDDD" w:sz="1"/>
-              <w:left w:val="single" w:color="DDDDDD" w:sz="1"/>
-              <w:bottom w:val="single" w:color="DDDDDD" w:sz="1"/>
-              <w:right w:val="single" w:color="DDDDDD" w:sz="1"/>
-            </w:tcBorders>
-            <w:shd w:fill="FFFFFF" w:val="clear"/>
-            <w:tcMar>
-              <w:top w:type="dxa" w:w="80"/>
-              <w:left w:type="dxa" w:w="150"/>
-              <w:bottom w:type="dxa" w:w="80"/>
-              <w:right w:type="dxa" w:w="150"/>
-            </w:tcMar>
-          </w:tcPr>
-          <w:p>
-            <w:r>
-              <w:rPr>
-                <w:rFonts w:ascii="Arial" w:cs="Arial" w:eastAsia="Arial" w:hAnsi="Arial"/>
-                <w:color w:val="313338"/>
-                <w:sz w:val="20"/>
-                <w:szCs w:val="20"/>
-              </w:rPr>
-              <w:t xml:space="preserve">Voice</w:t>
-            </w:r>
-          </w:p>
-        </w:tc>
-        <w:tc>
-          <w:tcPr>
-            <w:tcW w:type="dxa" w:w="4360"/>
-            <w:tcBorders>
-              <w:top w:val="single" w:color="DDDDDD" w:sz="1"/>
-              <w:left w:val="single" w:color="DDDDDD" w:sz="1"/>
-              <w:bottom w:val="single" w:color="DDDDDD" w:sz="1"/>
-              <w:right w:val="single" w:color="DDDDDD" w:sz="1"/>
-            </w:tcBorders>
-            <w:shd w:fill="FFFFFF" w:val="clear"/>
-            <w:tcMar>
-              <w:top w:type="dxa" w:w="80"/>
-              <w:left w:type="dxa" w:w="150"/>
-              <w:bottom w:type="dxa" w:w="80"/>
-              <w:right w:type="dxa" w:w="150"/>
-            </w:tcMar>
-          </w:tcPr>
-          <w:p>
-            <w:r>
-              <w:rPr>
-                <w:rFonts w:ascii="Arial" w:cs="Arial" w:eastAsia="Arial" w:hAnsi="Arial"/>
-                <w:color w:val="313338"/>
-                <w:sz w:val="20"/>
-                <w:szCs w:val="20"/>
-              </w:rPr>
-              <w:t xml:space="preserve">Default voice/video room</w:t>
-            </w:r>
-          </w:p>
-        </w:tc>
-      </w:tr>
-    </w:tbl>
-    <w:p>
-      <w:pPr>
-        <w:spacing w:after="200"/>
-      </w:pPr>
-    </w:p>
-    <w:p>
-      <w:pPr>
-        <w:pStyle w:val="Heading1"/>
-        <w:pBdr>
-          <w:bottom w:val="single" w:color="5865F2" w:sz="4" w:space="6"/>
-        </w:pBdr>
-        <w:spacing w:after="160" w:before="360"/>
-      </w:pPr>
-      <w:r>
-        <w:rPr>
-          <w:rFonts w:ascii="Arial" w:cs="Arial" w:eastAsia="Arial" w:hAnsi="Arial"/>
-          <w:b/>
-          <w:bCs/>
-          <w:color w:val="1E1F22"/>
-          <w:sz w:val="28"/>
-          <w:szCs w:val="28"/>
-        </w:rPr>
-        <w:t xml:space="preserve">5. Message Moderation</w:t>
-      </w:r>
-    </w:p>
-    <w:p>
-      <w:pPr>
-        <w:spacing w:after="80"/>
-      </w:pPr>
-    </w:p>
-    <w:p>
-      <w:pPr>
-        <w:pStyle w:val="Heading2"/>
-        <w:spacing w:after="120" w:before="280"/>
-      </w:pPr>
-      <w:r>
-        <w:rPr>
-          <w:rFonts w:ascii="Arial" w:cs="Arial" w:eastAsia="Arial" w:hAnsi="Arial"/>
-          <w:b/>
-          <w:bCs/>
-          <w:color w:val="5865F2"/>
-          <w:sz w:val="24"/>
-          <w:szCs w:val="24"/>
-        </w:rPr>
-        <w:t xml:space="preserve">5.1 Deleting Messages in the App</w:t>
-      </w:r>
-    </w:p>
-    <w:p>
-      <w:pPr>
-        <w:spacing w:after="120"/>
-      </w:pPr>
-      <w:r>
-        <w:rPr>
-          <w:rFonts w:ascii="Arial" w:cs="Arial" w:eastAsia="Arial" w:hAnsi="Arial"/>
-          <w:color w:val="313338"/>
-          <w:sz w:val="22"/>
-          <w:szCs w:val="22"/>
-        </w:rPr>
-        <w:t xml:space="preserve">As an admin you can delete any message from any user:</w:t>
-      </w:r>
-    </w:p>
-    <w:p>
-      <w:pPr>
-        <w:pStyle w:val="ListParagraph"/>
-        <w:numPr>
-          <w:ilvl w:val="0"/>
-          <w:numId w:val="2"/>
-        </w:numPr>
-        <w:spacing w:after="80"/>
-      </w:pPr>
-      <w:r>
-        <w:rPr>
-          <w:rFonts w:ascii="Arial" w:cs="Arial" w:eastAsia="Arial" w:hAnsi="Arial"/>
-          <w:b w:val="false"/>
-          <w:bCs w:val="false"/>
-          <w:color w:val="313338"/>
-          <w:sz w:val="22"/>
-          <w:szCs w:val="22"/>
-        </w:rPr>
-        <w:t xml:space="preserve">Hover over a message — a trash icon appears on the right side</w:t>
-      </w:r>
-    </w:p>
-    <w:p>
-      <w:pPr>
-        <w:pStyle w:val="ListParagraph"/>
-        <w:numPr>
-          <w:ilvl w:val="0"/>
-          <w:numId w:val="2"/>
-        </w:numPr>
-        <w:spacing w:after="80"/>
-      </w:pPr>
-      <w:r>
-        <w:rPr>
-          <w:rFonts w:ascii="Arial" w:cs="Arial" w:eastAsia="Arial" w:hAnsi="Arial"/>
-          <w:b w:val="false"/>
-          <w:bCs w:val="false"/>
-          <w:color w:val="313338"/>
-          <w:sz w:val="22"/>
-          <w:szCs w:val="22"/>
-        </w:rPr>
-        <w:t xml:space="preserve">Click the trash icon to permanently delete the message</w:t>
-      </w:r>
-    </w:p>
-    <w:p>
-      <w:pPr>
-        <w:pStyle w:val="ListParagraph"/>
-        <w:numPr>
-          <w:ilvl w:val="0"/>
-          <w:numId w:val="2"/>
-        </w:numPr>
-        <w:spacing w:after="80"/>
-      </w:pPr>
-      <w:r>
-        <w:rPr>
-          <w:rFonts w:ascii="Arial" w:cs="Arial" w:eastAsia="Arial" w:hAnsi="Arial"/>
-          <w:b w:val="false"/>
-          <w:bCs w:val="false"/>
-          <w:color w:val="313338"/>
-          <w:sz w:val="22"/>
-          <w:szCs w:val="22"/>
-        </w:rPr>
-        <w:t xml:space="preserve">The message disappears immediately for all users in real time</w:t>
-      </w:r>
-    </w:p>
-    <w:p>
-      <w:pPr>
-        <w:spacing w:after="160"/>
-      </w:pPr>
-    </w:p>
-    <w:p>
-      <w:pPr>
-        <w:pStyle w:val="Heading2"/>
-        <w:spacing w:after="120" w:before="280"/>
-      </w:pPr>
-      <w:r>
-        <w:rPr>
-          <w:rFonts w:ascii="Arial" w:cs="Arial" w:eastAsia="Arial" w:hAnsi="Arial"/>
-          <w:b/>
-          <w:bCs/>
-          <w:color w:val="5865F2"/>
-          <w:sz w:val="24"/>
-          <w:szCs w:val="24"/>
-        </w:rPr>
-        <w:t xml:space="preserve">5.2 Bulk Delete Messages via SQL</w:t>
-      </w:r>
-    </w:p>
-    <w:p>
-      <w:pPr>
-        <w:spacing w:after="120"/>
-      </w:pPr>
-      <w:r>
-        <w:rPr>
-          <w:rFonts w:ascii="Arial" w:cs="Arial" w:eastAsia="Arial" w:hAnsi="Arial"/>
-          <w:color w:val="313338"/>
-          <w:sz w:val="22"/>
-          <w:szCs w:val="22"/>
-        </w:rPr>
-        <w:t xml:space="preserve">To delete all messages from a specific user across all channels:</w:t>
-      </w:r>
-    </w:p>
-    <w:p>
-      <w:pPr>
-        <w:spacing w:after="60"/>
-      </w:pPr>
+        <w:t xml:space="preserve">6.4 View All Users via SQL</w:t>
+      </w:r>
     </w:p>
     <w:tbl>
       <w:tblPr>
@@ -3198,9 +3908,7 @@
                 <w:sz w:val="20"/>
                 <w:szCs w:val="20"/>
               </w:rPr>
-              <w:t xml:space="preserve">DELETE FROM messages WHERE user_id = (
-  SELECT id FROM users WHERE email = 'user@example.com'
-);</w:t>
+              <w:t xml:space="preserve">SELECT username, email, role, created_at FROM users ORDER BY created_at DESC;</w:t>
             </w:r>
           </w:p>
         </w:tc>
@@ -3208,12 +3916,37 @@
     </w:tbl>
     <w:p>
       <w:pPr>
+        <w:spacing w:after="200"/>
+      </w:pPr>
+    </w:p>
+    <w:p>
+      <w:r>
+        <w:br w:type="page"/>
+      </w:r>
+    </w:p>
+    <w:p>
+      <w:pPr>
+        <w:pStyle w:val="Heading1"/>
+        <w:pBdr>
+          <w:bottom w:val="single" w:color="5865F2" w:sz="4" w:space="6"/>
+        </w:pBdr>
+        <w:spacing w:after="160" w:before="360"/>
+      </w:pPr>
+      <w:r>
+        <w:rPr>
+          <w:rFonts w:ascii="Arial" w:cs="Arial" w:eastAsia="Arial" w:hAnsi="Arial"/>
+          <w:b/>
+          <w:bCs/>
+          <w:color w:val="1E1F22"/>
+          <w:sz w:val="30"/>
+          <w:szCs w:val="30"/>
+        </w:rPr>
+        <w:t xml:space="preserve">7. Voice Channel Admin Controls</w:t>
+      </w:r>
+    </w:p>
+    <w:p>
+      <w:pPr>
         <w:spacing w:after="100"/>
-      </w:pPr>
-    </w:p>
-    <w:p>
-      <w:pPr>
-        <w:spacing w:after="120"/>
       </w:pPr>
       <w:r>
         <w:rPr>
@@ -3222,12 +3955,110 @@
           <w:sz w:val="22"/>
           <w:szCs w:val="22"/>
         </w:rPr>
-        <w:t xml:space="preserve">To delete all messages in a specific channel:</w:t>
-      </w:r>
-    </w:p>
-    <w:p>
-      <w:pPr>
-        <w:spacing w:after="60"/>
+        <w:t xml:space="preserve">When you join a voice channel as an admin, an In Voice panel appears below the room showing all connected participants.</w:t>
+      </w:r>
+    </w:p>
+    <w:p>
+      <w:pPr>
+        <w:spacing w:after="80"/>
+      </w:pPr>
+    </w:p>
+    <w:p>
+      <w:pPr>
+        <w:pStyle w:val="Heading2"/>
+        <w:spacing w:after="100" w:before="260"/>
+      </w:pPr>
+      <w:r>
+        <w:rPr>
+          <w:rFonts w:ascii="Arial" w:cs="Arial" w:eastAsia="Arial" w:hAnsi="Arial"/>
+          <w:b/>
+          <w:bCs/>
+          <w:color w:val="5865F2"/>
+          <w:sz w:val="24"/>
+          <w:szCs w:val="24"/>
+        </w:rPr>
+        <w:t xml:space="preserve">7.1 Muting and Unmuting Participants</w:t>
+      </w:r>
+    </w:p>
+    <w:p>
+      <w:pPr>
+        <w:pStyle w:val="ListParagraph"/>
+        <w:numPr>
+          <w:ilvl w:val="0"/>
+          <w:numId w:val="2"/>
+        </w:numPr>
+        <w:spacing w:after="80"/>
+      </w:pPr>
+      <w:r>
+        <w:rPr>
+          <w:rFonts w:ascii="Arial" w:cs="Arial" w:eastAsia="Arial" w:hAnsi="Arial"/>
+          <w:color w:val="313338"/>
+          <w:sz w:val="22"/>
+          <w:szCs w:val="22"/>
+        </w:rPr>
+        <w:t xml:space="preserve">Each participant shows a microphone icon (green = active, red = muted)</w:t>
+      </w:r>
+    </w:p>
+    <w:p>
+      <w:pPr>
+        <w:pStyle w:val="ListParagraph"/>
+        <w:numPr>
+          <w:ilvl w:val="0"/>
+          <w:numId w:val="2"/>
+        </w:numPr>
+        <w:spacing w:after="80"/>
+      </w:pPr>
+      <w:r>
+        <w:rPr>
+          <w:rFonts w:ascii="Arial" w:cs="Arial" w:eastAsia="Arial" w:hAnsi="Arial"/>
+          <w:color w:val="313338"/>
+          <w:sz w:val="22"/>
+          <w:szCs w:val="22"/>
+        </w:rPr>
+        <w:t xml:space="preserve">Click the mic icon to toggle their server-side mute state</w:t>
+      </w:r>
+    </w:p>
+    <w:p>
+      <w:pPr>
+        <w:pStyle w:val="ListParagraph"/>
+        <w:numPr>
+          <w:ilvl w:val="0"/>
+          <w:numId w:val="2"/>
+        </w:numPr>
+        <w:spacing w:after="80"/>
+      </w:pPr>
+      <w:r>
+        <w:rPr>
+          <w:rFonts w:ascii="Arial" w:cs="Arial" w:eastAsia="Arial" w:hAnsi="Arial"/>
+          <w:color w:val="313338"/>
+          <w:sz w:val="22"/>
+          <w:szCs w:val="22"/>
+        </w:rPr>
+        <w:t xml:space="preserve">A server-side mute affects what everyone in the room hears — not just you</w:t>
+      </w:r>
+    </w:p>
+    <w:p>
+      <w:pPr>
+        <w:pStyle w:val="ListParagraph"/>
+        <w:numPr>
+          <w:ilvl w:val="0"/>
+          <w:numId w:val="2"/>
+        </w:numPr>
+        <w:spacing w:after="80"/>
+      </w:pPr>
+      <w:r>
+        <w:rPr>
+          <w:rFonts w:ascii="Arial" w:cs="Arial" w:eastAsia="Arial" w:hAnsi="Arial"/>
+          <w:color w:val="313338"/>
+          <w:sz w:val="22"/>
+          <w:szCs w:val="22"/>
+        </w:rPr>
+        <w:t xml:space="preserve">Click again to unmute them</w:t>
+      </w:r>
+    </w:p>
+    <w:p>
+      <w:pPr>
+        <w:spacing w:after="80"/>
       </w:pPr>
     </w:p>
     <w:tbl>
@@ -3250,12 +4081,12 @@
           <w:tcPr>
             <w:tcW w:type="dxa" w:w="9360"/>
             <w:tcBorders>
-              <w:top w:val="single" w:color="444444" w:sz="1"/>
-              <w:left w:val="single" w:color="444444" w:sz="1"/>
-              <w:bottom w:val="single" w:color="444444" w:sz="1"/>
-              <w:right w:val="single" w:color="444444" w:sz="1"/>
-            </w:tcBorders>
-            <w:shd w:fill="2B2D31" w:val="clear"/>
+              <w:top w:val="none" w:color="FFFFFF" w:sz="0"/>
+              <w:left w:val="none" w:color="FFFFFF" w:sz="0"/>
+              <w:bottom w:val="none" w:color="FFFFFF" w:sz="0"/>
+              <w:right w:val="none" w:color="FFFFFF" w:sz="0"/>
+            </w:tcBorders>
+            <w:shd w:fill="EEF0FF" w:val="clear"/>
             <w:tcMar>
               <w:top w:type="dxa" w:w="120"/>
               <w:left w:type="dxa" w:w="200"/>
@@ -3269,14 +4100,23 @@
             </w:pPr>
             <w:r>
               <w:rPr>
-                <w:rFonts w:ascii="Courier New" w:cs="Courier New" w:eastAsia="Courier New" w:hAnsi="Courier New"/>
-                <w:color w:val="A8D8A8"/>
-                <w:sz w:val="20"/>
-                <w:szCs w:val="20"/>
-              </w:rPr>
-              <w:t xml:space="preserve">DELETE FROM messages WHERE channel_id = (
-  SELECT id FROM channels WHERE name = 'channel-name'
-);</w:t>
+                <w:rFonts w:ascii="Arial" w:cs="Arial" w:eastAsia="Arial" w:hAnsi="Arial"/>
+                <w:b/>
+                <w:bCs/>
+                <w:color w:val="5865F2"/>
+                <w:sz w:val="22"/>
+                <w:szCs w:val="22"/>
+              </w:rPr>
+              <w:t xml:space="preserve">NOTE: </w:t>
+            </w:r>
+            <w:r>
+              <w:rPr>
+                <w:rFonts w:ascii="Arial" w:cs="Arial" w:eastAsia="Arial" w:hAnsi="Arial"/>
+                <w:color w:val="313338"/>
+                <w:sz w:val="22"/>
+                <w:szCs w:val="22"/>
+              </w:rPr>
+              <w:t xml:space="preserve">Server-side mute is different from the Volume Mixer (Section 7.3) which only affects what you personally hear.</w:t>
             </w:r>
           </w:p>
         </w:tc>
@@ -3284,8 +4124,185 @@
     </w:tbl>
     <w:p>
       <w:pPr>
+        <w:spacing w:after="160"/>
+      </w:pPr>
+    </w:p>
+    <w:p>
+      <w:pPr>
+        <w:pStyle w:val="Heading2"/>
+        <w:spacing w:after="100" w:before="260"/>
+      </w:pPr>
+      <w:r>
+        <w:rPr>
+          <w:rFonts w:ascii="Arial" w:cs="Arial" w:eastAsia="Arial" w:hAnsi="Arial"/>
+          <w:b/>
+          <w:bCs/>
+          <w:color w:val="5865F2"/>
+          <w:sz w:val="24"/>
+          <w:szCs w:val="24"/>
+        </w:rPr>
+        <w:t xml:space="preserve">7.2 Removing a Participant from Voice</w:t>
+      </w:r>
+    </w:p>
+    <w:p>
+      <w:pPr>
+        <w:pStyle w:val="ListParagraph"/>
+        <w:numPr>
+          <w:ilvl w:val="0"/>
+          <w:numId w:val="2"/>
+        </w:numPr>
+        <w:spacing w:after="80"/>
+      </w:pPr>
+      <w:r>
+        <w:rPr>
+          <w:rFonts w:ascii="Arial" w:cs="Arial" w:eastAsia="Arial" w:hAnsi="Arial"/>
+          <w:color w:val="313338"/>
+          <w:sz w:val="22"/>
+          <w:szCs w:val="22"/>
+        </w:rPr>
+        <w:t xml:space="preserve">Click the remove icon (clock arrow) next to a participant</w:t>
+      </w:r>
+    </w:p>
+    <w:p>
+      <w:pPr>
+        <w:pStyle w:val="ListParagraph"/>
+        <w:numPr>
+          <w:ilvl w:val="0"/>
+          <w:numId w:val="2"/>
+        </w:numPr>
+        <w:spacing w:after="80"/>
+      </w:pPr>
+      <w:r>
+        <w:rPr>
+          <w:rFonts w:ascii="Arial" w:cs="Arial" w:eastAsia="Arial" w:hAnsi="Arial"/>
+          <w:color w:val="313338"/>
+          <w:sz w:val="22"/>
+          <w:szCs w:val="22"/>
+        </w:rPr>
+        <w:t xml:space="preserve">Confirm the prompt — they are immediately disconnected from the voice channel</w:t>
+      </w:r>
+    </w:p>
+    <w:p>
+      <w:pPr>
+        <w:pStyle w:val="ListParagraph"/>
+        <w:numPr>
+          <w:ilvl w:val="0"/>
+          <w:numId w:val="2"/>
+        </w:numPr>
+        <w:spacing w:after="80"/>
+      </w:pPr>
+      <w:r>
+        <w:rPr>
+          <w:rFonts w:ascii="Arial" w:cs="Arial" w:eastAsia="Arial" w:hAnsi="Arial"/>
+          <w:color w:val="313338"/>
+          <w:sz w:val="22"/>
+          <w:szCs w:val="22"/>
+        </w:rPr>
+        <w:t xml:space="preserve">They can rejoin by clicking Join Voice again</w:t>
+      </w:r>
+    </w:p>
+    <w:p>
+      <w:pPr>
+        <w:spacing w:after="160"/>
+      </w:pPr>
+    </w:p>
+    <w:p>
+      <w:pPr>
+        <w:pStyle w:val="Heading2"/>
+        <w:spacing w:after="100" w:before="260"/>
+      </w:pPr>
+      <w:r>
+        <w:rPr>
+          <w:rFonts w:ascii="Arial" w:cs="Arial" w:eastAsia="Arial" w:hAnsi="Arial"/>
+          <w:b/>
+          <w:bCs/>
+          <w:color w:val="5865F2"/>
+          <w:sz w:val="24"/>
+          <w:szCs w:val="24"/>
+        </w:rPr>
+        <w:t xml:space="preserve">7.3 Volume Mixer (All Users)</w:t>
+      </w:r>
+    </w:p>
+    <w:p>
+      <w:pPr>
+        <w:spacing w:after="100"/>
+      </w:pPr>
+      <w:r>
+        <w:rPr>
+          <w:rFonts w:ascii="Arial" w:cs="Arial" w:eastAsia="Arial" w:hAnsi="Arial"/>
+          <w:color w:val="313338"/>
+          <w:sz w:val="22"/>
+          <w:szCs w:val="22"/>
+        </w:rPr>
+        <w:t xml:space="preserve">The Volume Mixer panel is visible to all users (not just admins) when others are in the voice channel. It controls what you personally hear:</w:t>
+      </w:r>
+    </w:p>
+    <w:p>
+      <w:pPr>
+        <w:pStyle w:val="ListParagraph"/>
+        <w:numPr>
+          <w:ilvl w:val="0"/>
+          <w:numId w:val="2"/>
+        </w:numPr>
+        <w:spacing w:after="80"/>
+      </w:pPr>
+      <w:r>
+        <w:rPr>
+          <w:rFonts w:ascii="Arial" w:cs="Arial" w:eastAsia="Arial" w:hAnsi="Arial"/>
+          <w:color w:val="313338"/>
+          <w:sz w:val="22"/>
+          <w:szCs w:val="22"/>
+        </w:rPr>
+        <w:t xml:space="preserve">Drag the slider left to reduce a participant's volume, right to increase it (up to 150%)</w:t>
+      </w:r>
+    </w:p>
+    <w:p>
+      <w:pPr>
+        <w:pStyle w:val="ListParagraph"/>
+        <w:numPr>
+          <w:ilvl w:val="0"/>
+          <w:numId w:val="2"/>
+        </w:numPr>
+        <w:spacing w:after="80"/>
+      </w:pPr>
+      <w:r>
+        <w:rPr>
+          <w:rFonts w:ascii="Arial" w:cs="Arial" w:eastAsia="Arial" w:hAnsi="Arial"/>
+          <w:color w:val="313338"/>
+          <w:sz w:val="22"/>
+          <w:szCs w:val="22"/>
+        </w:rPr>
+        <w:t xml:space="preserve">Click the speaker icon to locally mute / unmute a participant</w:t>
+      </w:r>
+    </w:p>
+    <w:p>
+      <w:pPr>
+        <w:pStyle w:val="ListParagraph"/>
+        <w:numPr>
+          <w:ilvl w:val="0"/>
+          <w:numId w:val="2"/>
+        </w:numPr>
+        <w:spacing w:after="80"/>
+      </w:pPr>
+      <w:r>
+        <w:rPr>
+          <w:rFonts w:ascii="Arial" w:cs="Arial" w:eastAsia="Arial" w:hAnsi="Arial"/>
+          <w:color w:val="313338"/>
+          <w:sz w:val="22"/>
+          <w:szCs w:val="22"/>
+        </w:rPr>
+        <w:t xml:space="preserve">Volume changes only affect your own audio — other users are not affected</w:t>
+      </w:r>
+    </w:p>
+    <w:p>
+      <w:pPr>
         <w:spacing w:after="200"/>
       </w:pPr>
+    </w:p>
+    <w:p>
+      <w:r>
+        <w:br w:type="page"/>
+      </w:r>
     </w:p>
     <w:p>
       <w:pPr>
@@ -3301,167 +4318,15 @@
           <w:b/>
           <w:bCs/>
           <w:color w:val="1E1F22"/>
-          <w:sz w:val="28"/>
-          <w:szCs w:val="28"/>
-        </w:rPr>
-        <w:t xml:space="preserve">6. Voice &amp; Video Management</w:t>
-      </w:r>
-    </w:p>
-    <w:p>
-      <w:pPr>
-        <w:spacing w:after="80"/>
-      </w:pPr>
-    </w:p>
-    <w:p>
-      <w:pPr>
-        <w:pStyle w:val="Heading2"/>
-        <w:spacing w:after="120" w:before="280"/>
-      </w:pPr>
-      <w:r>
-        <w:rPr>
-          <w:rFonts w:ascii="Arial" w:cs="Arial" w:eastAsia="Arial" w:hAnsi="Arial"/>
-          <w:b/>
-          <w:bCs/>
-          <w:color w:val="5865F2"/>
-          <w:sz w:val="24"/>
-          <w:szCs w:val="24"/>
-        </w:rPr>
-        <w:t xml:space="preserve">6.1 How Voice Channels Work</w:t>
-      </w:r>
-    </w:p>
-    <w:p>
-      <w:pPr>
-        <w:spacing w:after="120"/>
-      </w:pPr>
-      <w:r>
-        <w:rPr>
-          <w:rFonts w:ascii="Arial" w:cs="Arial" w:eastAsia="Arial" w:hAnsi="Arial"/>
-          <w:color w:val="313338"/>
-          <w:sz w:val="22"/>
-          <w:szCs w:val="22"/>
-        </w:rPr>
-        <w:t xml:space="preserve">Voice channels are powered by LiveKit. Each voice channel creates a separate room that users join independently. There is no persistent connection — users join and leave rooms as needed.</w:t>
-      </w:r>
-    </w:p>
-    <w:p>
-      <w:pPr>
-        <w:spacing w:after="80"/>
-      </w:pPr>
-    </w:p>
-    <w:p>
-      <w:pPr>
-        <w:spacing w:after="120"/>
-      </w:pPr>
-      <w:r>
-        <w:rPr>
-          <w:rFonts w:ascii="Arial" w:cs="Arial" w:eastAsia="Arial" w:hAnsi="Arial"/>
-          <w:color w:val="313338"/>
-          <w:sz w:val="22"/>
-          <w:szCs w:val="22"/>
-        </w:rPr>
-        <w:t xml:space="preserve">As an admin there is nothing special to do to manage voice channels — create and delete them the same way as text channels (see Section 4).</w:t>
-      </w:r>
-    </w:p>
-    <w:p>
-      <w:pPr>
-        <w:spacing w:after="160"/>
-      </w:pPr>
-    </w:p>
-    <w:p>
-      <w:pPr>
-        <w:pStyle w:val="Heading2"/>
-        <w:spacing w:after="120" w:before="280"/>
-      </w:pPr>
-      <w:r>
-        <w:rPr>
-          <w:rFonts w:ascii="Arial" w:cs="Arial" w:eastAsia="Arial" w:hAnsi="Arial"/>
-          <w:b/>
-          <w:bCs/>
-          <w:color w:val="5865F2"/>
-          <w:sz w:val="24"/>
-          <w:szCs w:val="24"/>
-        </w:rPr>
-        <w:t xml:space="preserve">6.2 LiveKit Dashboard</w:t>
-      </w:r>
-    </w:p>
-    <w:p>
-      <w:pPr>
-        <w:spacing w:after="120"/>
-      </w:pPr>
-      <w:r>
-        <w:rPr>
-          <w:rFonts w:ascii="Arial" w:cs="Arial" w:eastAsia="Arial" w:hAnsi="Arial"/>
-          <w:color w:val="313338"/>
-          <w:sz w:val="22"/>
-          <w:szCs w:val="22"/>
-        </w:rPr>
-        <w:t xml:space="preserve">For advanced voice management (viewing active rooms, participants, recording), log in to your LiveKit project at:</w:t>
+          <w:sz w:val="30"/>
+          <w:szCs w:val="30"/>
+        </w:rPr>
+        <w:t xml:space="preserve">8. Quick Reference</w:t>
       </w:r>
     </w:p>
     <w:p>
       <w:pPr>
         <w:spacing w:after="40"/>
-      </w:pPr>
-    </w:p>
-    <w:p>
-      <w:pPr>
-        <w:spacing w:after="120"/>
-      </w:pPr>
-      <w:hyperlink w:history="1" r:id="rIdi09lzjpktz8gmm8e84dej">
-        <w:r>
-          <w:rPr>
-            <w:rFonts w:ascii="Arial" w:cs="Arial" w:eastAsia="Arial" w:hAnsi="Arial"/>
-            <w:color w:val="5865F2"/>
-            <w:sz w:val="22"/>
-            <w:szCs w:val="22"/>
-            <w:u w:val="single"/>
-          </w:rPr>
-          <w:t xml:space="preserve">https://cloud.livekit.io</w:t>
-        </w:r>
-      </w:hyperlink>
-    </w:p>
-    <w:p>
-      <w:pPr>
-        <w:spacing w:after="120"/>
-      </w:pPr>
-      <w:r>
-        <w:rPr>
-          <w:rFonts w:ascii="Arial" w:cs="Arial" w:eastAsia="Arial" w:hAnsi="Arial"/>
-          <w:color w:val="313338"/>
-          <w:sz w:val="22"/>
-          <w:szCs w:val="22"/>
-        </w:rPr>
-        <w:t xml:space="preserve">From there you can see all active rooms, connected participants, and optionally enable recording.</w:t>
-      </w:r>
-    </w:p>
-    <w:p>
-      <w:pPr>
-        <w:spacing w:after="200"/>
-      </w:pPr>
-    </w:p>
-    <w:p>
-      <w:pPr>
-        <w:pStyle w:val="Heading1"/>
-        <w:pBdr>
-          <w:bottom w:val="single" w:color="5865F2" w:sz="4" w:space="6"/>
-        </w:pBdr>
-        <w:spacing w:after="160" w:before="360"/>
-      </w:pPr>
-      <w:r>
-        <w:rPr>
-          <w:rFonts w:ascii="Arial" w:cs="Arial" w:eastAsia="Arial" w:hAnsi="Arial"/>
-          <w:b/>
-          <w:bCs/>
-          <w:color w:val="1E1F22"/>
-          <w:sz w:val="28"/>
-          <w:szCs w:val="28"/>
-        </w:rPr>
-        <w:t xml:space="preserve">7. Quick Reference: Common Admin Tasks</w:t>
-      </w:r>
-    </w:p>
-    <w:p>
-      <w:pPr>
-        <w:spacing w:after="80"/>
       </w:pPr>
     </w:p>
     <w:tbl>
@@ -3503,9 +4368,6 @@
             <w:vAlign w:val="center"/>
           </w:tcPr>
           <w:p>
-            <w:pPr>
-              <w:jc w:val="left"/>
-            </w:pPr>
             <w:r>
               <w:rPr>
                 <w:rFonts w:ascii="Arial" w:cs="Arial" w:eastAsia="Arial" w:hAnsi="Arial"/>
@@ -3538,9 +4400,6 @@
             <w:vAlign w:val="center"/>
           </w:tcPr>
           <w:p>
-            <w:pPr>
-              <w:jc w:val="left"/>
-            </w:pPr>
             <w:r>
               <w:rPr>
                 <w:rFonts w:ascii="Arial" w:cs="Arial" w:eastAsia="Arial" w:hAnsi="Arial"/>
@@ -3550,7 +4409,7 @@
                 <w:sz w:val="20"/>
                 <w:szCs w:val="20"/>
               </w:rPr>
-              <w:t xml:space="preserve">How to Do It</w:t>
+              <w:t xml:space="preserve">How</w:t>
             </w:r>
           </w:p>
         </w:tc>
@@ -3581,7 +4440,7 @@
                 <w:sz w:val="20"/>
                 <w:szCs w:val="20"/>
               </w:rPr>
-              <w:t xml:space="preserve">Invite a new user</w:t>
+              <w:t xml:space="preserve">Invite a user</w:t>
             </w:r>
           </w:p>
         </w:tc>
@@ -3610,7 +4469,7 @@
                 <w:sz w:val="20"/>
                 <w:szCs w:val="20"/>
               </w:rPr>
-              <w:t xml:space="preserve">Share the server URL — they sign up themselves</w:t>
+              <w:t xml:space="preserve">Share the server URL</w:t>
             </w:r>
           </w:p>
         </w:tc>
@@ -3641,7 +4500,7 @@
                 <w:sz w:val="20"/>
                 <w:szCs w:val="20"/>
               </w:rPr>
-              <w:t xml:space="preserve">Grant admin role</w:t>
+              <w:t xml:space="preserve">Rename server</w:t>
             </w:r>
           </w:p>
         </w:tc>
@@ -3670,7 +4529,7 @@
                 <w:sz w:val="20"/>
                 <w:szCs w:val="20"/>
               </w:rPr>
-              <w:t xml:space="preserve">Railway → Postgres → Data tab → run UPDATE SQL</w:t>
+              <w:t xml:space="preserve">Admin Settings &gt; Server tab &gt; Save</w:t>
             </w:r>
           </w:p>
         </w:tc>
@@ -3701,7 +4560,7 @@
                 <w:sz w:val="20"/>
                 <w:szCs w:val="20"/>
               </w:rPr>
-              <w:t xml:space="preserve">Revoke admin role</w:t>
+              <w:t xml:space="preserve">Create channel</w:t>
             </w:r>
           </w:p>
         </w:tc>
@@ -3730,7 +4589,7 @@
                 <w:sz w:val="20"/>
                 <w:szCs w:val="20"/>
               </w:rPr>
-              <w:t xml:space="preserve">Railway → Postgres → Data tab → run UPDATE SQL</w:t>
+              <w:t xml:space="preserve">Sidebar + button &gt; name &gt; Create</w:t>
             </w:r>
           </w:p>
         </w:tc>
@@ -3761,7 +4620,7 @@
                 <w:sz w:val="20"/>
                 <w:szCs w:val="20"/>
               </w:rPr>
-              <w:t xml:space="preserve">Delete a user</w:t>
+              <w:t xml:space="preserve">Rename channel</w:t>
             </w:r>
           </w:p>
         </w:tc>
@@ -3790,7 +4649,7 @@
                 <w:sz w:val="20"/>
                 <w:szCs w:val="20"/>
               </w:rPr>
-              <w:t xml:space="preserve">Railway → Postgres → Data tab → run DELETE SQL</w:t>
+              <w:t xml:space="preserve">Admin Settings &gt; Channels &gt; pencil icon</w:t>
             </w:r>
           </w:p>
         </w:tc>
@@ -3821,7 +4680,7 @@
                 <w:sz w:val="20"/>
                 <w:szCs w:val="20"/>
               </w:rPr>
-              <w:t xml:space="preserve">Create a channel</w:t>
+              <w:t xml:space="preserve">Delete channel</w:t>
             </w:r>
           </w:p>
         </w:tc>
@@ -3850,7 +4709,7 @@
                 <w:sz w:val="20"/>
                 <w:szCs w:val="20"/>
               </w:rPr>
-              <w:t xml:space="preserve">Chatter app → click + next to channel section</w:t>
+              <w:t xml:space="preserve">Sidebar &gt; hover &gt; trash icon</w:t>
             </w:r>
           </w:p>
         </w:tc>
@@ -3881,7 +4740,7 @@
                 <w:sz w:val="20"/>
                 <w:szCs w:val="20"/>
               </w:rPr>
-              <w:t xml:space="preserve">Delete a channel</w:t>
+              <w:t xml:space="preserve">Delete a message</w:t>
             </w:r>
           </w:p>
         </w:tc>
@@ -3910,7 +4769,7 @@
                 <w:sz w:val="20"/>
                 <w:szCs w:val="20"/>
               </w:rPr>
-              <w:t xml:space="preserve">Chatter app → hover channel → click trash icon</w:t>
+              <w:t xml:space="preserve">Hover message &gt; trash icon</w:t>
             </w:r>
           </w:p>
         </w:tc>
@@ -3941,7 +4800,7 @@
                 <w:sz w:val="20"/>
                 <w:szCs w:val="20"/>
               </w:rPr>
-              <w:t xml:space="preserve">Delete a message</w:t>
+              <w:t xml:space="preserve">Grant admin</w:t>
             </w:r>
           </w:p>
         </w:tc>
@@ -3970,7 +4829,7 @@
                 <w:sz w:val="20"/>
                 <w:szCs w:val="20"/>
               </w:rPr>
-              <w:t xml:space="preserve">Chatter app → hover message → click trash icon</w:t>
+              <w:t xml:space="preserve">Admin Settings &gt; Users &gt; Up Admin button</w:t>
             </w:r>
           </w:p>
         </w:tc>
@@ -4001,7 +4860,7 @@
                 <w:sz w:val="20"/>
                 <w:szCs w:val="20"/>
               </w:rPr>
-              <w:t xml:space="preserve">View all users</w:t>
+              <w:t xml:space="preserve">Revoke admin</w:t>
             </w:r>
           </w:p>
         </w:tc>
@@ -4030,7 +4889,7 @@
                 <w:sz w:val="20"/>
                 <w:szCs w:val="20"/>
               </w:rPr>
-              <w:t xml:space="preserve">Railway → Postgres → Data tab → run SELECT SQL</w:t>
+              <w:t xml:space="preserve">Admin Settings &gt; Users &gt; Down Member button</w:t>
             </w:r>
           </w:p>
         </w:tc>
@@ -4061,7 +4920,7 @@
                 <w:sz w:val="20"/>
                 <w:szCs w:val="20"/>
               </w:rPr>
-              <w:t xml:space="preserve">Restart the server</w:t>
+              <w:t xml:space="preserve">Remove user</w:t>
             </w:r>
           </w:p>
         </w:tc>
@@ -4090,7 +4949,7 @@
                 <w:sz w:val="20"/>
                 <w:szCs w:val="20"/>
               </w:rPr>
-              <w:t xml:space="preserve">Railway → backend service → Deployments → Redeploy</w:t>
+              <w:t xml:space="preserve">Admin Settings &gt; Users &gt; trash icon</w:t>
             </w:r>
           </w:p>
         </w:tc>
@@ -4121,6 +4980,126 @@
                 <w:sz w:val="20"/>
                 <w:szCs w:val="20"/>
               </w:rPr>
+              <w:t xml:space="preserve">Mute in voice</w:t>
+            </w:r>
+          </w:p>
+        </w:tc>
+        <w:tc>
+          <w:tcPr>
+            <w:tcW w:type="dxa" w:w="5560"/>
+            <w:tcBorders>
+              <w:top w:val="single" w:color="DDDDDD" w:sz="1"/>
+              <w:left w:val="single" w:color="DDDDDD" w:sz="1"/>
+              <w:bottom w:val="single" w:color="DDDDDD" w:sz="1"/>
+              <w:right w:val="single" w:color="DDDDDD" w:sz="1"/>
+            </w:tcBorders>
+            <w:shd w:fill="F8F9FF" w:val="clear"/>
+            <w:tcMar>
+              <w:top w:type="dxa" w:w="80"/>
+              <w:left w:type="dxa" w:w="150"/>
+              <w:bottom w:type="dxa" w:w="80"/>
+              <w:right w:type="dxa" w:w="150"/>
+            </w:tcMar>
+          </w:tcPr>
+          <w:p>
+            <w:r>
+              <w:rPr>
+                <w:rFonts w:ascii="Arial" w:cs="Arial" w:eastAsia="Arial" w:hAnsi="Arial"/>
+                <w:color w:val="313338"/>
+                <w:sz w:val="20"/>
+                <w:szCs w:val="20"/>
+              </w:rPr>
+              <w:t xml:space="preserve">In Voice panel &gt; mic icon</w:t>
+            </w:r>
+          </w:p>
+        </w:tc>
+      </w:tr>
+      <w:tr>
+        <w:tc>
+          <w:tcPr>
+            <w:tcW w:type="dxa" w:w="3800"/>
+            <w:tcBorders>
+              <w:top w:val="single" w:color="DDDDDD" w:sz="1"/>
+              <w:left w:val="single" w:color="DDDDDD" w:sz="1"/>
+              <w:bottom w:val="single" w:color="DDDDDD" w:sz="1"/>
+              <w:right w:val="single" w:color="DDDDDD" w:sz="1"/>
+            </w:tcBorders>
+            <w:shd w:fill="FFFFFF" w:val="clear"/>
+            <w:tcMar>
+              <w:top w:type="dxa" w:w="80"/>
+              <w:left w:type="dxa" w:w="150"/>
+              <w:bottom w:type="dxa" w:w="80"/>
+              <w:right w:type="dxa" w:w="150"/>
+            </w:tcMar>
+          </w:tcPr>
+          <w:p>
+            <w:r>
+              <w:rPr>
+                <w:rFonts w:ascii="Arial" w:cs="Arial" w:eastAsia="Arial" w:hAnsi="Arial"/>
+                <w:color w:val="313338"/>
+                <w:sz w:val="20"/>
+                <w:szCs w:val="20"/>
+              </w:rPr>
+              <w:t xml:space="preserve">Kick from voice</w:t>
+            </w:r>
+          </w:p>
+        </w:tc>
+        <w:tc>
+          <w:tcPr>
+            <w:tcW w:type="dxa" w:w="5560"/>
+            <w:tcBorders>
+              <w:top w:val="single" w:color="DDDDDD" w:sz="1"/>
+              <w:left w:val="single" w:color="DDDDDD" w:sz="1"/>
+              <w:bottom w:val="single" w:color="DDDDDD" w:sz="1"/>
+              <w:right w:val="single" w:color="DDDDDD" w:sz="1"/>
+            </w:tcBorders>
+            <w:shd w:fill="FFFFFF" w:val="clear"/>
+            <w:tcMar>
+              <w:top w:type="dxa" w:w="80"/>
+              <w:left w:type="dxa" w:w="150"/>
+              <w:bottom w:type="dxa" w:w="80"/>
+              <w:right w:type="dxa" w:w="150"/>
+            </w:tcMar>
+          </w:tcPr>
+          <w:p>
+            <w:r>
+              <w:rPr>
+                <w:rFonts w:ascii="Arial" w:cs="Arial" w:eastAsia="Arial" w:hAnsi="Arial"/>
+                <w:color w:val="313338"/>
+                <w:sz w:val="20"/>
+                <w:szCs w:val="20"/>
+              </w:rPr>
+              <w:t xml:space="preserve">In Voice panel &gt; remove icon</w:t>
+            </w:r>
+          </w:p>
+        </w:tc>
+      </w:tr>
+      <w:tr>
+        <w:tc>
+          <w:tcPr>
+            <w:tcW w:type="dxa" w:w="3800"/>
+            <w:tcBorders>
+              <w:top w:val="single" w:color="DDDDDD" w:sz="1"/>
+              <w:left w:val="single" w:color="DDDDDD" w:sz="1"/>
+              <w:bottom w:val="single" w:color="DDDDDD" w:sz="1"/>
+              <w:right w:val="single" w:color="DDDDDD" w:sz="1"/>
+            </w:tcBorders>
+            <w:shd w:fill="F8F9FF" w:val="clear"/>
+            <w:tcMar>
+              <w:top w:type="dxa" w:w="80"/>
+              <w:left w:type="dxa" w:w="150"/>
+              <w:bottom w:type="dxa" w:w="80"/>
+              <w:right w:type="dxa" w:w="150"/>
+            </w:tcMar>
+          </w:tcPr>
+          <w:p>
+            <w:r>
+              <w:rPr>
+                <w:rFonts w:ascii="Arial" w:cs="Arial" w:eastAsia="Arial" w:hAnsi="Arial"/>
+                <w:color w:val="313338"/>
+                <w:sz w:val="20"/>
+                <w:szCs w:val="20"/>
+              </w:rPr>
               <w:t xml:space="preserve">View server logs</w:t>
             </w:r>
           </w:p>
@@ -4150,7 +5129,67 @@
                 <w:sz w:val="20"/>
                 <w:szCs w:val="20"/>
               </w:rPr>
-              <w:t xml:space="preserve">Railway → backend service → Deployments → View logs</w:t>
+              <w:t xml:space="preserve">Railway &gt; backend service &gt; Deployments &gt; View logs</w:t>
+            </w:r>
+          </w:p>
+        </w:tc>
+      </w:tr>
+      <w:tr>
+        <w:tc>
+          <w:tcPr>
+            <w:tcW w:type="dxa" w:w="3800"/>
+            <w:tcBorders>
+              <w:top w:val="single" w:color="DDDDDD" w:sz="1"/>
+              <w:left w:val="single" w:color="DDDDDD" w:sz="1"/>
+              <w:bottom w:val="single" w:color="DDDDDD" w:sz="1"/>
+              <w:right w:val="single" w:color="DDDDDD" w:sz="1"/>
+            </w:tcBorders>
+            <w:shd w:fill="FFFFFF" w:val="clear"/>
+            <w:tcMar>
+              <w:top w:type="dxa" w:w="80"/>
+              <w:left w:type="dxa" w:w="150"/>
+              <w:bottom w:type="dxa" w:w="80"/>
+              <w:right w:type="dxa" w:w="150"/>
+            </w:tcMar>
+          </w:tcPr>
+          <w:p>
+            <w:r>
+              <w:rPr>
+                <w:rFonts w:ascii="Arial" w:cs="Arial" w:eastAsia="Arial" w:hAnsi="Arial"/>
+                <w:color w:val="313338"/>
+                <w:sz w:val="20"/>
+                <w:szCs w:val="20"/>
+              </w:rPr>
+              <w:t xml:space="preserve">Restart backend</w:t>
+            </w:r>
+          </w:p>
+        </w:tc>
+        <w:tc>
+          <w:tcPr>
+            <w:tcW w:type="dxa" w:w="5560"/>
+            <w:tcBorders>
+              <w:top w:val="single" w:color="DDDDDD" w:sz="1"/>
+              <w:left w:val="single" w:color="DDDDDD" w:sz="1"/>
+              <w:bottom w:val="single" w:color="DDDDDD" w:sz="1"/>
+              <w:right w:val="single" w:color="DDDDDD" w:sz="1"/>
+            </w:tcBorders>
+            <w:shd w:fill="FFFFFF" w:val="clear"/>
+            <w:tcMar>
+              <w:top w:type="dxa" w:w="80"/>
+              <w:left w:type="dxa" w:w="150"/>
+              <w:bottom w:type="dxa" w:w="80"/>
+              <w:right w:type="dxa" w:w="150"/>
+            </w:tcMar>
+          </w:tcPr>
+          <w:p>
+            <w:r>
+              <w:rPr>
+                <w:rFonts w:ascii="Arial" w:cs="Arial" w:eastAsia="Arial" w:hAnsi="Arial"/>
+                <w:color w:val="313338"/>
+                <w:sz w:val="20"/>
+                <w:szCs w:val="20"/>
+              </w:rPr>
+              <w:t xml:space="preserve">Railway &gt; backend service &gt; Deployments &gt; Redeploy</w:t>
             </w:r>
           </w:p>
         </w:tc>
@@ -4160,6 +5199,11 @@
       <w:pPr>
         <w:spacing w:after="200"/>
       </w:pPr>
+    </w:p>
+    <w:p>
+      <w:r>
+        <w:br w:type="page"/>
+      </w:r>
     </w:p>
     <w:p>
       <w:pPr>
@@ -4175,15 +5219,15 @@
           <w:b/>
           <w:bCs/>
           <w:color w:val="1E1F22"/>
-          <w:sz w:val="28"/>
-          <w:szCs w:val="28"/>
-        </w:rPr>
-        <w:t xml:space="preserve">8. Troubleshooting</w:t>
-      </w:r>
-    </w:p>
-    <w:p>
-      <w:pPr>
-        <w:spacing w:after="80"/>
+          <w:sz w:val="30"/>
+          <w:szCs w:val="30"/>
+        </w:rPr>
+        <w:t xml:space="preserve">9. Troubleshooting</w:t>
+      </w:r>
+    </w:p>
+    <w:p>
+      <w:pPr>
+        <w:spacing w:after="40"/>
       </w:pPr>
     </w:p>
     <w:tbl>
@@ -4199,8 +5243,8 @@
         </w:tblBorders>
       </w:tblPr>
       <w:tblGrid>
-        <w:gridCol w:w="3600"/>
-        <w:gridCol w:w="5760"/>
+        <w:gridCol w:w="3400"/>
+        <w:gridCol w:w="5960"/>
       </w:tblGrid>
       <w:tr>
         <w:trPr>
@@ -4208,7 +5252,7 @@
         </w:trPr>
         <w:tc>
           <w:tcPr>
-            <w:tcW w:type="dxa" w:w="3600"/>
+            <w:tcW w:type="dxa" w:w="3400"/>
             <w:tcBorders>
               <w:top w:val="single" w:color="5865F2" w:sz="1"/>
               <w:left w:val="single" w:color="5865F2" w:sz="1"/>
@@ -4225,9 +5269,6 @@
             <w:vAlign w:val="center"/>
           </w:tcPr>
           <w:p>
-            <w:pPr>
-              <w:jc w:val="left"/>
-            </w:pPr>
             <w:r>
               <w:rPr>
                 <w:rFonts w:ascii="Arial" w:cs="Arial" w:eastAsia="Arial" w:hAnsi="Arial"/>
@@ -4243,7 +5284,7 @@
         </w:tc>
         <w:tc>
           <w:tcPr>
-            <w:tcW w:type="dxa" w:w="5760"/>
+            <w:tcW w:type="dxa" w:w="5960"/>
             <w:tcBorders>
               <w:top w:val="single" w:color="5865F2" w:sz="1"/>
               <w:left w:val="single" w:color="5865F2" w:sz="1"/>
@@ -4260,9 +5301,6 @@
             <w:vAlign w:val="center"/>
           </w:tcPr>
           <w:p>
-            <w:pPr>
-              <w:jc w:val="left"/>
-            </w:pPr>
             <w:r>
               <w:rPr>
                 <w:rFonts w:ascii="Arial" w:cs="Arial" w:eastAsia="Arial" w:hAnsi="Arial"/>
@@ -4280,7 +5318,7 @@
       <w:tr>
         <w:tc>
           <w:tcPr>
-            <w:tcW w:type="dxa" w:w="3600"/>
+            <w:tcW w:type="dxa" w:w="3400"/>
             <w:tcBorders>
               <w:top w:val="single" w:color="DDDDDD" w:sz="1"/>
               <w:left w:val="single" w:color="DDDDDD" w:sz="1"/>
@@ -4303,13 +5341,13 @@
                 <w:sz w:val="20"/>
                 <w:szCs w:val="20"/>
               </w:rPr>
-              <w:t xml:space="preserve">User can't log in</w:t>
-            </w:r>
-          </w:p>
-        </w:tc>
-        <w:tc>
-          <w:tcPr>
-            <w:tcW w:type="dxa" w:w="5760"/>
+              <w:t xml:space="preserve">Gear icon not showing</w:t>
+            </w:r>
+          </w:p>
+        </w:tc>
+        <w:tc>
+          <w:tcPr>
+            <w:tcW w:type="dxa" w:w="5960"/>
             <w:tcBorders>
               <w:top w:val="single" w:color="DDDDDD" w:sz="1"/>
               <w:left w:val="single" w:color="DDDDDD" w:sz="1"/>
@@ -4332,7 +5370,7 @@
                 <w:sz w:val="20"/>
                 <w:szCs w:val="20"/>
               </w:rPr>
-              <w:t xml:space="preserve">Ask them to check their email/password. Reset via DELETE + re-signup if needed.</w:t>
+              <w:t xml:space="preserve">Log out and back in to refresh your role token</w:t>
             </w:r>
           </w:p>
         </w:tc>
@@ -4340,7 +5378,7 @@
       <w:tr>
         <w:tc>
           <w:tcPr>
-            <w:tcW w:type="dxa" w:w="3600"/>
+            <w:tcW w:type="dxa" w:w="3400"/>
             <w:tcBorders>
               <w:top w:val="single" w:color="DDDDDD" w:sz="1"/>
               <w:left w:val="single" w:color="DDDDDD" w:sz="1"/>
@@ -4363,13 +5401,13 @@
                 <w:sz w:val="20"/>
                 <w:szCs w:val="20"/>
               </w:rPr>
-              <w:t xml:space="preserve">Admin buttons not showing</w:t>
-            </w:r>
-          </w:p>
-        </w:tc>
-        <w:tc>
-          <w:tcPr>
-            <w:tcW w:type="dxa" w:w="5760"/>
+              <w:t xml:space="preserve">Server name reverts</w:t>
+            </w:r>
+          </w:p>
+        </w:tc>
+        <w:tc>
+          <w:tcPr>
+            <w:tcW w:type="dxa" w:w="5960"/>
             <w:tcBorders>
               <w:top w:val="single" w:color="DDDDDD" w:sz="1"/>
               <w:left w:val="single" w:color="DDDDDD" w:sz="1"/>
@@ -4392,7 +5430,7 @@
                 <w:sz w:val="20"/>
                 <w:szCs w:val="20"/>
               </w:rPr>
-              <w:t xml:space="preserve">User must log out and back in after role is granted.</w:t>
+              <w:t xml:space="preserve">Hard refresh (Ctrl+Shift+R) after saving</w:t>
             </w:r>
           </w:p>
         </w:tc>
@@ -4400,7 +5438,7 @@
       <w:tr>
         <w:tc>
           <w:tcPr>
-            <w:tcW w:type="dxa" w:w="3600"/>
+            <w:tcW w:type="dxa" w:w="3400"/>
             <w:tcBorders>
               <w:top w:val="single" w:color="DDDDDD" w:sz="1"/>
               <w:left w:val="single" w:color="DDDDDD" w:sz="1"/>
@@ -4423,13 +5461,13 @@
                 <w:sz w:val="20"/>
                 <w:szCs w:val="20"/>
               </w:rPr>
-              <w:t xml:space="preserve">Messages not appearing</w:t>
-            </w:r>
-          </w:p>
-        </w:tc>
-        <w:tc>
-          <w:tcPr>
-            <w:tcW w:type="dxa" w:w="5760"/>
+              <w:t xml:space="preserve">User cannot log in</w:t>
+            </w:r>
+          </w:p>
+        </w:tc>
+        <w:tc>
+          <w:tcPr>
+            <w:tcW w:type="dxa" w:w="5960"/>
             <w:tcBorders>
               <w:top w:val="single" w:color="DDDDDD" w:sz="1"/>
               <w:left w:val="single" w:color="DDDDDD" w:sz="1"/>
@@ -4452,7 +5490,7 @@
                 <w:sz w:val="20"/>
                 <w:szCs w:val="20"/>
               </w:rPr>
-              <w:t xml:space="preserve">Refresh the page. Check Railway backend logs for errors.</w:t>
+              <w:t xml:space="preserve">Check email/password. Reset by deleting and re-signing up.</w:t>
             </w:r>
           </w:p>
         </w:tc>
@@ -4460,7 +5498,7 @@
       <w:tr>
         <w:tc>
           <w:tcPr>
-            <w:tcW w:type="dxa" w:w="3600"/>
+            <w:tcW w:type="dxa" w:w="3400"/>
             <w:tcBorders>
               <w:top w:val="single" w:color="DDDDDD" w:sz="1"/>
               <w:left w:val="single" w:color="DDDDDD" w:sz="1"/>
@@ -4489,7 +5527,7 @@
         </w:tc>
         <w:tc>
           <w:tcPr>
-            <w:tcW w:type="dxa" w:w="5760"/>
+            <w:tcW w:type="dxa" w:w="5960"/>
             <w:tcBorders>
               <w:top w:val="single" w:color="DDDDDD" w:sz="1"/>
               <w:left w:val="single" w:color="DDDDDD" w:sz="1"/>
@@ -4512,7 +5550,7 @@
                 <w:sz w:val="20"/>
                 <w:szCs w:val="20"/>
               </w:rPr>
-              <w:t xml:space="preserve">Check LiveKit env vars in Railway backend service Variables tab.</w:t>
+              <w:t xml:space="preserve">Verify LIVEKIT_* env vars in Railway backend Variables tab</w:t>
             </w:r>
           </w:p>
         </w:tc>
@@ -4520,7 +5558,7 @@
       <w:tr>
         <w:tc>
           <w:tcPr>
-            <w:tcW w:type="dxa" w:w="3600"/>
+            <w:tcW w:type="dxa" w:w="3400"/>
             <w:tcBorders>
               <w:top w:val="single" w:color="DDDDDD" w:sz="1"/>
               <w:left w:val="single" w:color="DDDDDD" w:sz="1"/>
@@ -4543,13 +5581,13 @@
                 <w:sz w:val="20"/>
                 <w:szCs w:val="20"/>
               </w:rPr>
-              <w:t xml:space="preserve">App shows "Failed to fetch"</w:t>
-            </w:r>
-          </w:p>
-        </w:tc>
-        <w:tc>
-          <w:tcPr>
-            <w:tcW w:type="dxa" w:w="5760"/>
+              <w:t xml:space="preserve">CORS error in console</w:t>
+            </w:r>
+          </w:p>
+        </w:tc>
+        <w:tc>
+          <w:tcPr>
+            <w:tcW w:type="dxa" w:w="5960"/>
             <w:tcBorders>
               <w:top w:val="single" w:color="DDDDDD" w:sz="1"/>
               <w:left w:val="single" w:color="DDDDDD" w:sz="1"/>
@@ -4572,7 +5610,7 @@
                 <w:sz w:val="20"/>
                 <w:szCs w:val="20"/>
               </w:rPr>
-              <w:t xml:space="preserve">Check CLIENT_URL in backend Variables matches the frontend URL exactly.</w:t>
+              <w:t xml:space="preserve">Update CLIENT_URL in backend Variables to match exact frontend URL</w:t>
             </w:r>
           </w:p>
         </w:tc>
@@ -4580,7 +5618,7 @@
       <w:tr>
         <w:tc>
           <w:tcPr>
-            <w:tcW w:type="dxa" w:w="3600"/>
+            <w:tcW w:type="dxa" w:w="3400"/>
             <w:tcBorders>
               <w:top w:val="single" w:color="DDDDDD" w:sz="1"/>
               <w:left w:val="single" w:color="DDDDDD" w:sz="1"/>
@@ -4603,13 +5641,13 @@
                 <w:sz w:val="20"/>
                 <w:szCs w:val="20"/>
               </w:rPr>
-              <w:t xml:space="preserve">Backend is offline</w:t>
-            </w:r>
-          </w:p>
-        </w:tc>
-        <w:tc>
-          <w:tcPr>
-            <w:tcW w:type="dxa" w:w="5760"/>
+              <w:t xml:space="preserve">Backend offline</w:t>
+            </w:r>
+          </w:p>
+        </w:tc>
+        <w:tc>
+          <w:tcPr>
+            <w:tcW w:type="dxa" w:w="5960"/>
             <w:tcBorders>
               <w:top w:val="single" w:color="DDDDDD" w:sz="1"/>
               <w:left w:val="single" w:color="DDDDDD" w:sz="1"/>
@@ -4632,7 +5670,67 @@
                 <w:sz w:val="20"/>
                 <w:szCs w:val="20"/>
               </w:rPr>
-              <w:t xml:space="preserve">Railway → backend service → Deployments → Redeploy latest.</w:t>
+              <w:t xml:space="preserve">Railway &gt; backend &gt; Deployments &gt; Redeploy</w:t>
+            </w:r>
+          </w:p>
+        </w:tc>
+      </w:tr>
+      <w:tr>
+        <w:tc>
+          <w:tcPr>
+            <w:tcW w:type="dxa" w:w="3400"/>
+            <w:tcBorders>
+              <w:top w:val="single" w:color="DDDDDD" w:sz="1"/>
+              <w:left w:val="single" w:color="DDDDDD" w:sz="1"/>
+              <w:bottom w:val="single" w:color="DDDDDD" w:sz="1"/>
+              <w:right w:val="single" w:color="DDDDDD" w:sz="1"/>
+            </w:tcBorders>
+            <w:shd w:fill="FFFFFF" w:val="clear"/>
+            <w:tcMar>
+              <w:top w:type="dxa" w:w="80"/>
+              <w:left w:type="dxa" w:w="150"/>
+              <w:bottom w:type="dxa" w:w="80"/>
+              <w:right w:type="dxa" w:w="150"/>
+            </w:tcMar>
+          </w:tcPr>
+          <w:p>
+            <w:r>
+              <w:rPr>
+                <w:rFonts w:ascii="Arial" w:cs="Arial" w:eastAsia="Arial" w:hAnsi="Arial"/>
+                <w:color w:val="313338"/>
+                <w:sz w:val="20"/>
+                <w:szCs w:val="20"/>
+              </w:rPr>
+              <w:t xml:space="preserve">Messages not appearing</w:t>
+            </w:r>
+          </w:p>
+        </w:tc>
+        <w:tc>
+          <w:tcPr>
+            <w:tcW w:type="dxa" w:w="5960"/>
+            <w:tcBorders>
+              <w:top w:val="single" w:color="DDDDDD" w:sz="1"/>
+              <w:left w:val="single" w:color="DDDDDD" w:sz="1"/>
+              <w:bottom w:val="single" w:color="DDDDDD" w:sz="1"/>
+              <w:right w:val="single" w:color="DDDDDD" w:sz="1"/>
+            </w:tcBorders>
+            <w:shd w:fill="FFFFFF" w:val="clear"/>
+            <w:tcMar>
+              <w:top w:type="dxa" w:w="80"/>
+              <w:left w:type="dxa" w:w="150"/>
+              <w:bottom w:type="dxa" w:w="80"/>
+              <w:right w:type="dxa" w:w="150"/>
+            </w:tcMar>
+          </w:tcPr>
+          <w:p>
+            <w:r>
+              <w:rPr>
+                <w:rFonts w:ascii="Arial" w:cs="Arial" w:eastAsia="Arial" w:hAnsi="Arial"/>
+                <w:color w:val="313338"/>
+                <w:sz w:val="20"/>
+                <w:szCs w:val="20"/>
+              </w:rPr>
+              <w:t xml:space="preserve">Refresh the page; check Railway backend logs for errors</w:t>
             </w:r>
           </w:p>
         </w:tc>
@@ -4658,7 +5756,7 @@
           <w:sz w:val="18"/>
           <w:szCs w:val="18"/>
         </w:rPr>
-        <w:t xml:space="preserve">Chatter is hosted on Railway.app • Powered by React, Node.js, Socket.io, PostgreSQL &amp; LiveKit</w:t>
+        <w:t xml:space="preserve">Chatter is hosted on Railway.app  •  React • Node.js • Socket.io • PostgreSQL • LiveKit</w:t>
       </w:r>
     </w:p>
     <w:sectPr>
@@ -4721,7 +5819,7 @@
       <w:pBdr>
         <w:top w:val="single" w:color="DDDDDD" w:sz="2" w:space="6"/>
       </w:pBdr>
-      <w:spacing w:before="120"/>
+      <w:spacing w:before="100"/>
       <w:jc w:val="center"/>
     </w:pPr>
     <w:r>
@@ -4814,7 +5912,7 @@
       <w:pBdr>
         <w:bottom w:val="single" w:color="5865F2" w:sz="4" w:space="6"/>
       </w:pBdr>
-      <w:spacing w:after="120"/>
+      <w:spacing w:after="100"/>
     </w:pPr>
     <w:r>
       <w:rPr>
@@ -4825,7 +5923,7 @@
         <w:sz w:val="20"/>
         <w:szCs w:val="20"/>
       </w:rPr>
-      <w:t xml:space="preserve">Chatter </w:t>
+      <w:t xml:space="preserve">Chatter  </w:t>
     </w:r>
     <w:r>
       <w:rPr>
@@ -5168,8 +6266,8 @@
       <w:b/>
       <w:bCs/>
       <w:color w:val="1E1F22"/>
-      <w:sz w:val="28"/>
-      <w:szCs w:val="28"/>
+      <w:sz w:val="30"/>
+      <w:szCs w:val="30"/>
     </w:rPr>
   </w:style>
   <w:style w:type="paragraph" w:styleId="Heading2">
@@ -5178,7 +6276,7 @@
     <w:next w:val="Normal"/>
     <w:qFormat/>
     <w:pPr>
-      <w:spacing w:after="120" w:before="280"/>
+      <w:spacing w:after="100" w:before="260"/>
       <w:outlineLvl w:val="1"/>
     </w:pPr>
     <w:rPr>
